--- a/eng/docx/18.content.docx
+++ b/eng/docx/18.content.docx
@@ -19,7 +19,7 @@
         <w:rPr>
           <w:lang w:val="en_US" w:bidi="en_US"/>
         </w:rPr>
-        <w:t>Resource: Study Notes - Book Intros (Tyndale)</w:t>
+        <w:t>Resource: Tyndale Open Study Notes</w:t>
       </w:r>
       <w:r>
         <w:rPr>
@@ -112,7 +112,7 @@
         <w:rPr>
           <w:lang w:val="en_US" w:bidi="en_US"/>
         </w:rPr>
-        <w:t>Study Notes - Book Intros (Tyndale)</w:t>
+        <w:t>Tyndale Open Study Notes</w:t>
       </w:r>
     </w:p>
     <w:p>

--- a/eng/docx/18.content.docx
+++ b/eng/docx/18.content.docx
@@ -231,20 +231,651 @@
         <w:rPr>
           <w:lang w:val="en_US" w:bidi="en_US"/>
         </w:rPr>
-        <w:t xml:space="preserve">When suffering comes to us, we often ask why. People sometimes say it’s because the sufferer did something wrong. The book of Job examines the suffering of one man who suffered precisely </w:t>
+        <w:t xml:space="preserve">When we experience suffering, we often ask why. Some people say suffering happens because the person did something wrong. The book of Job questions that idea. It tells about Job, a man who suffered even though he was blameless. </w:t>
+      </w:r>
+    </w:p>
+    <w:p>
+      <w:pPr/>
+      <w:r>
+        <w:rPr>
+          <w:lang w:val="en_US" w:bidi="en_US"/>
+        </w:rPr>
+      </w:r>
+      <w:r>
+        <w:rPr>
+          <w:lang w:val="en_US" w:bidi="en_US"/>
+        </w:rPr>
+        <w:t>Job’s friends thought he must have done some hidden sin. They urged him to repent, or turn back to God. But Job knew he had not sinned in that way, so he questioned God.</w:t>
+      </w:r>
+    </w:p>
+    <w:p>
+      <w:pPr/>
+      <w:r>
+        <w:rPr>
+          <w:lang w:val="en_US" w:bidi="en_US"/>
+        </w:rPr>
+      </w:r>
+      <w:r>
+        <w:rPr>
+          <w:lang w:val="en_US" w:bidi="en_US"/>
+        </w:rPr>
+        <w:t>At last, God appeared to Job. But God did not give Job the answers he wanted. Instead, God helped Job see things in a new way. Then God blessed him.</w:t>
+      </w:r>
+    </w:p>
+    <w:p>
+      <w:pPr>
+        <w:pStyle w:val="Heading2"/>
+      </w:pPr>
+      <w:r>
+        <w:rPr>
+          <w:lang w:val="en_US" w:bidi="en_US"/>
+        </w:rPr>
+        <w:t>Setting</w:t>
+      </w:r>
+    </w:p>
+    <w:p>
+      <w:pPr/>
+      <w:r>
+        <w:rPr>
+          <w:lang w:val="en_US" w:bidi="en_US"/>
+        </w:rPr>
+      </w:r>
+      <w:r>
+        <w:rPr>
+          <w:lang w:val="en_US" w:bidi="en_US"/>
+        </w:rPr>
+        <w:t>The book of Job takes place early in the patriarchal age. This was the time of Abraham, Isaac, and Jacob, before Israel became a nation. Job’s wealth was like Abraham’s wealth. It was measured in livestock and servants (</w:t>
+      </w:r>
+      <w:hyperlink r:id="rId13">
+        <w:r>
+          <w:rPr>
+            <w:lang w:val="en_US" w:bidi="en_US"/>
+          </w:rPr>
+          <w:rPr>
+            <w:color w:val="0000EE"/>
+            <w:u w:val="single"/>
+          </w:rPr>
+          <w:t>1:3</w:t>
+        </w:r>
+      </w:hyperlink>
+      <w:r>
+        <w:rPr>
+          <w:lang w:val="en_US" w:bidi="en_US"/>
+        </w:rPr>
+        <w:t xml:space="preserve">; </w:t>
+      </w:r>
+      <w:hyperlink r:id="rId14">
+        <w:r>
+          <w:rPr>
+            <w:lang w:val="en_US" w:bidi="en_US"/>
+          </w:rPr>
+          <w:rPr>
+            <w:color w:val="0000EE"/>
+            <w:u w:val="single"/>
+          </w:rPr>
+          <w:t>42:12</w:t>
+        </w:r>
+      </w:hyperlink>
+      <w:r>
+        <w:rPr>
+          <w:lang w:val="en_US" w:bidi="en_US"/>
+        </w:rPr>
+        <w:t xml:space="preserve">; see </w:t>
+      </w:r>
+      <w:hyperlink r:id="rId15">
+        <w:r>
+          <w:rPr>
+            <w:lang w:val="en_US" w:bidi="en_US"/>
+          </w:rPr>
+          <w:rPr>
+            <w:color w:val="0000EE"/>
+            <w:u w:val="single"/>
+          </w:rPr>
+          <w:t>Genesis 12:16</w:t>
+        </w:r>
+      </w:hyperlink>
+      <w:r>
+        <w:rPr>
+          <w:lang w:val="en_US" w:bidi="en_US"/>
+        </w:rPr>
+        <w:t xml:space="preserve">; </w:t>
+      </w:r>
+      <w:hyperlink r:id="rId16">
+        <w:r>
+          <w:rPr>
+            <w:lang w:val="en_US" w:bidi="en_US"/>
+          </w:rPr>
+          <w:rPr>
+            <w:color w:val="0000EE"/>
+            <w:u w:val="single"/>
+          </w:rPr>
+          <w:t>32:5</w:t>
+        </w:r>
+      </w:hyperlink>
+      <w:r>
+        <w:rPr>
+          <w:lang w:val="en_US" w:bidi="en_US"/>
+        </w:rPr>
+        <w:t xml:space="preserve">). </w:t>
+      </w:r>
+    </w:p>
+    <w:p>
+      <w:pPr/>
+      <w:r>
+        <w:rPr>
+          <w:lang w:val="en_US" w:bidi="en_US"/>
+        </w:rPr>
+      </w:r>
+      <w:r>
+        <w:rPr>
+          <w:lang w:val="en_US" w:bidi="en_US"/>
+        </w:rPr>
+        <w:t>Job also served as priest for his family. A priest offers worship and sacrifices to God. This was common before God gave the law of Moses (</w:t>
+      </w:r>
+      <w:hyperlink r:id="rId17">
+        <w:r>
+          <w:rPr>
+            <w:lang w:val="en_US" w:bidi="en_US"/>
+          </w:rPr>
+          <w:rPr>
+            <w:color w:val="0000EE"/>
+            <w:u w:val="single"/>
+          </w:rPr>
+          <w:t>1:5</w:t>
+        </w:r>
+      </w:hyperlink>
+      <w:r>
+        <w:rPr>
+          <w:lang w:val="en_US" w:bidi="en_US"/>
+        </w:rPr>
+        <w:t xml:space="preserve">; </w:t>
+      </w:r>
+      <w:hyperlink r:id="rId18">
+        <w:r>
+          <w:rPr>
+            <w:lang w:val="en_US" w:bidi="en_US"/>
+          </w:rPr>
+          <w:rPr>
+            <w:color w:val="0000EE"/>
+            <w:u w:val="single"/>
+          </w:rPr>
+          <w:t>42:8</w:t>
+        </w:r>
+      </w:hyperlink>
+      <w:r>
+        <w:rPr>
+          <w:lang w:val="en_US" w:bidi="en_US"/>
+        </w:rPr>
+        <w:t xml:space="preserve">; see </w:t>
+      </w:r>
+      <w:hyperlink r:id="rId19">
+        <w:r>
+          <w:rPr>
+            <w:lang w:val="en_US" w:bidi="en_US"/>
+          </w:rPr>
+          <w:rPr>
+            <w:color w:val="0000EE"/>
+            <w:u w:val="single"/>
+          </w:rPr>
+          <w:t>Genesis 4:4</w:t>
+        </w:r>
+      </w:hyperlink>
+      <w:r>
+        <w:rPr>
+          <w:lang w:val="en_US" w:bidi="en_US"/>
+        </w:rPr>
+        <w:t xml:space="preserve">; </w:t>
+      </w:r>
+      <w:hyperlink r:id="rId20">
+        <w:r>
+          <w:rPr>
+            <w:lang w:val="en_US" w:bidi="en_US"/>
+          </w:rPr>
+          <w:rPr>
+            <w:color w:val="0000EE"/>
+            <w:u w:val="single"/>
+          </w:rPr>
+          <w:t>8:20</w:t>
+        </w:r>
+      </w:hyperlink>
+      <w:r>
+        <w:rPr>
+          <w:lang w:val="en_US" w:bidi="en_US"/>
+        </w:rPr>
+        <w:t xml:space="preserve">; </w:t>
+      </w:r>
+      <w:hyperlink r:id="rId21">
+        <w:r>
+          <w:rPr>
+            <w:lang w:val="en_US" w:bidi="en_US"/>
+          </w:rPr>
+          <w:rPr>
+            <w:color w:val="0000EE"/>
+            <w:u w:val="single"/>
+          </w:rPr>
+          <w:t>12:7–8</w:t>
+        </w:r>
+      </w:hyperlink>
+      <w:r>
+        <w:rPr>
+          <w:lang w:val="en_US" w:bidi="en_US"/>
+        </w:rPr>
+        <w:t xml:space="preserve">; </w:t>
+      </w:r>
+      <w:hyperlink r:id="rId22">
+        <w:r>
+          <w:rPr>
+            <w:lang w:val="en_US" w:bidi="en_US"/>
+          </w:rPr>
+          <w:rPr>
+            <w:color w:val="0000EE"/>
+            <w:u w:val="single"/>
+          </w:rPr>
+          <w:t>13:18</w:t>
+        </w:r>
+      </w:hyperlink>
+      <w:r>
+        <w:rPr>
+          <w:lang w:val="en_US" w:bidi="en_US"/>
+        </w:rPr>
+        <w:t xml:space="preserve">; </w:t>
+      </w:r>
+      <w:hyperlink r:id="rId23">
+        <w:r>
+          <w:rPr>
+            <w:lang w:val="en_US" w:bidi="en_US"/>
+          </w:rPr>
+          <w:rPr>
+            <w:color w:val="0000EE"/>
+            <w:u w:val="single"/>
+          </w:rPr>
+          <w:t>15:9–10</w:t>
+        </w:r>
+      </w:hyperlink>
+      <w:r>
+        <w:rPr>
+          <w:lang w:val="en_US" w:bidi="en_US"/>
+        </w:rPr>
+        <w:t xml:space="preserve">; </w:t>
+      </w:r>
+      <w:hyperlink r:id="rId24">
+        <w:r>
+          <w:rPr>
+            <w:lang w:val="en_US" w:bidi="en_US"/>
+          </w:rPr>
+          <w:rPr>
+            <w:color w:val="0000EE"/>
+            <w:u w:val="single"/>
+          </w:rPr>
+          <w:t>26:25</w:t>
+        </w:r>
+      </w:hyperlink>
+      <w:r>
+        <w:rPr>
+          <w:lang w:val="en_US" w:bidi="en_US"/>
+        </w:rPr>
+        <w:t xml:space="preserve">; </w:t>
+      </w:r>
+      <w:hyperlink r:id="rId25">
+        <w:r>
+          <w:rPr>
+            <w:lang w:val="en_US" w:bidi="en_US"/>
+          </w:rPr>
+          <w:rPr>
+            <w:color w:val="0000EE"/>
+            <w:u w:val="single"/>
+          </w:rPr>
+          <w:t>33:20</w:t>
+        </w:r>
+      </w:hyperlink>
+      <w:r>
+        <w:rPr>
+          <w:lang w:val="en_US" w:bidi="en_US"/>
+        </w:rPr>
+        <w:t xml:space="preserve">; </w:t>
+      </w:r>
+      <w:hyperlink r:id="rId26">
+        <w:r>
+          <w:rPr>
+            <w:lang w:val="en_US" w:bidi="en_US"/>
+          </w:rPr>
+          <w:rPr>
+            <w:color w:val="0000EE"/>
+            <w:u w:val="single"/>
+          </w:rPr>
+          <w:t>35:1–6</w:t>
+        </w:r>
+      </w:hyperlink>
+      <w:r>
+        <w:rPr>
+          <w:lang w:val="en_US" w:bidi="en_US"/>
+        </w:rPr>
+        <w:t xml:space="preserve">; </w:t>
+      </w:r>
+      <w:hyperlink r:id="rId27">
+        <w:r>
+          <w:rPr>
+            <w:lang w:val="en_US" w:bidi="en_US"/>
+          </w:rPr>
+          <w:rPr>
+            <w:color w:val="0000EE"/>
+            <w:u w:val="single"/>
+          </w:rPr>
+          <w:t>46:1</w:t>
+        </w:r>
+      </w:hyperlink>
+      <w:r>
+        <w:rPr>
+          <w:lang w:val="en_US" w:bidi="en_US"/>
+        </w:rPr>
+        <w:t xml:space="preserve">). </w:t>
+      </w:r>
+    </w:p>
+    <w:p>
+      <w:pPr/>
+      <w:r>
+        <w:rPr>
+          <w:lang w:val="en_US" w:bidi="en_US"/>
+        </w:rPr>
+      </w:r>
+      <w:r>
+        <w:rPr>
+          <w:lang w:val="en_US" w:bidi="en_US"/>
+        </w:rPr>
+        <w:t>In Job’s time, the Sabeans and Chaldeans were groups who moved from place to place and attacked others (</w:t>
+      </w:r>
+      <w:hyperlink r:id="rId28">
+        <w:r>
+          <w:rPr>
+            <w:lang w:val="en_US" w:bidi="en_US"/>
+          </w:rPr>
+          <w:rPr>
+            <w:color w:val="0000EE"/>
+            <w:u w:val="single"/>
+          </w:rPr>
+          <w:t>1:15</w:t>
+        </w:r>
+      </w:hyperlink>
+      <w:r>
+        <w:rPr>
+          <w:lang w:val="en_US" w:bidi="en_US"/>
+        </w:rPr>
+        <w:t xml:space="preserve">, </w:t>
+      </w:r>
+      <w:hyperlink r:id="rId29">
+        <w:r>
+          <w:rPr>
+            <w:lang w:val="en_US" w:bidi="en_US"/>
+          </w:rPr>
+          <w:rPr>
+            <w:color w:val="0000EE"/>
+            <w:u w:val="single"/>
+          </w:rPr>
+          <w:t>17</w:t>
+        </w:r>
+      </w:hyperlink>
+      <w:r>
+        <w:rPr>
+          <w:lang w:val="en_US" w:bidi="en_US"/>
+        </w:rPr>
+        <w:t xml:space="preserve">). They were not yet powerful nations with strong political and economic control, as they were later in Israel’s history (compare </w:t>
+      </w:r>
+      <w:hyperlink r:id="rId30">
+        <w:r>
+          <w:rPr>
+            <w:lang w:val="en_US" w:bidi="en_US"/>
+          </w:rPr>
+          <w:rPr>
+            <w:color w:val="0000EE"/>
+            <w:u w:val="single"/>
+          </w:rPr>
+          <w:t>Isaiah 45:14</w:t>
+        </w:r>
+      </w:hyperlink>
+      <w:r>
+        <w:rPr>
+          <w:lang w:val="en_US" w:bidi="en_US"/>
+        </w:rPr>
+        <w:t xml:space="preserve">; </w:t>
+      </w:r>
+      <w:hyperlink r:id="rId31">
+        <w:r>
+          <w:rPr>
+            <w:lang w:val="en_US" w:bidi="en_US"/>
+          </w:rPr>
+          <w:rPr>
+            <w:color w:val="0000EE"/>
+            <w:u w:val="single"/>
+          </w:rPr>
+          <w:t>Joel 3:8</w:t>
+        </w:r>
+      </w:hyperlink>
+      <w:r>
+        <w:rPr>
+          <w:lang w:val="en_US" w:bidi="en_US"/>
+        </w:rPr>
+        <w:t xml:space="preserve">). </w:t>
+      </w:r>
+    </w:p>
+    <w:p>
+      <w:pPr/>
+      <w:r>
+        <w:rPr>
+          <w:lang w:val="en_US" w:bidi="en_US"/>
+        </w:rPr>
+      </w:r>
+      <w:r>
+        <w:rPr>
+          <w:lang w:val="en_US" w:bidi="en_US"/>
+        </w:rPr>
+        <w:t xml:space="preserve">Job and his relatives used money called the </w:t>
       </w:r>
       <w:r>
         <w:rPr>
           <w:i/>
           <w:lang w:val="en_US" w:bidi="en_US"/>
         </w:rPr>
-        <w:t>because</w:t>
-      </w:r>
-      <w:r>
-        <w:rPr>
-          <w:lang w:val="en_US" w:bidi="en_US"/>
-        </w:rPr>
-        <w:t xml:space="preserve"> he was blameless. Job’s friends supposed that he was guilty of some unknown sin. They tried to persuade him to repent, but Job knew he hadn’t sinned, so he questioned God. Finally, God appeared, but he did not give Job the answers he sought. Instead, God confronted Job, changed his perspective, and blessed him.</w:t>
+        <w:t xml:space="preserve">kesitah </w:t>
+      </w:r>
+      <w:r>
+        <w:rPr>
+          <w:lang w:val="en_US" w:bidi="en_US"/>
+        </w:rPr>
+        <w:t xml:space="preserve"> ("a piece of silver" in the Berean Standard Bible; </w:t>
+      </w:r>
+      <w:hyperlink r:id="rId32">
+        <w:r>
+          <w:rPr>
+            <w:lang w:val="en_US" w:bidi="en_US"/>
+          </w:rPr>
+          <w:rPr>
+            <w:color w:val="0000EE"/>
+            <w:u w:val="single"/>
+          </w:rPr>
+          <w:t>42:11</w:t>
+        </w:r>
+      </w:hyperlink>
+      <w:r>
+        <w:rPr>
+          <w:lang w:val="en_US" w:bidi="en_US"/>
+        </w:rPr>
+        <w:t xml:space="preserve">). People used this kind of money during the patriarchal age (see </w:t>
+      </w:r>
+      <w:hyperlink r:id="rId33">
+        <w:r>
+          <w:rPr>
+            <w:lang w:val="en_US" w:bidi="en_US"/>
+          </w:rPr>
+          <w:rPr>
+            <w:color w:val="0000EE"/>
+            <w:u w:val="single"/>
+          </w:rPr>
+          <w:t>Genesis 33:19</w:t>
+        </w:r>
+      </w:hyperlink>
+      <w:r>
+        <w:rPr>
+          <w:lang w:val="en_US" w:bidi="en_US"/>
+        </w:rPr>
+        <w:t xml:space="preserve">; </w:t>
+      </w:r>
+      <w:hyperlink r:id="rId34">
+        <w:r>
+          <w:rPr>
+            <w:lang w:val="en_US" w:bidi="en_US"/>
+          </w:rPr>
+          <w:rPr>
+            <w:color w:val="0000EE"/>
+            <w:u w:val="single"/>
+          </w:rPr>
+          <w:t>Joshua 24:32</w:t>
+        </w:r>
+      </w:hyperlink>
+      <w:r>
+        <w:rPr>
+          <w:lang w:val="en_US" w:bidi="en_US"/>
+        </w:rPr>
+        <w:t xml:space="preserve">). </w:t>
+      </w:r>
+    </w:p>
+    <w:p>
+      <w:pPr/>
+      <w:r>
+        <w:rPr>
+          <w:lang w:val="en_US" w:bidi="en_US"/>
+        </w:rPr>
+      </w:r>
+      <w:r>
+        <w:rPr>
+          <w:lang w:val="en_US" w:bidi="en_US"/>
+        </w:rPr>
+        <w:t>Job also lived a very long life. Only people who lived before the flood and the patriarchs lived as long as, or longer than, Job (</w:t>
+      </w:r>
+      <w:hyperlink r:id="rId35">
+        <w:r>
+          <w:rPr>
+            <w:lang w:val="en_US" w:bidi="en_US"/>
+          </w:rPr>
+          <w:rPr>
+            <w:color w:val="0000EE"/>
+            <w:u w:val="single"/>
+          </w:rPr>
+          <w:t>Genesis 1–6</w:t>
+        </w:r>
+      </w:hyperlink>
+      <w:r>
+        <w:rPr>
+          <w:lang w:val="en_US" w:bidi="en_US"/>
+        </w:rPr>
+        <w:t xml:space="preserve">; </w:t>
+      </w:r>
+      <w:hyperlink r:id="rId36">
+        <w:r>
+          <w:rPr>
+            <w:lang w:val="en_US" w:bidi="en_US"/>
+          </w:rPr>
+          <w:rPr>
+            <w:color w:val="0000EE"/>
+            <w:u w:val="single"/>
+          </w:rPr>
+          <w:t>42:16</w:t>
+        </w:r>
+      </w:hyperlink>
+      <w:r>
+        <w:rPr>
+          <w:lang w:val="en_US" w:bidi="en_US"/>
+        </w:rPr>
+        <w:t xml:space="preserve">; see </w:t>
+      </w:r>
+      <w:hyperlink r:id="rId37">
+        <w:r>
+          <w:rPr>
+            <w:lang w:val="en_US" w:bidi="en_US"/>
+          </w:rPr>
+          <w:rPr>
+            <w:color w:val="0000EE"/>
+            <w:u w:val="single"/>
+          </w:rPr>
+          <w:t>5:3–32</w:t>
+        </w:r>
+      </w:hyperlink>
+      <w:r>
+        <w:rPr>
+          <w:lang w:val="en_US" w:bidi="en_US"/>
+        </w:rPr>
+        <w:t xml:space="preserve">; </w:t>
+      </w:r>
+      <w:hyperlink r:id="rId38">
+        <w:r>
+          <w:rPr>
+            <w:lang w:val="en_US" w:bidi="en_US"/>
+          </w:rPr>
+          <w:rPr>
+            <w:color w:val="0000EE"/>
+            <w:u w:val="single"/>
+          </w:rPr>
+          <w:t>25:7</w:t>
+        </w:r>
+      </w:hyperlink>
+      <w:r>
+        <w:rPr>
+          <w:lang w:val="en_US" w:bidi="en_US"/>
+        </w:rPr>
+        <w:t xml:space="preserve">; </w:t>
+      </w:r>
+      <w:hyperlink r:id="rId39">
+        <w:r>
+          <w:rPr>
+            <w:lang w:val="en_US" w:bidi="en_US"/>
+          </w:rPr>
+          <w:rPr>
+            <w:color w:val="0000EE"/>
+            <w:u w:val="single"/>
+          </w:rPr>
+          <w:t>35:28</w:t>
+        </w:r>
+      </w:hyperlink>
+      <w:r>
+        <w:rPr>
+          <w:lang w:val="en_US" w:bidi="en_US"/>
+        </w:rPr>
+        <w:t xml:space="preserve">; </w:t>
+      </w:r>
+      <w:hyperlink r:id="rId40">
+        <w:r>
+          <w:rPr>
+            <w:lang w:val="en_US" w:bidi="en_US"/>
+          </w:rPr>
+          <w:rPr>
+            <w:color w:val="0000EE"/>
+            <w:u w:val="single"/>
+          </w:rPr>
+          <w:t>47:28</w:t>
+        </w:r>
+      </w:hyperlink>
+      <w:r>
+        <w:rPr>
+          <w:lang w:val="en_US" w:bidi="en_US"/>
+        </w:rPr>
+        <w:t xml:space="preserve">; </w:t>
+      </w:r>
+      <w:hyperlink r:id="rId41">
+        <w:r>
+          <w:rPr>
+            <w:lang w:val="en_US" w:bidi="en_US"/>
+          </w:rPr>
+          <w:rPr>
+            <w:color w:val="0000EE"/>
+            <w:u w:val="single"/>
+          </w:rPr>
+          <w:t>50:26</w:t>
+        </w:r>
+      </w:hyperlink>
+      <w:r>
+        <w:rPr>
+          <w:lang w:val="en_US" w:bidi="en_US"/>
+        </w:rPr>
+        <w:t>). Through Job, readers return to the beginning of human history. They see how people first struggled to know God and understand the world.</w:t>
       </w:r>
     </w:p>
     <w:p>
@@ -255,7 +886,7 @@
         <w:rPr>
           <w:lang w:val="en_US" w:bidi="en_US"/>
         </w:rPr>
-        <w:t>Setting</w:t>
+        <w:t>Summary</w:t>
       </w:r>
     </w:p>
     <w:p>
@@ -269,18 +900,443 @@
         <w:rPr>
           <w:lang w:val="en_US" w:bidi="en_US"/>
         </w:rPr>
-        <w:t>The book of Job unfolds early in the patriarchal age, before Israel became a nation. Job’s wealth, like Abraham’s, was in livestock and slaves (</w:t>
-      </w:r>
-      <w:hyperlink r:id="rId13">
-        <w:r>
-          <w:rPr>
-            <w:lang w:val="en_US" w:bidi="en_US"/>
-          </w:rPr>
-          <w:rPr>
-            <w:color w:val="0000EE"/>
-            <w:u w:val="single"/>
-          </w:rPr>
-          <w:t>1:3</w:t>
+        <w:t xml:space="preserve">The prose introduction to Job is found in </w:t>
+      </w:r>
+      <w:hyperlink r:id="rId42">
+        <w:r>
+          <w:rPr>
+            <w:lang w:val="en_US" w:bidi="en_US"/>
+          </w:rPr>
+          <w:rPr>
+            <w:color w:val="0000EE"/>
+            <w:u w:val="single"/>
+          </w:rPr>
+          <w:t>chapters 1–2</w:t>
+        </w:r>
+      </w:hyperlink>
+      <w:r>
+        <w:rPr>
+          <w:lang w:val="en_US" w:bidi="en_US"/>
+        </w:rPr>
+        <w:t>. It shows the heavenly view of Job’s suffering. It also prepares the way for the human dialogue that makes up most of the book.</w:t>
+      </w:r>
+    </w:p>
+    <w:p>
+      <w:pPr/>
+      <w:r>
+        <w:rPr>
+          <w:lang w:val="en_US" w:bidi="en_US"/>
+        </w:rPr>
+      </w:r>
+      <w:r>
+        <w:rPr>
+          <w:lang w:val="en_US" w:bidi="en_US"/>
+        </w:rPr>
+        <w:t>Job was a righteous man. God allowed Satan to test him. In the heavenly courtroom, Satan said Job served God only because God had blessed him. Satan argued that if God took away those blessings, Job would "</w:t>
+      </w:r>
+      <w:r>
+        <w:rPr>
+          <w:lang w:val="en_US" w:bidi="en_US"/>
+        </w:rPr>
+        <w:t>surely curse You to Your face</w:t>
+      </w:r>
+      <w:r>
+        <w:rPr>
+          <w:lang w:val="en_US" w:bidi="en_US"/>
+        </w:rPr>
+        <w:t>" (</w:t>
+      </w:r>
+      <w:hyperlink r:id="rId43">
+        <w:r>
+          <w:rPr>
+            <w:lang w:val="en_US" w:bidi="en_US"/>
+          </w:rPr>
+          <w:rPr>
+            <w:color w:val="0000EE"/>
+            <w:u w:val="single"/>
+          </w:rPr>
+          <w:t>1:11</w:t>
+        </w:r>
+      </w:hyperlink>
+      <w:r>
+        <w:rPr>
+          <w:lang w:val="en_US" w:bidi="en_US"/>
+        </w:rPr>
+        <w:t>).</w:t>
+      </w:r>
+    </w:p>
+    <w:p>
+      <w:pPr/>
+      <w:r>
+        <w:rPr>
+          <w:lang w:val="en_US" w:bidi="en_US"/>
+        </w:rPr>
+      </w:r>
+      <w:r>
+        <w:rPr>
+          <w:lang w:val="en_US" w:bidi="en_US"/>
+        </w:rPr>
+        <w:t>But Job did not curse God. Instead, he said, "</w:t>
+      </w:r>
+      <w:r>
+        <w:rPr>
+          <w:lang w:val="en_US" w:bidi="en_US"/>
+        </w:rPr>
+        <w:t>Blessed be the name of the LORD</w:t>
+      </w:r>
+      <w:r>
+        <w:rPr>
+          <w:lang w:val="en_US" w:bidi="en_US"/>
+        </w:rPr>
+        <w:t>" (</w:t>
+      </w:r>
+      <w:hyperlink r:id="rId44">
+        <w:r>
+          <w:rPr>
+            <w:lang w:val="en_US" w:bidi="en_US"/>
+          </w:rPr>
+          <w:rPr>
+            <w:color w:val="0000EE"/>
+            <w:u w:val="single"/>
+          </w:rPr>
+          <w:t>1:21</w:t>
+        </w:r>
+      </w:hyperlink>
+      <w:r>
+        <w:rPr>
+          <w:lang w:val="en_US" w:bidi="en_US"/>
+        </w:rPr>
+        <w:t>). Later he said, "</w:t>
+      </w:r>
+      <w:r>
+        <w:rPr>
+          <w:lang w:val="en_US" w:bidi="en_US"/>
+        </w:rPr>
+        <w:t>Should we accept from God only good and not adversity?</w:t>
+      </w:r>
+      <w:r>
+        <w:rPr>
+          <w:lang w:val="en_US" w:bidi="en_US"/>
+        </w:rPr>
+        <w:t>" (</w:t>
+      </w:r>
+      <w:hyperlink r:id="rId45">
+        <w:r>
+          <w:rPr>
+            <w:lang w:val="en_US" w:bidi="en_US"/>
+          </w:rPr>
+          <w:rPr>
+            <w:color w:val="0000EE"/>
+            <w:u w:val="single"/>
+          </w:rPr>
+          <w:t>2:10</w:t>
+        </w:r>
+      </w:hyperlink>
+      <w:r>
+        <w:rPr>
+          <w:lang w:val="en_US" w:bidi="en_US"/>
+        </w:rPr>
+        <w:t>). In this way, Job showed that God’s praise of him was true.</w:t>
+      </w:r>
+    </w:p>
+    <w:p>
+      <w:pPr/>
+      <w:r>
+        <w:rPr>
+          <w:lang w:val="en_US" w:bidi="en_US"/>
+        </w:rPr>
+      </w:r>
+      <w:r>
+        <w:rPr>
+          <w:lang w:val="en_US" w:bidi="en_US"/>
+        </w:rPr>
+        <w:t>The scene then moves from the court of heaven to a human council. Three of Job’s friends come to show sympathy for him. For seven days, they sit with Job in silence. This seems to be a sincere effort to comfort him (</w:t>
+      </w:r>
+      <w:hyperlink r:id="rId46">
+        <w:r>
+          <w:rPr>
+            <w:lang w:val="en_US" w:bidi="en_US"/>
+          </w:rPr>
+          <w:rPr>
+            <w:color w:val="0000EE"/>
+            <w:u w:val="single"/>
+          </w:rPr>
+          <w:t>2:11–13</w:t>
+        </w:r>
+      </w:hyperlink>
+      <w:r>
+        <w:rPr>
+          <w:lang w:val="en_US" w:bidi="en_US"/>
+        </w:rPr>
+        <w:t>). But when Job speaks and shares his bitter complaint, his friends begin to criticize and condemn him (chapter</w:t>
+      </w:r>
+      <w:hyperlink r:id="rId47">
+        <w:r>
+          <w:rPr>
+            <w:lang w:val="en_US" w:bidi="en_US"/>
+          </w:rPr>
+          <w:rPr>
+            <w:color w:val="0000EE"/>
+            <w:u w:val="single"/>
+          </w:rPr>
+          <w:t xml:space="preserve"> 3</w:t>
+        </w:r>
+      </w:hyperlink>
+      <w:r>
+        <w:rPr>
+          <w:lang w:val="en_US" w:bidi="en_US"/>
+        </w:rPr>
+        <w:t>). They debate with Job in three rounds of speeches (chapters</w:t>
+      </w:r>
+      <w:hyperlink r:id="rId48">
+        <w:r>
+          <w:rPr>
+            <w:lang w:val="en_US" w:bidi="en_US"/>
+          </w:rPr>
+          <w:rPr>
+            <w:color w:val="0000EE"/>
+            <w:u w:val="single"/>
+          </w:rPr>
+          <w:t xml:space="preserve"> 4–27</w:t>
+        </w:r>
+      </w:hyperlink>
+      <w:r>
+        <w:rPr>
+          <w:lang w:val="en_US" w:bidi="en_US"/>
+        </w:rPr>
+        <w:t>). Their words move from hints of blame to direct accusations.</w:t>
+      </w:r>
+    </w:p>
+    <w:p>
+      <w:pPr/>
+      <w:r>
+        <w:rPr>
+          <w:lang w:val="en_US" w:bidi="en_US"/>
+        </w:rPr>
+      </w:r>
+      <w:r>
+        <w:rPr>
+          <w:lang w:val="en_US" w:bidi="en_US"/>
+        </w:rPr>
+        <w:t>Job’s friends make a strict theological argument. They say God is righteous, so he gives each person what that person deserves. For this reason, they believe Job’s suffering must be a just punishment for some evil he has done. Job answers each speech by saying that he is innocent. He insists that his suffering is not deserved and is not fair.</w:t>
+      </w:r>
+    </w:p>
+    <w:p>
+      <w:pPr/>
+      <w:r>
+        <w:rPr>
+          <w:lang w:val="en_US" w:bidi="en_US"/>
+        </w:rPr>
+      </w:r>
+      <w:r>
+        <w:rPr>
+          <w:lang w:val="en_US" w:bidi="en_US"/>
+        </w:rPr>
+        <w:t xml:space="preserve">After Job and his friends finish their three rounds of dialogue, a poetic section praises God as the only source of wisdom (chapter </w:t>
+      </w:r>
+      <w:hyperlink r:id="rId49">
+        <w:r>
+          <w:rPr>
+            <w:lang w:val="en_US" w:bidi="en_US"/>
+          </w:rPr>
+          <w:rPr>
+            <w:color w:val="0000EE"/>
+            <w:u w:val="single"/>
+          </w:rPr>
+          <w:t>28</w:t>
+        </w:r>
+      </w:hyperlink>
+      <w:r>
+        <w:rPr>
+          <w:lang w:val="en_US" w:bidi="en_US"/>
+        </w:rPr>
+        <w:t xml:space="preserve">). Job then gives his final speech. He speaks about his misery and also defends his righteousness (chapters </w:t>
+      </w:r>
+      <w:hyperlink r:id="rId50">
+        <w:r>
+          <w:rPr>
+            <w:lang w:val="en_US" w:bidi="en_US"/>
+          </w:rPr>
+          <w:rPr>
+            <w:color w:val="0000EE"/>
+            <w:u w:val="single"/>
+          </w:rPr>
+          <w:t>29–31</w:t>
+        </w:r>
+      </w:hyperlink>
+      <w:r>
+        <w:rPr>
+          <w:lang w:val="en_US" w:bidi="en_US"/>
+        </w:rPr>
+        <w:t>). After this, his three friends stop answering him (</w:t>
+      </w:r>
+      <w:hyperlink r:id="rId51">
+        <w:r>
+          <w:rPr>
+            <w:lang w:val="en_US" w:bidi="en_US"/>
+          </w:rPr>
+          <w:rPr>
+            <w:color w:val="0000EE"/>
+            <w:u w:val="single"/>
+          </w:rPr>
+          <w:t>32:1</w:t>
+        </w:r>
+      </w:hyperlink>
+      <w:r>
+        <w:rPr>
+          <w:lang w:val="en_US" w:bidi="en_US"/>
+        </w:rPr>
+        <w:t xml:space="preserve">). </w:t>
+      </w:r>
+    </w:p>
+    <w:p>
+      <w:pPr/>
+      <w:r>
+        <w:rPr>
+          <w:lang w:val="en_US" w:bidi="en_US"/>
+        </w:rPr>
+      </w:r>
+      <w:r>
+        <w:rPr>
+          <w:lang w:val="en_US" w:bidi="en_US"/>
+        </w:rPr>
+        <w:t xml:space="preserve">Then Elihu speaks. He is a new voice in the book. Elihu continues the human struggle to explain why Job is suffering (chapters </w:t>
+      </w:r>
+      <w:hyperlink r:id="rId52">
+        <w:r>
+          <w:rPr>
+            <w:lang w:val="en_US" w:bidi="en_US"/>
+          </w:rPr>
+          <w:rPr>
+            <w:color w:val="0000EE"/>
+            <w:u w:val="single"/>
+          </w:rPr>
+          <w:t>32–37</w:t>
+        </w:r>
+      </w:hyperlink>
+      <w:r>
+        <w:rPr>
+          <w:lang w:val="en_US" w:bidi="en_US"/>
+        </w:rPr>
+        <w:t xml:space="preserve">). Finally, God comes to challenge Job (chapters </w:t>
+      </w:r>
+      <w:hyperlink r:id="rId53">
+        <w:r>
+          <w:rPr>
+            <w:lang w:val="en_US" w:bidi="en_US"/>
+          </w:rPr>
+          <w:rPr>
+            <w:color w:val="0000EE"/>
+            <w:u w:val="single"/>
+          </w:rPr>
+          <w:t>38–41</w:t>
+        </w:r>
+      </w:hyperlink>
+      <w:r>
+        <w:rPr>
+          <w:lang w:val="en_US" w:bidi="en_US"/>
+        </w:rPr>
+        <w:t>). God does not answer Job’s case directly. Instead, God asks Job many questions. These questions show God’s power and rule over all things. Job responds with repentance. He admits that he does not have the right to question God in this way (</w:t>
+      </w:r>
+      <w:hyperlink r:id="rId54">
+        <w:r>
+          <w:rPr>
+            <w:lang w:val="en_US" w:bidi="en_US"/>
+          </w:rPr>
+          <w:rPr>
+            <w:color w:val="0000EE"/>
+            <w:u w:val="single"/>
+          </w:rPr>
+          <w:t>42:1–6</w:t>
+        </w:r>
+      </w:hyperlink>
+      <w:r>
+        <w:rPr>
+          <w:lang w:val="en_US" w:bidi="en_US"/>
+        </w:rPr>
+        <w:t>).</w:t>
+      </w:r>
+    </w:p>
+    <w:p>
+      <w:pPr/>
+      <w:r>
+        <w:rPr>
+          <w:lang w:val="en_US" w:bidi="en_US"/>
+        </w:rPr>
+      </w:r>
+      <w:r>
+        <w:rPr>
+          <w:lang w:val="en_US" w:bidi="en_US"/>
+        </w:rPr>
+        <w:t>In the final prose section, God again confirms that Job is righteous and faithful (</w:t>
+      </w:r>
+      <w:hyperlink r:id="rId55">
+        <w:r>
+          <w:rPr>
+            <w:lang w:val="en_US" w:bidi="en_US"/>
+          </w:rPr>
+          <w:rPr>
+            <w:color w:val="0000EE"/>
+            <w:u w:val="single"/>
+          </w:rPr>
+          <w:t>42:7–17</w:t>
+        </w:r>
+      </w:hyperlink>
+      <w:r>
+        <w:rPr>
+          <w:lang w:val="en_US" w:bidi="en_US"/>
+        </w:rPr>
+        <w:t>). God also judges Job’s friends because they did not speak rightly about him. Then God greatly blesses Job.</w:t>
+      </w:r>
+    </w:p>
+    <w:p>
+      <w:pPr>
+        <w:pStyle w:val="Heading2"/>
+      </w:pPr>
+      <w:r>
+        <w:rPr>
+          <w:lang w:val="en_US" w:bidi="en_US"/>
+        </w:rPr>
+        <w:t>Job as History</w:t>
+      </w:r>
+    </w:p>
+    <w:p>
+      <w:pPr/>
+      <w:r>
+        <w:rPr>
+          <w:lang w:val="en_US" w:bidi="en_US"/>
+        </w:rPr>
+      </w:r>
+      <w:r>
+        <w:rPr>
+          <w:lang w:val="en_US" w:bidi="en_US"/>
+        </w:rPr>
+        <w:t>The heavenly setting at the start of Job and God’s appearance at the end may lead some people today to see the book as a fictional parable.</w:t>
+      </w:r>
+    </w:p>
+    <w:p>
+      <w:pPr/>
+      <w:r>
+        <w:rPr>
+          <w:lang w:val="en_US" w:bidi="en_US"/>
+        </w:rPr>
+      </w:r>
+      <w:r>
+        <w:rPr>
+          <w:lang w:val="en_US" w:bidi="en_US"/>
+        </w:rPr>
+        <w:t xml:space="preserve">The poetic dialogues also show that Job is more than a simple historical record. But history can be told through poetry as well as through detailed narrative (see </w:t>
+      </w:r>
+      <w:hyperlink r:id="rId56">
+        <w:r>
+          <w:rPr>
+            <w:lang w:val="en_US" w:bidi="en_US"/>
+          </w:rPr>
+          <w:rPr>
+            <w:color w:val="0000EE"/>
+            <w:u w:val="single"/>
+          </w:rPr>
+          <w:t>Exodus 14:21–31</w:t>
         </w:r>
       </w:hyperlink>
       <w:r>
@@ -289,34 +1345,16 @@
         </w:rPr>
         <w:t xml:space="preserve">; </w:t>
       </w:r>
-      <w:hyperlink r:id="rId14">
-        <w:r>
-          <w:rPr>
-            <w:lang w:val="en_US" w:bidi="en_US"/>
-          </w:rPr>
-          <w:rPr>
-            <w:color w:val="0000EE"/>
-            <w:u w:val="single"/>
-          </w:rPr>
-          <w:t>42:12</w:t>
-        </w:r>
-      </w:hyperlink>
-      <w:r>
-        <w:rPr>
-          <w:lang w:val="en_US" w:bidi="en_US"/>
-        </w:rPr>
-        <w:t xml:space="preserve">; see </w:t>
-      </w:r>
-      <w:hyperlink r:id="rId15">
-        <w:r>
-          <w:rPr>
-            <w:lang w:val="en_US" w:bidi="en_US"/>
-          </w:rPr>
-          <w:rPr>
-            <w:color w:val="0000EE"/>
-            <w:u w:val="single"/>
-          </w:rPr>
-          <w:t>Gen 12:16</w:t>
+      <w:hyperlink r:id="rId57">
+        <w:r>
+          <w:rPr>
+            <w:lang w:val="en_US" w:bidi="en_US"/>
+          </w:rPr>
+          <w:rPr>
+            <w:color w:val="0000EE"/>
+            <w:u w:val="single"/>
+          </w:rPr>
+          <w:t>15:1–12</w:t>
         </w:r>
       </w:hyperlink>
       <w:r>
@@ -325,34 +1363,16 @@
         </w:rPr>
         <w:t xml:space="preserve">; </w:t>
       </w:r>
-      <w:hyperlink r:id="rId16">
-        <w:r>
-          <w:rPr>
-            <w:lang w:val="en_US" w:bidi="en_US"/>
-          </w:rPr>
-          <w:rPr>
-            <w:color w:val="0000EE"/>
-            <w:u w:val="single"/>
-          </w:rPr>
-          <w:t>32:5</w:t>
-        </w:r>
-      </w:hyperlink>
-      <w:r>
-        <w:rPr>
-          <w:lang w:val="en_US" w:bidi="en_US"/>
-        </w:rPr>
-        <w:t>). He was his family’s priest, as was a common practice before the law of Moses (</w:t>
-      </w:r>
-      <w:hyperlink r:id="rId17">
-        <w:r>
-          <w:rPr>
-            <w:lang w:val="en_US" w:bidi="en_US"/>
-          </w:rPr>
-          <w:rPr>
-            <w:color w:val="0000EE"/>
-            <w:u w:val="single"/>
-          </w:rPr>
-          <w:t>1:5</w:t>
+      <w:hyperlink r:id="rId58">
+        <w:r>
+          <w:rPr>
+            <w:lang w:val="en_US" w:bidi="en_US"/>
+          </w:rPr>
+          <w:rPr>
+            <w:color w:val="0000EE"/>
+            <w:u w:val="single"/>
+          </w:rPr>
+          <w:t>Psalms 78</w:t>
         </w:r>
       </w:hyperlink>
       <w:r>
@@ -361,34 +1381,66 @@
         </w:rPr>
         <w:t xml:space="preserve">; </w:t>
       </w:r>
-      <w:hyperlink r:id="rId18">
-        <w:r>
-          <w:rPr>
-            <w:lang w:val="en_US" w:bidi="en_US"/>
-          </w:rPr>
-          <w:rPr>
-            <w:color w:val="0000EE"/>
-            <w:u w:val="single"/>
-          </w:rPr>
-          <w:t>42:8</w:t>
-        </w:r>
-      </w:hyperlink>
-      <w:r>
-        <w:rPr>
-          <w:lang w:val="en_US" w:bidi="en_US"/>
-        </w:rPr>
-        <w:t xml:space="preserve">; see </w:t>
-      </w:r>
-      <w:hyperlink r:id="rId19">
-        <w:r>
-          <w:rPr>
-            <w:lang w:val="en_US" w:bidi="en_US"/>
-          </w:rPr>
-          <w:rPr>
-            <w:color w:val="0000EE"/>
-            <w:u w:val="single"/>
-          </w:rPr>
-          <w:t>Gen 4:4</w:t>
+      <w:hyperlink r:id="rId59">
+        <w:r>
+          <w:rPr>
+            <w:lang w:val="en_US" w:bidi="en_US"/>
+          </w:rPr>
+          <w:rPr>
+            <w:color w:val="0000EE"/>
+            <w:u w:val="single"/>
+          </w:rPr>
+          <w:t>105</w:t>
+        </w:r>
+      </w:hyperlink>
+      <w:r>
+        <w:rPr>
+          <w:lang w:val="en_US" w:bidi="en_US"/>
+        </w:rPr>
+        <w:t>).</w:t>
+      </w:r>
+    </w:p>
+    <w:p>
+      <w:pPr/>
+      <w:r>
+        <w:rPr>
+          <w:lang w:val="en_US" w:bidi="en_US"/>
+        </w:rPr>
+      </w:r>
+      <w:r>
+        <w:rPr>
+          <w:lang w:val="en_US" w:bidi="en_US"/>
+        </w:rPr>
+        <w:t>Other parts of the Bible suggest that Job was a historical person. The prophet Ezekiel and the apostle James both refer to Job as an example of "righteousness" and "perseverance" (</w:t>
+      </w:r>
+      <w:hyperlink r:id="rId60">
+        <w:r>
+          <w:rPr>
+            <w:lang w:val="en_US" w:bidi="en_US"/>
+          </w:rPr>
+          <w:rPr>
+            <w:color w:val="0000EE"/>
+            <w:u w:val="single"/>
+          </w:rPr>
+          <w:t>Ezekiel 14:14</w:t>
+        </w:r>
+      </w:hyperlink>
+      <w:r>
+        <w:rPr>
+          <w:lang w:val="en_US" w:bidi="en_US"/>
+        </w:rPr>
+        <w:t xml:space="preserve">, </w:t>
+      </w:r>
+      <w:hyperlink r:id="rId61">
+        <w:r>
+          <w:rPr>
+            <w:lang w:val="en_US" w:bidi="en_US"/>
+          </w:rPr>
+          <w:rPr>
+            <w:color w:val="0000EE"/>
+            <w:u w:val="single"/>
+          </w:rPr>
+          <w:t>20</w:t>
         </w:r>
       </w:hyperlink>
       <w:r>
@@ -397,16 +1449,115 @@
         </w:rPr>
         <w:t xml:space="preserve">; </w:t>
       </w:r>
-      <w:hyperlink r:id="rId20">
-        <w:r>
-          <w:rPr>
-            <w:lang w:val="en_US" w:bidi="en_US"/>
-          </w:rPr>
-          <w:rPr>
-            <w:color w:val="0000EE"/>
-            <w:u w:val="single"/>
-          </w:rPr>
-          <w:t>8:20</w:t>
+      <w:hyperlink r:id="rId62">
+        <w:r>
+          <w:rPr>
+            <w:lang w:val="en_US" w:bidi="en_US"/>
+          </w:rPr>
+          <w:rPr>
+            <w:color w:val="0000EE"/>
+            <w:u w:val="single"/>
+          </w:rPr>
+          <w:t>James 5:11</w:t>
+        </w:r>
+      </w:hyperlink>
+      <w:r>
+        <w:rPr>
+          <w:lang w:val="en_US" w:bidi="en_US"/>
+        </w:rPr>
+        <w:t>).</w:t>
+      </w:r>
+    </w:p>
+    <w:p>
+      <w:pPr>
+        <w:pStyle w:val="Heading2"/>
+      </w:pPr>
+      <w:r>
+        <w:rPr>
+          <w:lang w:val="en_US" w:bidi="en_US"/>
+        </w:rPr>
+        <w:t xml:space="preserve">Author and Date of Composition </w:t>
+      </w:r>
+    </w:p>
+    <w:p>
+      <w:pPr/>
+      <w:r>
+        <w:rPr>
+          <w:lang w:val="en_US" w:bidi="en_US"/>
+        </w:rPr>
+      </w:r>
+      <w:r>
+        <w:rPr>
+          <w:lang w:val="en_US" w:bidi="en_US"/>
+        </w:rPr>
+        <w:t>The author and writing history of Job are not clear. The story takes place in the patriarchal age, around 2000 BC. This was the time of Abraham, Isaac, and Jacob. But the book itself may have been written much later.</w:t>
+      </w:r>
+    </w:p>
+    <w:p>
+      <w:pPr/>
+      <w:r>
+        <w:rPr>
+          <w:lang w:val="en_US" w:bidi="en_US"/>
+        </w:rPr>
+      </w:r>
+      <w:r>
+        <w:rPr>
+          <w:lang w:val="en_US" w:bidi="en_US"/>
+        </w:rPr>
+        <w:t>Scholars have suggested many possible dates. Some place it during Israel’s wilderness journey, the time described in Exodus through Numbers. Others place it after the return from exile, the time described in Ezra and Nehemiah.</w:t>
+      </w:r>
+    </w:p>
+    <w:p>
+      <w:pPr/>
+      <w:r>
+        <w:rPr>
+          <w:lang w:val="en_US" w:bidi="en_US"/>
+        </w:rPr>
+      </w:r>
+      <w:r>
+        <w:rPr>
+          <w:lang w:val="en_US" w:bidi="en_US"/>
+        </w:rPr>
+        <w:t>The final form of Job was probably completed during the time of the monarchy, when kings ruled Israel and Judah. This is the time described in 1–2 Kings. During this period, other wisdom writings, such as Proverbs and Ecclesiastes, were also being collected.</w:t>
+      </w:r>
+    </w:p>
+    <w:p>
+      <w:pPr/>
+      <w:r>
+        <w:rPr>
+          <w:lang w:val="en_US" w:bidi="en_US"/>
+        </w:rPr>
+      </w:r>
+      <w:r>
+        <w:rPr>
+          <w:lang w:val="en_US" w:bidi="en_US"/>
+        </w:rPr>
+        <w:t xml:space="preserve">Even if Job was a historical person, we still do not know who wrote the book. We also do not know where the author lived or what place he had in society. </w:t>
+      </w:r>
+    </w:p>
+    <w:p>
+      <w:pPr/>
+      <w:r>
+        <w:rPr>
+          <w:lang w:val="en_US" w:bidi="en_US"/>
+        </w:rPr>
+      </w:r>
+      <w:r>
+        <w:rPr>
+          <w:lang w:val="en_US" w:bidi="en_US"/>
+        </w:rPr>
+        <w:t xml:space="preserve">The author seems to have been a wise teacher. He knew how to use proverbs (short sayings that teach wisdom; for example, </w:t>
+      </w:r>
+      <w:hyperlink r:id="rId63">
+        <w:r>
+          <w:rPr>
+            <w:lang w:val="en_US" w:bidi="en_US"/>
+          </w:rPr>
+          <w:rPr>
+            <w:color w:val="0000EE"/>
+            <w:u w:val="single"/>
+          </w:rPr>
+          <w:t>4:2</w:t>
         </w:r>
       </w:hyperlink>
       <w:r>
@@ -415,16 +1566,102 @@
         </w:rPr>
         <w:t xml:space="preserve">; </w:t>
       </w:r>
-      <w:hyperlink r:id="rId21">
-        <w:r>
-          <w:rPr>
-            <w:lang w:val="en_US" w:bidi="en_US"/>
-          </w:rPr>
-          <w:rPr>
-            <w:color w:val="0000EE"/>
-            <w:u w:val="single"/>
-          </w:rPr>
-          <w:t>12:7–8</w:t>
+      <w:hyperlink r:id="rId64">
+        <w:r>
+          <w:rPr>
+            <w:lang w:val="en_US" w:bidi="en_US"/>
+          </w:rPr>
+          <w:rPr>
+            <w:color w:val="0000EE"/>
+            <w:u w:val="single"/>
+          </w:rPr>
+          <w:t>6:5–6</w:t>
+        </w:r>
+      </w:hyperlink>
+      <w:r>
+        <w:rPr>
+          <w:lang w:val="en_US" w:bidi="en_US"/>
+        </w:rPr>
+        <w:t xml:space="preserve">). He also knew how to use rhetorical questions (questions asked to make a point; for example, </w:t>
+      </w:r>
+      <w:hyperlink r:id="rId65">
+        <w:r>
+          <w:rPr>
+            <w:lang w:val="en_US" w:bidi="en_US"/>
+          </w:rPr>
+          <w:rPr>
+            <w:color w:val="0000EE"/>
+            <w:u w:val="single"/>
+          </w:rPr>
+          <w:t>21:29</w:t>
+        </w:r>
+      </w:hyperlink>
+      <w:r>
+        <w:rPr>
+          <w:lang w:val="en_US" w:bidi="en_US"/>
+        </w:rPr>
+        <w:t>). He was skilled in clear and powerful speech. The author also knew about plants, animals, foreign cultures, and ancient history. This included knowledge of the patriarchal period.</w:t>
+      </w:r>
+    </w:p>
+    <w:p>
+      <w:pPr/>
+      <w:r>
+        <w:rPr>
+          <w:lang w:val="en_US" w:bidi="en_US"/>
+        </w:rPr>
+      </w:r>
+      <w:r>
+        <w:rPr>
+          <w:lang w:val="en_US" w:bidi="en_US"/>
+        </w:rPr>
+        <w:t>The date of Job cannot be known with certainty. The book does not give clear evidence from the events or people it mentions. The earliest other biblical reference to Job comes during the exile (</w:t>
+      </w:r>
+      <w:hyperlink r:id="rId60">
+        <w:r>
+          <w:rPr>
+            <w:lang w:val="en_US" w:bidi="en_US"/>
+          </w:rPr>
+          <w:rPr>
+            <w:color w:val="0000EE"/>
+            <w:u w:val="single"/>
+          </w:rPr>
+          <w:t>Ezekiel 14:14</w:t>
+        </w:r>
+      </w:hyperlink>
+      <w:r>
+        <w:rPr>
+          <w:lang w:val="en_US" w:bidi="en_US"/>
+        </w:rPr>
+        <w:t xml:space="preserve">, </w:t>
+      </w:r>
+      <w:hyperlink r:id="rId61">
+        <w:r>
+          <w:rPr>
+            <w:lang w:val="en_US" w:bidi="en_US"/>
+          </w:rPr>
+          <w:rPr>
+            <w:color w:val="0000EE"/>
+            <w:u w:val="single"/>
+          </w:rPr>
+          <w:t>20</w:t>
+        </w:r>
+      </w:hyperlink>
+      <w:r>
+        <w:rPr>
+          <w:lang w:val="en_US" w:bidi="en_US"/>
+        </w:rPr>
+        <w:t xml:space="preserve">). The book also cannot be dated with certainty from its teachings about God. These ideas do not point clearly to one time period. Its connection to other Old Testament texts also does not give a certain date (for example, compare </w:t>
+      </w:r>
+      <w:hyperlink r:id="rId66">
+        <w:r>
+          <w:rPr>
+            <w:lang w:val="en_US" w:bidi="en_US"/>
+          </w:rPr>
+          <w:rPr>
+            <w:color w:val="0000EE"/>
+            <w:u w:val="single"/>
+          </w:rPr>
+          <w:t>3:3–10</w:t>
         </w:r>
       </w:hyperlink>
       <w:r>
@@ -433,1155 +1670,86 @@
         </w:rPr>
         <w:t xml:space="preserve">; </w:t>
       </w:r>
-      <w:hyperlink r:id="rId22">
-        <w:r>
-          <w:rPr>
-            <w:lang w:val="en_US" w:bidi="en_US"/>
-          </w:rPr>
-          <w:rPr>
-            <w:color w:val="0000EE"/>
-            <w:u w:val="single"/>
-          </w:rPr>
-          <w:t>13:18</w:t>
-        </w:r>
-      </w:hyperlink>
-      <w:r>
-        <w:rPr>
-          <w:lang w:val="en_US" w:bidi="en_US"/>
-        </w:rPr>
-        <w:t xml:space="preserve">; </w:t>
-      </w:r>
-      <w:hyperlink r:id="rId23">
-        <w:r>
-          <w:rPr>
-            <w:lang w:val="en_US" w:bidi="en_US"/>
-          </w:rPr>
-          <w:rPr>
-            <w:color w:val="0000EE"/>
-            <w:u w:val="single"/>
-          </w:rPr>
-          <w:t>15:9–10</w:t>
-        </w:r>
-      </w:hyperlink>
-      <w:r>
-        <w:rPr>
-          <w:lang w:val="en_US" w:bidi="en_US"/>
-        </w:rPr>
-        <w:t xml:space="preserve">; </w:t>
-      </w:r>
-      <w:hyperlink r:id="rId24">
-        <w:r>
-          <w:rPr>
-            <w:lang w:val="en_US" w:bidi="en_US"/>
-          </w:rPr>
-          <w:rPr>
-            <w:color w:val="0000EE"/>
-            <w:u w:val="single"/>
-          </w:rPr>
-          <w:t>26:25</w:t>
-        </w:r>
-      </w:hyperlink>
-      <w:r>
-        <w:rPr>
-          <w:lang w:val="en_US" w:bidi="en_US"/>
-        </w:rPr>
-        <w:t xml:space="preserve">; </w:t>
-      </w:r>
-      <w:hyperlink r:id="rId25">
-        <w:r>
-          <w:rPr>
-            <w:lang w:val="en_US" w:bidi="en_US"/>
-          </w:rPr>
-          <w:rPr>
-            <w:color w:val="0000EE"/>
-            <w:u w:val="single"/>
-          </w:rPr>
-          <w:t>33:20</w:t>
-        </w:r>
-      </w:hyperlink>
-      <w:r>
-        <w:rPr>
-          <w:lang w:val="en_US" w:bidi="en_US"/>
-        </w:rPr>
-        <w:t xml:space="preserve">; </w:t>
-      </w:r>
-      <w:hyperlink r:id="rId26">
-        <w:r>
-          <w:rPr>
-            <w:lang w:val="en_US" w:bidi="en_US"/>
-          </w:rPr>
-          <w:rPr>
-            <w:color w:val="0000EE"/>
-            <w:u w:val="single"/>
-          </w:rPr>
-          <w:t>35:1–6</w:t>
-        </w:r>
-      </w:hyperlink>
-      <w:r>
-        <w:rPr>
-          <w:lang w:val="en_US" w:bidi="en_US"/>
-        </w:rPr>
-        <w:t xml:space="preserve">; </w:t>
-      </w:r>
-      <w:hyperlink r:id="rId27">
-        <w:r>
-          <w:rPr>
-            <w:lang w:val="en_US" w:bidi="en_US"/>
-          </w:rPr>
-          <w:rPr>
-            <w:color w:val="0000EE"/>
-            <w:u w:val="single"/>
-          </w:rPr>
-          <w:t>46:1</w:t>
-        </w:r>
-      </w:hyperlink>
-      <w:r>
-        <w:rPr>
-          <w:lang w:val="en_US" w:bidi="en_US"/>
-        </w:rPr>
-        <w:t>). During Job’s time, the Sabeans and Chaldeans were nomadic raiders (</w:t>
-      </w:r>
-      <w:hyperlink r:id="rId28">
-        <w:r>
-          <w:rPr>
-            <w:lang w:val="en_US" w:bidi="en_US"/>
-          </w:rPr>
-          <w:rPr>
-            <w:color w:val="0000EE"/>
-            <w:u w:val="single"/>
-          </w:rPr>
-          <w:t>1:15</w:t>
-        </w:r>
-      </w:hyperlink>
-      <w:r>
-        <w:rPr>
-          <w:lang w:val="en_US" w:bidi="en_US"/>
-        </w:rPr>
-        <w:t xml:space="preserve">, </w:t>
-      </w:r>
-      <w:hyperlink r:id="rId29">
-        <w:r>
-          <w:rPr>
-            <w:lang w:val="en_US" w:bidi="en_US"/>
-          </w:rPr>
-          <w:rPr>
-            <w:color w:val="0000EE"/>
-            <w:u w:val="single"/>
-          </w:rPr>
-          <w:t>17</w:t>
-        </w:r>
-      </w:hyperlink>
-      <w:r>
-        <w:rPr>
-          <w:lang w:val="en_US" w:bidi="en_US"/>
-        </w:rPr>
-        <w:t xml:space="preserve">), not important political and economic powers as in the late monarchical period (cp. </w:t>
-      </w:r>
-      <w:hyperlink r:id="rId30">
-        <w:r>
-          <w:rPr>
-            <w:lang w:val="en_US" w:bidi="en_US"/>
-          </w:rPr>
-          <w:rPr>
-            <w:color w:val="0000EE"/>
-            <w:u w:val="single"/>
-          </w:rPr>
-          <w:t>Isa 45:14</w:t>
-        </w:r>
-      </w:hyperlink>
-      <w:r>
-        <w:rPr>
-          <w:lang w:val="en_US" w:bidi="en_US"/>
-        </w:rPr>
-        <w:t xml:space="preserve">; </w:t>
-      </w:r>
-      <w:hyperlink r:id="rId31">
-        <w:r>
-          <w:rPr>
-            <w:lang w:val="en_US" w:bidi="en_US"/>
-          </w:rPr>
-          <w:rPr>
-            <w:color w:val="0000EE"/>
-            <w:u w:val="single"/>
-          </w:rPr>
-          <w:t>Joel 3:8</w:t>
-        </w:r>
-      </w:hyperlink>
-      <w:r>
-        <w:rPr>
-          <w:lang w:val="en_US" w:bidi="en_US"/>
-        </w:rPr>
-        <w:t xml:space="preserve">). The money used by Job and his relatives was called the </w:t>
+      <w:hyperlink r:id="rId67">
+        <w:r>
+          <w:rPr>
+            <w:lang w:val="en_US" w:bidi="en_US"/>
+          </w:rPr>
+          <w:rPr>
+            <w:color w:val="0000EE"/>
+            <w:u w:val="single"/>
+          </w:rPr>
+          <w:t>Jeremiah 20:14–18</w:t>
+        </w:r>
+      </w:hyperlink>
+      <w:r>
+        <w:rPr>
+          <w:lang w:val="en_US" w:bidi="en_US"/>
+        </w:rPr>
+        <w:t>). Job may even have been edited over time by several different people.</w:t>
+      </w:r>
+    </w:p>
+    <w:p>
+      <w:pPr>
+        <w:pStyle w:val="Heading2"/>
+      </w:pPr>
+      <w:r>
+        <w:rPr>
+          <w:lang w:val="en_US" w:bidi="en_US"/>
+        </w:rPr>
+        <w:t>Literary Characteristics</w:t>
+      </w:r>
+    </w:p>
+    <w:p>
+      <w:pPr>
+        <w:pStyle w:val="Heading3"/>
+      </w:pPr>
+      <w:r>
+        <w:rPr>
+          <w:lang w:val="en_US" w:bidi="en_US"/>
+        </w:rPr>
+        <w:t xml:space="preserve">Ancient Parallels to Job </w:t>
+      </w:r>
+    </w:p>
+    <w:p>
+      <w:pPr/>
+      <w:r>
+        <w:rPr>
+          <w:lang w:val="en_US" w:bidi="en_US"/>
+        </w:rPr>
+      </w:r>
+      <w:r>
+        <w:rPr>
+          <w:lang w:val="en_US" w:bidi="en_US"/>
+        </w:rPr>
+        <w:t>The book of Job is similar in some ways to other writings from the ancient Near East. The ancient Near East was the region around Israel, including places such as Mesopotamia and Egypt.</w:t>
+      </w:r>
+    </w:p>
+    <w:p>
+      <w:pPr/>
+      <w:r>
+        <w:rPr>
+          <w:lang w:val="en_US" w:bidi="en_US"/>
+        </w:rPr>
+      </w:r>
+      <w:r>
+        <w:rPr>
+          <w:lang w:val="en_US" w:bidi="en_US"/>
+        </w:rPr>
+        <w:t xml:space="preserve">The following list of parallels is based on James B. Pritchard, editor, </w:t>
       </w:r>
       <w:r>
         <w:rPr>
           <w:i/>
           <w:lang w:val="en_US" w:bidi="en_US"/>
         </w:rPr>
-        <w:t>kesitah</w:t>
-      </w:r>
-      <w:r>
-        <w:rPr>
-          <w:lang w:val="en_US" w:bidi="en_US"/>
-        </w:rPr>
-        <w:t>, which was used during the patriarchal age (</w:t>
-      </w:r>
-      <w:hyperlink r:id="rId32">
-        <w:r>
-          <w:rPr>
-            <w:lang w:val="en_US" w:bidi="en_US"/>
-          </w:rPr>
-          <w:rPr>
-            <w:color w:val="0000EE"/>
-            <w:u w:val="single"/>
-          </w:rPr>
-          <w:t>42:11</w:t>
-        </w:r>
-      </w:hyperlink>
-      <w:r>
-        <w:rPr>
-          <w:lang w:val="en_US" w:bidi="en_US"/>
-        </w:rPr>
-        <w:t xml:space="preserve">; see </w:t>
-      </w:r>
-      <w:hyperlink r:id="rId33">
-        <w:r>
-          <w:rPr>
-            <w:lang w:val="en_US" w:bidi="en_US"/>
-          </w:rPr>
-          <w:rPr>
-            <w:color w:val="0000EE"/>
-            <w:u w:val="single"/>
-          </w:rPr>
-          <w:t>Gen 33:19</w:t>
-        </w:r>
-      </w:hyperlink>
-      <w:r>
-        <w:rPr>
-          <w:lang w:val="en_US" w:bidi="en_US"/>
-        </w:rPr>
-        <w:t xml:space="preserve">; </w:t>
-      </w:r>
-      <w:hyperlink r:id="rId34">
-        <w:r>
-          <w:rPr>
-            <w:lang w:val="en_US" w:bidi="en_US"/>
-          </w:rPr>
-          <w:rPr>
-            <w:color w:val="0000EE"/>
-            <w:u w:val="single"/>
-          </w:rPr>
-          <w:t>Josh 24:32</w:t>
-        </w:r>
-      </w:hyperlink>
-      <w:r>
-        <w:rPr>
-          <w:lang w:val="en_US" w:bidi="en_US"/>
-        </w:rPr>
-        <w:t>). Only those who lived before the flood (</w:t>
-      </w:r>
-      <w:hyperlink r:id="rId35">
-        <w:r>
-          <w:rPr>
-            <w:lang w:val="en_US" w:bidi="en_US"/>
-          </w:rPr>
-          <w:rPr>
-            <w:color w:val="0000EE"/>
-            <w:u w:val="single"/>
-          </w:rPr>
-          <w:t>Gen 1–6</w:t>
-        </w:r>
-      </w:hyperlink>
-      <w:r>
-        <w:rPr>
-          <w:lang w:val="en_US" w:bidi="en_US"/>
-        </w:rPr>
-        <w:t>) and the patriarchs (Abraham, Isaac, and Jacob) matched or exceeded Job’s longevity (</w:t>
-      </w:r>
-      <w:hyperlink r:id="rId36">
-        <w:r>
-          <w:rPr>
-            <w:lang w:val="en_US" w:bidi="en_US"/>
-          </w:rPr>
-          <w:rPr>
-            <w:color w:val="0000EE"/>
-            <w:u w:val="single"/>
-          </w:rPr>
-          <w:t>42:16</w:t>
-        </w:r>
-      </w:hyperlink>
-      <w:r>
-        <w:rPr>
-          <w:lang w:val="en_US" w:bidi="en_US"/>
-        </w:rPr>
-        <w:t xml:space="preserve">; see </w:t>
-      </w:r>
-      <w:hyperlink r:id="rId37">
-        <w:r>
-          <w:rPr>
-            <w:lang w:val="en_US" w:bidi="en_US"/>
-          </w:rPr>
-          <w:rPr>
-            <w:color w:val="0000EE"/>
-            <w:u w:val="single"/>
-          </w:rPr>
-          <w:t>Gen 5:3–32</w:t>
-        </w:r>
-      </w:hyperlink>
-      <w:r>
-        <w:rPr>
-          <w:lang w:val="en_US" w:bidi="en_US"/>
-        </w:rPr>
-        <w:t xml:space="preserve">; </w:t>
-      </w:r>
-      <w:hyperlink r:id="rId38">
-        <w:r>
-          <w:rPr>
-            <w:lang w:val="en_US" w:bidi="en_US"/>
-          </w:rPr>
-          <w:rPr>
-            <w:color w:val="0000EE"/>
-            <w:u w:val="single"/>
-          </w:rPr>
-          <w:t>25:7</w:t>
-        </w:r>
-      </w:hyperlink>
-      <w:r>
-        <w:rPr>
-          <w:lang w:val="en_US" w:bidi="en_US"/>
-        </w:rPr>
-        <w:t xml:space="preserve">; </w:t>
-      </w:r>
-      <w:hyperlink r:id="rId39">
-        <w:r>
-          <w:rPr>
-            <w:lang w:val="en_US" w:bidi="en_US"/>
-          </w:rPr>
-          <w:rPr>
-            <w:color w:val="0000EE"/>
-            <w:u w:val="single"/>
-          </w:rPr>
-          <w:t>35:28</w:t>
-        </w:r>
-      </w:hyperlink>
-      <w:r>
-        <w:rPr>
-          <w:lang w:val="en_US" w:bidi="en_US"/>
-        </w:rPr>
-        <w:t xml:space="preserve">; </w:t>
-      </w:r>
-      <w:hyperlink r:id="rId40">
-        <w:r>
-          <w:rPr>
-            <w:lang w:val="en_US" w:bidi="en_US"/>
-          </w:rPr>
-          <w:rPr>
-            <w:color w:val="0000EE"/>
-            <w:u w:val="single"/>
-          </w:rPr>
-          <w:t>47:28</w:t>
-        </w:r>
-      </w:hyperlink>
-      <w:r>
-        <w:rPr>
-          <w:lang w:val="en_US" w:bidi="en_US"/>
-        </w:rPr>
-        <w:t xml:space="preserve">; </w:t>
-      </w:r>
-      <w:hyperlink r:id="rId41">
-        <w:r>
-          <w:rPr>
-            <w:lang w:val="en_US" w:bidi="en_US"/>
-          </w:rPr>
-          <w:rPr>
-            <w:color w:val="0000EE"/>
-            <w:u w:val="single"/>
-          </w:rPr>
-          <w:t>50:26</w:t>
-        </w:r>
-      </w:hyperlink>
-      <w:r>
-        <w:rPr>
-          <w:lang w:val="en_US" w:bidi="en_US"/>
-        </w:rPr>
-        <w:t>). With Job, we return to the beginning of history, when mortals first struggled to know God and understand the world.</w:t>
-      </w:r>
-    </w:p>
-    <w:p>
-      <w:pPr>
-        <w:pStyle w:val="Heading2"/>
-      </w:pPr>
-      <w:r>
-        <w:rPr>
-          <w:lang w:val="en_US" w:bidi="en_US"/>
-        </w:rPr>
-        <w:t>Summary</w:t>
-      </w:r>
-    </w:p>
-    <w:p>
-      <w:pPr/>
-      <w:r>
-        <w:rPr>
-          <w:lang w:val="en_US" w:bidi="en_US"/>
-        </w:rPr>
-      </w:r>
-      <w:r>
-        <w:rPr>
-          <w:lang w:val="en_US" w:bidi="en_US"/>
-        </w:rPr>
-        <w:t>The prose introduction to the book of Job (</w:t>
-      </w:r>
-      <w:hyperlink r:id="rId42">
-        <w:r>
-          <w:rPr>
-            <w:lang w:val="en_US" w:bidi="en_US"/>
-          </w:rPr>
-          <w:rPr>
-            <w:color w:val="0000EE"/>
-            <w:u w:val="single"/>
-          </w:rPr>
-          <w:t>chs 1–2</w:t>
-        </w:r>
-      </w:hyperlink>
-      <w:r>
-        <w:rPr>
-          <w:lang w:val="en_US" w:bidi="en_US"/>
-        </w:rPr>
-        <w:t>) provides the heavenly perspective on Job’s suffering and sets the context for the human dialogue that forms most of the work. Job was a righteous man whom God allowed Satan to test. In the heavenly courtroom, Satan argued that if God removed his blessings from Job, he would “surely curse you to your face” (</w:t>
-      </w:r>
-      <w:hyperlink r:id="rId43">
-        <w:r>
-          <w:rPr>
-            <w:lang w:val="en_US" w:bidi="en_US"/>
-          </w:rPr>
-          <w:rPr>
-            <w:color w:val="0000EE"/>
-            <w:u w:val="single"/>
-          </w:rPr>
-          <w:t>1:11</w:t>
-        </w:r>
-      </w:hyperlink>
-      <w:r>
-        <w:rPr>
-          <w:lang w:val="en_US" w:bidi="en_US"/>
-        </w:rPr>
-        <w:t>). Instead, Job responded, “Praise the name of the Lord!” (</w:t>
-      </w:r>
-      <w:hyperlink r:id="rId44">
-        <w:r>
-          <w:rPr>
-            <w:lang w:val="en_US" w:bidi="en_US"/>
-          </w:rPr>
-          <w:rPr>
-            <w:color w:val="0000EE"/>
-            <w:u w:val="single"/>
-          </w:rPr>
-          <w:t>1:21</w:t>
-        </w:r>
-      </w:hyperlink>
-      <w:r>
-        <w:rPr>
-          <w:lang w:val="en_US" w:bidi="en_US"/>
-        </w:rPr>
-        <w:t>), and, “Should we accept only good things from the hand of God and never anything bad?” (</w:t>
-      </w:r>
-      <w:hyperlink r:id="rId45">
-        <w:r>
-          <w:rPr>
-            <w:lang w:val="en_US" w:bidi="en_US"/>
-          </w:rPr>
-          <w:rPr>
-            <w:color w:val="0000EE"/>
-            <w:u w:val="single"/>
-          </w:rPr>
-          <w:t>2:10</w:t>
-        </w:r>
-      </w:hyperlink>
-      <w:r>
-        <w:rPr>
-          <w:lang w:val="en_US" w:bidi="en_US"/>
-        </w:rPr>
-        <w:t>). God’s praise for Job was vindicated.</w:t>
-      </w:r>
-    </w:p>
-    <w:p>
-      <w:pPr/>
-      <w:r>
-        <w:rPr>
-          <w:lang w:val="en_US" w:bidi="en_US"/>
-        </w:rPr>
-      </w:r>
-      <w:r>
-        <w:rPr>
-          <w:lang w:val="en_US" w:bidi="en_US"/>
-        </w:rPr>
-        <w:t>The reader then leaves the court of heaven and enters the council of humans as three of Job’s friends come to sympathize with him. Their silent, seven-day vigil is apparently a genuine attempt to console Job (</w:t>
-      </w:r>
-      <w:hyperlink r:id="rId46">
-        <w:r>
-          <w:rPr>
-            <w:lang w:val="en_US" w:bidi="en_US"/>
-          </w:rPr>
-          <w:rPr>
-            <w:color w:val="0000EE"/>
-            <w:u w:val="single"/>
-          </w:rPr>
-          <w:t>2:11–13</w:t>
-        </w:r>
-      </w:hyperlink>
-      <w:r>
-        <w:rPr>
-          <w:lang w:val="en_US" w:bidi="en_US"/>
-        </w:rPr>
-        <w:t>). However, when Job breaks his silence with a bitter complaint (</w:t>
-      </w:r>
-      <w:hyperlink r:id="rId47">
-        <w:r>
-          <w:rPr>
-            <w:lang w:val="en_US" w:bidi="en_US"/>
-          </w:rPr>
-          <w:rPr>
-            <w:color w:val="0000EE"/>
-            <w:u w:val="single"/>
-          </w:rPr>
-          <w:t>ch 3</w:t>
-        </w:r>
-      </w:hyperlink>
-      <w:r>
-        <w:rPr>
-          <w:lang w:val="en_US" w:bidi="en_US"/>
-        </w:rPr>
-        <w:t>), his counselors begin to criticize and condemn him. In three rounds of debate (</w:t>
-      </w:r>
-      <w:hyperlink r:id="rId48">
-        <w:r>
-          <w:rPr>
-            <w:lang w:val="en_US" w:bidi="en_US"/>
-          </w:rPr>
-          <w:rPr>
-            <w:color w:val="0000EE"/>
-            <w:u w:val="single"/>
-          </w:rPr>
-          <w:t>chs 4–27</w:t>
-        </w:r>
-      </w:hyperlink>
-      <w:r>
-        <w:rPr>
-          <w:lang w:val="en_US" w:bidi="en_US"/>
-        </w:rPr>
-        <w:t>), their rhetoric varies from innuendo to blatant accusation. Job’s friends argue a tight theological case: Since God is righteous, he rewards each person according to what that person has done; therefore, Job’s suffering must be the just punishment for some evil he has committed. Job responds to each of their speeches by insisting that he is innocent and that his suffering is undeserved and unfair.</w:t>
-      </w:r>
-    </w:p>
-    <w:p>
-      <w:pPr/>
-      <w:r>
-        <w:rPr>
-          <w:lang w:val="en_US" w:bidi="en_US"/>
-        </w:rPr>
-      </w:r>
-      <w:r>
-        <w:rPr>
-          <w:lang w:val="en_US" w:bidi="en_US"/>
-        </w:rPr>
-        <w:t xml:space="preserve">After the three rounds of dialogue between Job and his friends, a poetic interlude praises God as the sole source of wisdom (ch </w:t>
-      </w:r>
-      <w:hyperlink r:id="rId49">
-        <w:r>
-          <w:rPr>
-            <w:lang w:val="en_US" w:bidi="en_US"/>
-          </w:rPr>
-          <w:rPr>
-            <w:color w:val="0000EE"/>
-            <w:u w:val="single"/>
-          </w:rPr>
-          <w:t>28</w:t>
-        </w:r>
-      </w:hyperlink>
-      <w:r>
-        <w:rPr>
-          <w:lang w:val="en_US" w:bidi="en_US"/>
-        </w:rPr>
-        <w:t xml:space="preserve">). When Job then makes his final statement about both his misery and his righteousness (chs </w:t>
-      </w:r>
-      <w:hyperlink r:id="rId50">
-        <w:r>
-          <w:rPr>
-            <w:lang w:val="en_US" w:bidi="en_US"/>
-          </w:rPr>
-          <w:rPr>
-            <w:color w:val="0000EE"/>
-            <w:u w:val="single"/>
-          </w:rPr>
-          <w:t>29–31</w:t>
-        </w:r>
-      </w:hyperlink>
-      <w:r>
-        <w:rPr>
-          <w:lang w:val="en_US" w:bidi="en_US"/>
-        </w:rPr>
-        <w:t>), his three friends give up on him (</w:t>
-      </w:r>
-      <w:hyperlink r:id="rId51">
-        <w:r>
-          <w:rPr>
-            <w:lang w:val="en_US" w:bidi="en_US"/>
-          </w:rPr>
-          <w:rPr>
-            <w:color w:val="0000EE"/>
-            <w:u w:val="single"/>
-          </w:rPr>
-          <w:t>32:1</w:t>
-        </w:r>
-      </w:hyperlink>
-      <w:r>
-        <w:rPr>
-          <w:lang w:val="en_US" w:bidi="en_US"/>
-        </w:rPr>
-        <w:t xml:space="preserve">). Elihu, a new voice, then renews the human struggle to explain Job’s suffering (chs </w:t>
-      </w:r>
-      <w:hyperlink r:id="rId52">
-        <w:r>
-          <w:rPr>
-            <w:lang w:val="en_US" w:bidi="en_US"/>
-          </w:rPr>
-          <w:rPr>
-            <w:color w:val="0000EE"/>
-            <w:u w:val="single"/>
-          </w:rPr>
-          <w:t>32–37</w:t>
-        </w:r>
-      </w:hyperlink>
-      <w:r>
-        <w:rPr>
-          <w:lang w:val="en_US" w:bidi="en_US"/>
-        </w:rPr>
-        <w:t xml:space="preserve">). Finally, God arrives to challenge Job (chs </w:t>
-      </w:r>
-      <w:hyperlink r:id="rId53">
-        <w:r>
-          <w:rPr>
-            <w:lang w:val="en_US" w:bidi="en_US"/>
-          </w:rPr>
-          <w:rPr>
-            <w:color w:val="0000EE"/>
-            <w:u w:val="single"/>
-          </w:rPr>
-          <w:t>38–41</w:t>
-        </w:r>
-      </w:hyperlink>
-      <w:r>
-        <w:rPr>
-          <w:lang w:val="en_US" w:bidi="en_US"/>
-        </w:rPr>
-        <w:t>). Instead of hearing Job’s case, God demands answers and poses questions that demonstrate his own power and sovereignty. Job responds with repentance and acknowledges that he does not have the right to question God (</w:t>
-      </w:r>
-      <w:hyperlink r:id="rId54">
-        <w:r>
-          <w:rPr>
-            <w:lang w:val="en_US" w:bidi="en_US"/>
-          </w:rPr>
-          <w:rPr>
-            <w:color w:val="0000EE"/>
-            <w:u w:val="single"/>
-          </w:rPr>
-          <w:t>42:1–6</w:t>
-        </w:r>
-      </w:hyperlink>
-      <w:r>
-        <w:rPr>
-          <w:lang w:val="en_US" w:bidi="en_US"/>
-        </w:rPr>
-        <w:t>).</w:t>
-      </w:r>
-    </w:p>
-    <w:p>
-      <w:pPr/>
-      <w:r>
-        <w:rPr>
-          <w:lang w:val="en_US" w:bidi="en_US"/>
-        </w:rPr>
-      </w:r>
-      <w:r>
-        <w:rPr>
-          <w:lang w:val="en_US" w:bidi="en_US"/>
-        </w:rPr>
-        <w:t>In the final prose section (</w:t>
-      </w:r>
-      <w:hyperlink r:id="rId55">
-        <w:r>
-          <w:rPr>
-            <w:lang w:val="en_US" w:bidi="en_US"/>
-          </w:rPr>
-          <w:rPr>
-            <w:color w:val="0000EE"/>
-            <w:u w:val="single"/>
-          </w:rPr>
-          <w:t>42:7–17</w:t>
-        </w:r>
-      </w:hyperlink>
-      <w:r>
-        <w:rPr>
-          <w:lang w:val="en_US" w:bidi="en_US"/>
-        </w:rPr>
-        <w:t>), God reaffirms Job’s righteousness and faithfulness, pronounces judgment on Job’s friends, and pours out tremendous blessings on Job.</w:t>
-      </w:r>
-    </w:p>
-    <w:p>
-      <w:pPr>
-        <w:pStyle w:val="Heading2"/>
-      </w:pPr>
-      <w:r>
-        <w:rPr>
-          <w:lang w:val="en_US" w:bidi="en_US"/>
-        </w:rPr>
-        <w:t>Job as History</w:t>
-      </w:r>
-    </w:p>
-    <w:p>
-      <w:pPr/>
-      <w:r>
-        <w:rPr>
-          <w:lang w:val="en_US" w:bidi="en_US"/>
-        </w:rPr>
-      </w:r>
-      <w:r>
-        <w:rPr>
-          <w:lang w:val="en_US" w:bidi="en_US"/>
-        </w:rPr>
-        <w:t xml:space="preserve">The heavenly setting of the book’s opening and the manifestation of the supernatural at its closing tempt the modern reader to cast the book of Job as a fictional parable. The poetic dialogues also suggest that it is something more than just a dry historical record. But history can be described in flights of poetry just as well as in detailed narrative (cp. </w:t>
-      </w:r>
-      <w:hyperlink r:id="rId56">
-        <w:r>
-          <w:rPr>
-            <w:lang w:val="en_US" w:bidi="en_US"/>
-          </w:rPr>
-          <w:rPr>
-            <w:color w:val="0000EE"/>
-            <w:u w:val="single"/>
-          </w:rPr>
-          <w:t>Exod 14:21–31</w:t>
-        </w:r>
-      </w:hyperlink>
-      <w:r>
-        <w:rPr>
-          <w:lang w:val="en_US" w:bidi="en_US"/>
-        </w:rPr>
-        <w:t xml:space="preserve">; </w:t>
-      </w:r>
-      <w:hyperlink r:id="rId57">
-        <w:r>
-          <w:rPr>
-            <w:lang w:val="en_US" w:bidi="en_US"/>
-          </w:rPr>
-          <w:rPr>
-            <w:color w:val="0000EE"/>
-            <w:u w:val="single"/>
-          </w:rPr>
-          <w:t>15:1–12</w:t>
-        </w:r>
-      </w:hyperlink>
-      <w:r>
-        <w:rPr>
-          <w:lang w:val="en_US" w:bidi="en_US"/>
-        </w:rPr>
-        <w:t xml:space="preserve">; </w:t>
-      </w:r>
-      <w:hyperlink r:id="rId58">
-        <w:r>
-          <w:rPr>
-            <w:lang w:val="en_US" w:bidi="en_US"/>
-          </w:rPr>
-          <w:rPr>
-            <w:color w:val="0000EE"/>
-            <w:u w:val="single"/>
-          </w:rPr>
-          <w:t>Pss 78</w:t>
-        </w:r>
-      </w:hyperlink>
-      <w:r>
-        <w:rPr>
-          <w:lang w:val="en_US" w:bidi="en_US"/>
-        </w:rPr>
-        <w:t xml:space="preserve">; </w:t>
-      </w:r>
-      <w:hyperlink r:id="rId59">
-        <w:r>
-          <w:rPr>
-            <w:lang w:val="en_US" w:bidi="en_US"/>
-          </w:rPr>
-          <w:rPr>
-            <w:color w:val="0000EE"/>
-            <w:u w:val="single"/>
-          </w:rPr>
-          <w:t>105</w:t>
-        </w:r>
-      </w:hyperlink>
-      <w:r>
-        <w:rPr>
-          <w:lang w:val="en_US" w:bidi="en_US"/>
-        </w:rPr>
-        <w:t>). The biblical record elsewhere suggests that the account of Job is historical. Both Ezekiel and James referred to Job as an example of righteousness and endurance (</w:t>
-      </w:r>
-      <w:hyperlink r:id="rId60">
-        <w:r>
-          <w:rPr>
-            <w:lang w:val="en_US" w:bidi="en_US"/>
-          </w:rPr>
-          <w:rPr>
-            <w:color w:val="0000EE"/>
-            <w:u w:val="single"/>
-          </w:rPr>
-          <w:t>Ezek 14:14</w:t>
-        </w:r>
-      </w:hyperlink>
-      <w:r>
-        <w:rPr>
-          <w:lang w:val="en_US" w:bidi="en_US"/>
-        </w:rPr>
-        <w:t xml:space="preserve">, </w:t>
-      </w:r>
-      <w:hyperlink r:id="rId61">
-        <w:r>
-          <w:rPr>
-            <w:lang w:val="en_US" w:bidi="en_US"/>
-          </w:rPr>
-          <w:rPr>
-            <w:color w:val="0000EE"/>
-            <w:u w:val="single"/>
-          </w:rPr>
-          <w:t>20</w:t>
-        </w:r>
-      </w:hyperlink>
-      <w:r>
-        <w:rPr>
-          <w:lang w:val="en_US" w:bidi="en_US"/>
-        </w:rPr>
-        <w:t xml:space="preserve">; </w:t>
-      </w:r>
-      <w:hyperlink r:id="rId62">
-        <w:r>
-          <w:rPr>
-            <w:lang w:val="en_US" w:bidi="en_US"/>
-          </w:rPr>
-          <w:rPr>
-            <w:color w:val="0000EE"/>
-            <w:u w:val="single"/>
-          </w:rPr>
-          <w:t>Jas 5:11</w:t>
-        </w:r>
-      </w:hyperlink>
-      <w:r>
-        <w:rPr>
-          <w:lang w:val="en_US" w:bidi="en_US"/>
-        </w:rPr>
-        <w:t>).</w:t>
-      </w:r>
-    </w:p>
-    <w:p>
-      <w:pPr>
-        <w:pStyle w:val="Heading2"/>
-      </w:pPr>
-      <w:r>
-        <w:rPr>
-          <w:lang w:val="en_US" w:bidi="en_US"/>
-        </w:rPr>
-        <w:t>Author and Date of Composition</w:t>
-      </w:r>
-    </w:p>
-    <w:p>
-      <w:pPr/>
-      <w:r>
-        <w:rPr>
-          <w:lang w:val="en_US" w:bidi="en_US"/>
-        </w:rPr>
-      </w:r>
-      <w:r>
-        <w:rPr>
-          <w:lang w:val="en_US" w:bidi="en_US"/>
-        </w:rPr>
-        <w:t>The authorship and composition of Job is a riddle. Although the story has a patriarchal setting (around 2000 BC), the date of its composition appears to be much later. Commentators have suggested dates that range from the era of Israel’s wilderness wanderings (</w:t>
-      </w:r>
-      <w:hyperlink r:id="rId63">
-        <w:r>
-          <w:rPr>
-            <w:lang w:val="en_US" w:bidi="en_US"/>
-          </w:rPr>
-          <w:rPr>
-            <w:color w:val="0000EE"/>
-            <w:u w:val="single"/>
-          </w:rPr>
-          <w:t>Exodus—Numbers</w:t>
-        </w:r>
-      </w:hyperlink>
-      <w:r>
-        <w:rPr>
-          <w:lang w:val="en_US" w:bidi="en_US"/>
-        </w:rPr>
-        <w:t>) to the era following the return from exile (</w:t>
-      </w:r>
-      <w:hyperlink r:id="rId64">
-        <w:r>
-          <w:rPr>
-            <w:lang w:val="en_US" w:bidi="en_US"/>
-          </w:rPr>
-          <w:rPr>
-            <w:color w:val="0000EE"/>
-            <w:u w:val="single"/>
-          </w:rPr>
-          <w:t>Ezra—Nehemiah</w:t>
-        </w:r>
-      </w:hyperlink>
-      <w:r>
-        <w:rPr>
-          <w:lang w:val="en_US" w:bidi="en_US"/>
-        </w:rPr>
-        <w:t>). The final composition of Job probably took place during the monarchy (</w:t>
-      </w:r>
-      <w:hyperlink r:id="rId65">
-        <w:r>
-          <w:rPr>
-            <w:lang w:val="en_US" w:bidi="en_US"/>
-          </w:rPr>
-          <w:rPr>
-            <w:color w:val="0000EE"/>
-            <w:u w:val="single"/>
-          </w:rPr>
-          <w:t>1–2 Kings</w:t>
-        </w:r>
-      </w:hyperlink>
-      <w:r>
-        <w:rPr>
-          <w:lang w:val="en_US" w:bidi="en_US"/>
-        </w:rPr>
-        <w:t xml:space="preserve">), when other wisdom materials such as </w:t>
-      </w:r>
-      <w:hyperlink r:id="rId66">
-        <w:r>
-          <w:rPr>
-            <w:lang w:val="en_US" w:bidi="en_US"/>
-          </w:rPr>
-          <w:rPr>
-            <w:color w:val="0000EE"/>
-            <w:u w:val="single"/>
-          </w:rPr>
-          <w:t>Proverbs</w:t>
-        </w:r>
-      </w:hyperlink>
-      <w:r>
-        <w:rPr>
-          <w:lang w:val="en_US" w:bidi="en_US"/>
-        </w:rPr>
-        <w:t xml:space="preserve"> and </w:t>
-      </w:r>
-      <w:hyperlink r:id="rId67">
-        <w:r>
-          <w:rPr>
-            <w:lang w:val="en_US" w:bidi="en_US"/>
-          </w:rPr>
-          <w:rPr>
-            <w:color w:val="0000EE"/>
-            <w:u w:val="single"/>
-          </w:rPr>
-          <w:t>Ecclesiastes</w:t>
-        </w:r>
-      </w:hyperlink>
-      <w:r>
-        <w:rPr>
-          <w:lang w:val="en_US" w:bidi="en_US"/>
-        </w:rPr>
-        <w:t xml:space="preserve"> were being accumulated.</w:t>
-      </w:r>
-    </w:p>
-    <w:p>
-      <w:pPr/>
-      <w:r>
-        <w:rPr>
-          <w:lang w:val="en_US" w:bidi="en_US"/>
-        </w:rPr>
-      </w:r>
-      <w:r>
-        <w:rPr>
-          <w:lang w:val="en_US" w:bidi="en_US"/>
-        </w:rPr>
-        <w:t xml:space="preserve">Even if we accept that Job was a historical character, we still do not know who the author was, where he lived, or what level of society he came from. The author appears to have been a sage who was skilled in the use of proverbs (e.g., </w:t>
-      </w:r>
-      <w:hyperlink r:id="rId68">
-        <w:r>
-          <w:rPr>
-            <w:lang w:val="en_US" w:bidi="en_US"/>
-          </w:rPr>
-          <w:rPr>
-            <w:color w:val="0000EE"/>
-            <w:u w:val="single"/>
-          </w:rPr>
-          <w:t>4:2</w:t>
-        </w:r>
-      </w:hyperlink>
-      <w:r>
-        <w:rPr>
-          <w:lang w:val="en_US" w:bidi="en_US"/>
-        </w:rPr>
-        <w:t xml:space="preserve">; </w:t>
-      </w:r>
-      <w:hyperlink r:id="rId69">
-        <w:r>
-          <w:rPr>
-            <w:lang w:val="en_US" w:bidi="en_US"/>
-          </w:rPr>
-          <w:rPr>
-            <w:color w:val="0000EE"/>
-            <w:u w:val="single"/>
-          </w:rPr>
-          <w:t>6:5–6</w:t>
-        </w:r>
-      </w:hyperlink>
-      <w:r>
-        <w:rPr>
-          <w:lang w:val="en_US" w:bidi="en_US"/>
-        </w:rPr>
-        <w:t xml:space="preserve">), rhetorical questions (e.g., </w:t>
-      </w:r>
-      <w:hyperlink r:id="rId70">
-        <w:r>
-          <w:rPr>
-            <w:lang w:val="en_US" w:bidi="en_US"/>
-          </w:rPr>
-          <w:rPr>
-            <w:color w:val="0000EE"/>
-            <w:u w:val="single"/>
-          </w:rPr>
-          <w:t>21:29</w:t>
-        </w:r>
-      </w:hyperlink>
-      <w:r>
-        <w:rPr>
-          <w:lang w:val="en_US" w:bidi="en_US"/>
-        </w:rPr>
-        <w:t>), and the art of eloquence. He also knew about plant and animal life, foreign culture, and antiquity, including the patriarchal period.</w:t>
-      </w:r>
-    </w:p>
-    <w:p>
-      <w:pPr/>
-      <w:r>
-        <w:rPr>
-          <w:lang w:val="en_US" w:bidi="en_US"/>
-        </w:rPr>
-      </w:r>
-      <w:r>
-        <w:rPr>
-          <w:lang w:val="en_US" w:bidi="en_US"/>
-        </w:rPr>
-        <w:t xml:space="preserve">The book cannot be dated with certainty by reference to (1) events or people mentioned or implied in the book (the earliest reference to Job is during the Exile, </w:t>
-      </w:r>
-      <w:hyperlink r:id="rId60">
-        <w:r>
-          <w:rPr>
-            <w:lang w:val="en_US" w:bidi="en_US"/>
-          </w:rPr>
-          <w:rPr>
-            <w:color w:val="0000EE"/>
-            <w:u w:val="single"/>
-          </w:rPr>
-          <w:t>Ezek 14:14</w:t>
-        </w:r>
-      </w:hyperlink>
-      <w:r>
-        <w:rPr>
-          <w:lang w:val="en_US" w:bidi="en_US"/>
-        </w:rPr>
-        <w:t xml:space="preserve">, </w:t>
-      </w:r>
-      <w:hyperlink r:id="rId61">
-        <w:r>
-          <w:rPr>
-            <w:lang w:val="en_US" w:bidi="en_US"/>
-          </w:rPr>
-          <w:rPr>
-            <w:color w:val="0000EE"/>
-            <w:u w:val="single"/>
-          </w:rPr>
-          <w:t>20</w:t>
-        </w:r>
-      </w:hyperlink>
-      <w:r>
-        <w:rPr>
-          <w:lang w:val="en_US" w:bidi="en_US"/>
-        </w:rPr>
-        <w:t xml:space="preserve">); (2) theological ideas in the book that point to distinct dates; or (3) its textual relationship to other material in the Old Testament (e.g., cp. </w:t>
-      </w:r>
-      <w:hyperlink r:id="rId71">
-        <w:r>
-          <w:rPr>
-            <w:lang w:val="en_US" w:bidi="en_US"/>
-          </w:rPr>
-          <w:rPr>
-            <w:color w:val="0000EE"/>
-            <w:u w:val="single"/>
-          </w:rPr>
-          <w:t>3:3–10</w:t>
-        </w:r>
-      </w:hyperlink>
-      <w:r>
-        <w:rPr>
-          <w:lang w:val="en_US" w:bidi="en_US"/>
-        </w:rPr>
-        <w:t xml:space="preserve">; </w:t>
-      </w:r>
-      <w:hyperlink r:id="rId72">
-        <w:r>
-          <w:rPr>
-            <w:lang w:val="en_US" w:bidi="en_US"/>
-          </w:rPr>
-          <w:rPr>
-            <w:color w:val="0000EE"/>
-            <w:u w:val="single"/>
-          </w:rPr>
-          <w:t>Jer 20:14–18</w:t>
-        </w:r>
-      </w:hyperlink>
-      <w:r>
-        <w:rPr>
-          <w:lang w:val="en_US" w:bidi="en_US"/>
-        </w:rPr>
-        <w:t>). Job may even have been edited over a period of time by a number of different people.</w:t>
-      </w:r>
-    </w:p>
-    <w:p>
-      <w:pPr>
-        <w:pStyle w:val="Heading2"/>
-      </w:pPr>
-      <w:r>
-        <w:rPr>
-          <w:lang w:val="en_US" w:bidi="en_US"/>
-        </w:rPr>
-        <w:t>Literary Characteristics</w:t>
-      </w:r>
-    </w:p>
-    <w:p>
-      <w:pPr/>
-      <w:r>
-        <w:rPr>
-          <w:lang w:val="en_US" w:bidi="en_US"/>
-        </w:rPr>
-      </w:r>
-      <w:r>
-        <w:rPr>
-          <w:lang w:val="en_US" w:bidi="en_US"/>
-        </w:rPr>
-        <w:t xml:space="preserve">Ancient Parallels to Job. The book of Job has several parallels in ancient Near Eastern literature (The following list of parallels is based on James B. Pritchard, ed., </w:t>
-      </w:r>
-      <w:r>
-        <w:rPr>
-          <w:i/>
-          <w:lang w:val="en_US" w:bidi="en_US"/>
-        </w:rPr>
-        <w:t xml:space="preserve">Ancient Near Eastern Texts Relating to the Old Testament </w:t>
-      </w:r>
-      <w:r>
-        <w:rPr>
-          <w:lang w:val="en_US" w:bidi="en_US"/>
-        </w:rPr>
-        <w:t>, 3rd ed. [Princeton: Princeton University Press, 1969]):</w:t>
+        <w:t>Ancient Near Eastern Texts Relating to the Old Testament</w:t>
+      </w:r>
+      <w:r>
+        <w:rPr>
+          <w:lang w:val="en_US" w:bidi="en_US"/>
+        </w:rPr>
+        <w:t>, 3rd edition (Princeton: Princeton University Press, 1969):</w:t>
       </w:r>
     </w:p>
     <w:p>
@@ -1599,7 +1767,7 @@
         <w:rPr>
           <w:lang w:val="en_US" w:bidi="en_US"/>
         </w:rPr>
-        <w:t>The Canaanite “Legend of King Keret” tells of a king who loses his family in a series of natural disasters; his god El restores his family.</w:t>
+        <w:t>The Canaanite story called the “Legend of King Keret” tells about a king who loses his family through several natural disasters. Then his god, El, restores his family.</w:t>
       </w:r>
     </w:p>
     <w:p>
@@ -1617,7 +1785,7 @@
         <w:rPr>
           <w:lang w:val="en_US" w:bidi="en_US"/>
         </w:rPr>
-        <w:t>The Egyptian document “Dispute over Suicide” (2000s BC) tells of a man who considers suicide and hopes that someone will take up his case with the heavenly council. (Job wishes he had never been born, but he never considers suicide.)</w:t>
+        <w:t>The Egyptian document "Dispute over Suicide" (2000s BC) describes a man thinking about suicide. He hopes someone will present his case to the heavenly council. (While Job wishes he had never been born, he does not think about suicide.)</w:t>
       </w:r>
     </w:p>
     <w:p>
@@ -1635,7 +1803,7 @@
         <w:rPr>
           <w:lang w:val="en_US" w:bidi="en_US"/>
         </w:rPr>
-        <w:t>Also from Egypt, “Protests of the Eloquent Peasant” (2200s BC) tells the story of a robbery victim who is not treated justly and appeals to local authorities. At first he is polite, but as he keeps presenting his case, his language becomes increasingly strident.</w:t>
+        <w:t>Also from Egypt, "Protests of the Eloquent Peasant" (2200s BC) tells about a man who was robbed and was not treated justly. He appeals to local leaders. At first, he speaks politely. But as he continues to present his case, his words become stronger and more forceful.</w:t>
       </w:r>
     </w:p>
     <w:p>
@@ -1653,7 +1821,14 @@
         <w:rPr>
           <w:lang w:val="en_US" w:bidi="en_US"/>
         </w:rPr>
-        <w:t>From Babylonia, the story “I Will Praise the Lord of Wisdom” tells of a pious man of high rank who is struck with illness and mocked by friends. Unlike Job, this man believes that he has committed some accidental sin, perhaps something that he never thought was wrong. Rather than maintain his innocence, he acknowledges his guilt and begs for mercy. After a series of exorcisms that bring healing, his god restores his fortunes. In gratitude, he concludes with a long hymn of praise to his god.</w:t>
+        <w:t>The Babylonian story called "I Will Praise the Lord of Wisdom" tells about a faithful man with high social rank. He becomes sick, and his friends mock him. Unlike Job, this man believes he may have sinned by accident. He may have done something wrong without knowing it was wrong. He does not insist that he is innocent. Instead, he admits his guilt and asks for mercy.</w:t>
+        <w:br/>
+      </w:r>
+      <w:r>
+        <w:rPr>
+          <w:lang w:val="en_US" w:bidi="en_US"/>
+        </w:rPr>
+        <w:t>After several exorcisms (rituals meant to remove evil spirits) the man is healed. Then his god restores his wealth and well-being. The man responds with thanks. He ends the story with a long song of praise to his god.</w:t>
       </w:r>
     </w:p>
     <w:p>
@@ -1671,7 +1846,285 @@
         <w:rPr>
           <w:lang w:val="en_US" w:bidi="en_US"/>
         </w:rPr>
-        <w:t xml:space="preserve">Also from Babylonia, the “Babylonian Theodicy” follows the same dialogue form that the book of Job uses: The sufferer complains, and his friends respond with rebukes. The arguments on both sides are remarkably similar to those in Job. Yet we also see key differences: (1) The “Babylonian Theodicy” is polytheistic, whereas Job is monotheistic; (2) its sufferer threatens to abandon his faith and give up obedience, even as he ends with a petition to his god and goddess. Job remains committed to the Lord throughout (e.g., </w:t>
+        <w:t>The Babylonian writing called the “Babylonian Theodicy” also has a dialogue form like Job. A theodicy is an attempt to explain why suffering exists if the gods, or God, are just.</w:t>
+        <w:br/>
+      </w:r>
+      <w:r>
+        <w:rPr>
+          <w:lang w:val="en_US" w:bidi="en_US"/>
+        </w:rPr>
+        <w:t>In this writing, the sufferer complains. His friends answer him with correction and blame. The arguments on both sides are very similar to the arguments in Job.</w:t>
+        <w:br/>
+      </w:r>
+      <w:r>
+        <w:rPr>
+          <w:lang w:val="en_US" w:bidi="en_US"/>
+        </w:rPr>
+        <w:t xml:space="preserve">But there are also important differences: </w:t>
+      </w:r>
+    </w:p>
+    <w:p>
+      <w:pPr>
+        <w:pStyle w:val="ListNumber"/>
+        <w:numPr>
+          <w:ilvl w:val="0"/>
+          <w:numId w:val="14"/>
+        </w:numPr>
+        <w:spacing w:line="240" w:lineRule="auto"/>
+        <w:ind w:left="1440"/>
+      </w:pPr>
+      <w:r>
+        <w:rPr>
+          <w:lang w:val="en_US" w:bidi="en_US"/>
+        </w:rPr>
+      </w:r>
+      <w:r>
+        <w:rPr>
+          <w:lang w:val="en_US" w:bidi="en_US"/>
+        </w:rPr>
+        <w:t>The “Babylonian Theodicy” is polytheistic. This means it speaks about many gods. Job is monotheistic. This means it speaks about one God.</w:t>
+      </w:r>
+    </w:p>
+    <w:p>
+      <w:pPr>
+        <w:pStyle w:val="ListNumber"/>
+        <w:spacing w:line="240" w:lineRule="auto"/>
+        <w:ind w:left="1440"/>
+      </w:pPr>
+      <w:r>
+        <w:rPr>
+          <w:lang w:val="en_US" w:bidi="en_US"/>
+        </w:rPr>
+      </w:r>
+      <w:r>
+        <w:rPr>
+          <w:lang w:val="en_US" w:bidi="en_US"/>
+        </w:rPr>
+        <w:t xml:space="preserve">The sufferer in the “Babylonian Theodicy” threatens to leave his faith and stop obeying. Yet he ends by asking his god and goddess for help. Job remains faithful to the Lord throughout his suffering (for example, </w:t>
+      </w:r>
+      <w:hyperlink r:id="rId68">
+        <w:r>
+          <w:rPr>
+            <w:lang w:val="en_US" w:bidi="en_US"/>
+          </w:rPr>
+          <w:rPr>
+            <w:color w:val="0000EE"/>
+            <w:u w:val="single"/>
+          </w:rPr>
+          <w:t>Job 13:15–16</w:t>
+        </w:r>
+      </w:hyperlink>
+      <w:r>
+        <w:rPr>
+          <w:lang w:val="en_US" w:bidi="en_US"/>
+        </w:rPr>
+        <w:t>).</w:t>
+      </w:r>
+    </w:p>
+    <w:p>
+      <w:pPr>
+        <w:pStyle w:val="Heading3"/>
+      </w:pPr>
+      <w:r>
+        <w:rPr>
+          <w:lang w:val="en_US" w:bidi="en_US"/>
+        </w:rPr>
+        <w:t xml:space="preserve">Relationship to Israel’s Wisdom Literature </w:t>
+      </w:r>
+    </w:p>
+    <w:p>
+      <w:pPr/>
+      <w:r>
+        <w:rPr>
+          <w:lang w:val="en_US" w:bidi="en_US"/>
+        </w:rPr>
+      </w:r>
+      <w:r>
+        <w:rPr>
+          <w:lang w:val="en_US" w:bidi="en_US"/>
+        </w:rPr>
+        <w:t>The book of Job is similar to other Old Testament wisdom writings. Job’s friends use ideas found in Deuteronomy, Chronicles, and Proverbs. They argue that wisdom and righteousness lead to life and success. They also argue that foolishness and wickedness lead to death and failure.</w:t>
+      </w:r>
+    </w:p>
+    <w:p>
+      <w:pPr/>
+      <w:r>
+        <w:rPr>
+          <w:lang w:val="en_US" w:bidi="en_US"/>
+        </w:rPr>
+      </w:r>
+      <w:r>
+        <w:rPr>
+          <w:lang w:val="en_US" w:bidi="en_US"/>
+        </w:rPr>
+        <w:t>But Job questions this simple way of thinking. Ecclesiastes also raises similar questions. Both books show that this teaching cannot be applied in the same way to every person or every situation.</w:t>
+      </w:r>
+    </w:p>
+    <w:p>
+      <w:pPr>
+        <w:pStyle w:val="Heading2"/>
+      </w:pPr>
+      <w:r>
+        <w:rPr>
+          <w:lang w:val="en_US" w:bidi="en_US"/>
+        </w:rPr>
+        <w:t>Meaning and Message</w:t>
+      </w:r>
+    </w:p>
+    <w:p>
+      <w:pPr/>
+      <w:r>
+        <w:rPr>
+          <w:lang w:val="en_US" w:bidi="en_US"/>
+        </w:rPr>
+      </w:r>
+      <w:r>
+        <w:rPr>
+          <w:lang w:val="en_US" w:bidi="en_US"/>
+        </w:rPr>
+        <w:t>The book of Job does not explain why people suffer. That is not its purpose. But it does show that suffering is not always God’s punishment for sin. Job does not receive an answer about why bad things happen to righteous people. We do not receive a full answer either.</w:t>
+      </w:r>
+    </w:p>
+    <w:p>
+      <w:pPr/>
+      <w:r>
+        <w:rPr>
+          <w:lang w:val="en_US" w:bidi="en_US"/>
+        </w:rPr>
+      </w:r>
+      <w:r>
+        <w:rPr>
+          <w:lang w:val="en_US" w:bidi="en_US"/>
+        </w:rPr>
+        <w:t xml:space="preserve">The main conflict in Job is about the integrity of both God the Creator and Job the man. God’s integrity means that God is always right and faithful. Job’s integrity means that Job is honest and faithful to God. Heaven and earth seem to be in conflict. </w:t>
+      </w:r>
+    </w:p>
+    <w:p>
+      <w:pPr/>
+      <w:r>
+        <w:rPr>
+          <w:lang w:val="en_US" w:bidi="en_US"/>
+        </w:rPr>
+      </w:r>
+      <w:r>
+        <w:rPr>
+          <w:lang w:val="en_US" w:bidi="en_US"/>
+        </w:rPr>
+        <w:t xml:space="preserve">It is easy to agree with Job’s three friends and deny that Job is innocent. Some New Testament passages say that no human being is righteous apart from God’s grace (for example, </w:t>
+      </w:r>
+      <w:hyperlink r:id="rId69">
+        <w:r>
+          <w:rPr>
+            <w:lang w:val="en_US" w:bidi="en_US"/>
+          </w:rPr>
+          <w:rPr>
+            <w:color w:val="0000EE"/>
+            <w:u w:val="single"/>
+          </w:rPr>
+          <w:t>Romans 3:10</w:t>
+        </w:r>
+      </w:hyperlink>
+      <w:r>
+        <w:rPr>
+          <w:lang w:val="en_US" w:bidi="en_US"/>
+        </w:rPr>
+        <w:t xml:space="preserve">, </w:t>
+      </w:r>
+      <w:hyperlink r:id="rId70">
+        <w:r>
+          <w:rPr>
+            <w:lang w:val="en_US" w:bidi="en_US"/>
+          </w:rPr>
+          <w:rPr>
+            <w:color w:val="0000EE"/>
+            <w:u w:val="single"/>
+          </w:rPr>
+          <w:t>23</w:t>
+        </w:r>
+      </w:hyperlink>
+      <w:r>
+        <w:rPr>
+          <w:lang w:val="en_US" w:bidi="en_US"/>
+        </w:rPr>
+        <w:t xml:space="preserve">; </w:t>
+      </w:r>
+      <w:hyperlink r:id="rId71">
+        <w:r>
+          <w:rPr>
+            <w:lang w:val="en_US" w:bidi="en_US"/>
+          </w:rPr>
+          <w:rPr>
+            <w:color w:val="0000EE"/>
+            <w:u w:val="single"/>
+          </w:rPr>
+          <w:t>Luke 18:19</w:t>
+        </w:r>
+      </w:hyperlink>
+      <w:r>
+        <w:rPr>
+          <w:lang w:val="en_US" w:bidi="en_US"/>
+        </w:rPr>
+        <w:t>). But Job’s righteousness is real. At the same time, he becomes very focused on proving that he is right. At times, this comes close to self-righteousness, or trusting too much in his own goodness. He becomes so strong in defending himself that he seems almost ready to defy God.</w:t>
+      </w:r>
+    </w:p>
+    <w:p>
+      <w:pPr/>
+      <w:r>
+        <w:rPr>
+          <w:lang w:val="en_US" w:bidi="en_US"/>
+        </w:rPr>
+      </w:r>
+      <w:r>
+        <w:rPr>
+          <w:lang w:val="en_US" w:bidi="en_US"/>
+        </w:rPr>
+        <w:t>Job’s three friends present a view of God that seems more orthodox, or more in line with accepted teaching, at least at first. These counselors are not weak or imaginary opponents. They explain many biblical ways of thinking about suffering.</w:t>
+      </w:r>
+    </w:p>
+    <w:p>
+      <w:pPr/>
+      <w:r>
+        <w:rPr>
+          <w:lang w:val="en_US" w:bidi="en_US"/>
+        </w:rPr>
+      </w:r>
+      <w:r>
+        <w:rPr>
+          <w:lang w:val="en_US" w:bidi="en_US"/>
+        </w:rPr>
+        <w:t>But they apply these ideas wrongly. They assume too much. They insist that God always gives people exactly what they have earned. In their view, every good or bad thing that happens to a person is a direct result of what that person deserves.</w:t>
+      </w:r>
+    </w:p>
+    <w:p>
+      <w:pPr/>
+      <w:r>
+        <w:rPr>
+          <w:lang w:val="en_US" w:bidi="en_US"/>
+        </w:rPr>
+      </w:r>
+      <w:r>
+        <w:rPr>
+          <w:lang w:val="en_US" w:bidi="en_US"/>
+        </w:rPr>
+        <w:t>The book of Job follows the basic beliefs of Israel’s faith in the Old Testament. Job and the other speakers take seriously the covenant (God’s binding agreement with his people). They believe that God blesses obedience and judges disobedience (</w:t>
+      </w:r>
+      <w:hyperlink r:id="rId72">
+        <w:r>
+          <w:rPr>
+            <w:lang w:val="en_US" w:bidi="en_US"/>
+          </w:rPr>
+          <w:rPr>
+            <w:color w:val="0000EE"/>
+            <w:u w:val="single"/>
+          </w:rPr>
+          <w:t>Leviticus 26</w:t>
+        </w:r>
+      </w:hyperlink>
+      <w:r>
+        <w:rPr>
+          <w:lang w:val="en_US" w:bidi="en_US"/>
+        </w:rPr>
+        <w:t xml:space="preserve">; </w:t>
       </w:r>
       <w:hyperlink r:id="rId73">
         <w:r>
@@ -1682,7 +2135,125 @@
             <w:color w:val="0000EE"/>
             <w:u w:val="single"/>
           </w:rPr>
-          <w:t>Job 13:15–16</w:t>
+          <w:t>Deuteronomy 28</w:t>
+        </w:r>
+      </w:hyperlink>
+      <w:r>
+        <w:rPr>
+          <w:lang w:val="en_US" w:bidi="en_US"/>
+        </w:rPr>
+        <w:t>). They also believe that people often receive the results of their actions in this life (</w:t>
+      </w:r>
+      <w:hyperlink r:id="rId74">
+        <w:r>
+          <w:rPr>
+            <w:lang w:val="en_US" w:bidi="en_US"/>
+          </w:rPr>
+          <w:rPr>
+            <w:color w:val="0000EE"/>
+            <w:u w:val="single"/>
+          </w:rPr>
+          <w:t>Psalm 34:11–22</w:t>
+        </w:r>
+      </w:hyperlink>
+      <w:r>
+        <w:rPr>
+          <w:lang w:val="en_US" w:bidi="en_US"/>
+        </w:rPr>
+        <w:t xml:space="preserve">; see also </w:t>
+      </w:r>
+      <w:hyperlink r:id="rId75">
+        <w:r>
+          <w:rPr>
+            <w:lang w:val="en_US" w:bidi="en_US"/>
+          </w:rPr>
+          <w:rPr>
+            <w:color w:val="0000EE"/>
+            <w:u w:val="single"/>
+          </w:rPr>
+          <w:t>Galatians 6:7</w:t>
+        </w:r>
+      </w:hyperlink>
+      <w:r>
+        <w:rPr>
+          <w:lang w:val="en_US" w:bidi="en_US"/>
+        </w:rPr>
+        <w:t xml:space="preserve">; </w:t>
+      </w:r>
+      <w:hyperlink r:id="rId76">
+        <w:r>
+          <w:rPr>
+            <w:lang w:val="en_US" w:bidi="en_US"/>
+          </w:rPr>
+          <w:rPr>
+            <w:color w:val="0000EE"/>
+            <w:u w:val="single"/>
+          </w:rPr>
+          <w:t>1 Peter 3:10</w:t>
+        </w:r>
+      </w:hyperlink>
+      <w:r>
+        <w:rPr>
+          <w:lang w:val="en_US" w:bidi="en_US"/>
+        </w:rPr>
+        <w:t xml:space="preserve">). </w:t>
+      </w:r>
+    </w:p>
+    <w:p>
+      <w:pPr/>
+      <w:r>
+        <w:rPr>
+          <w:lang w:val="en_US" w:bidi="en_US"/>
+        </w:rPr>
+      </w:r>
+      <w:r>
+        <w:rPr>
+          <w:lang w:val="en_US" w:bidi="en_US"/>
+        </w:rPr>
+        <w:t>The speakers do not look for answers outside biblical teaching. For example, they do not use dualism (the belief that two equal powers of good and evil rule the world), polytheism (belief in many gods), or naturalism (the belief that only the material world exists). Instead, they seek answers that fit with Scripture.</w:t>
+      </w:r>
+    </w:p>
+    <w:p>
+      <w:pPr/>
+      <w:r>
+        <w:rPr>
+          <w:lang w:val="en_US" w:bidi="en_US"/>
+        </w:rPr>
+      </w:r>
+      <w:r>
+        <w:rPr>
+          <w:lang w:val="en_US" w:bidi="en_US"/>
+        </w:rPr>
+        <w:t xml:space="preserve">They explain suffering in several ways: </w:t>
+      </w:r>
+    </w:p>
+    <w:p>
+      <w:pPr>
+        <w:pStyle w:val="ListBullet"/>
+        <w:spacing w:line="240" w:lineRule="auto"/>
+        <w:ind w:left="720"/>
+      </w:pPr>
+      <w:r>
+        <w:rPr>
+          <w:lang w:val="en_US" w:bidi="en_US"/>
+        </w:rPr>
+      </w:r>
+      <w:r>
+        <w:rPr>
+          <w:lang w:val="en_US" w:bidi="en_US"/>
+        </w:rPr>
+        <w:t xml:space="preserve">It may be punishment for sin (for example, </w:t>
+      </w:r>
+      <w:hyperlink r:id="rId77">
+        <w:r>
+          <w:rPr>
+            <w:lang w:val="en_US" w:bidi="en_US"/>
+          </w:rPr>
+          <w:rPr>
+            <w:color w:val="0000EE"/>
+            <w:u w:val="single"/>
+          </w:rPr>
+          <w:t>Job 4:7–9</w:t>
         </w:r>
       </w:hyperlink>
       <w:r>
@@ -1693,6 +2264,258 @@
       </w:r>
     </w:p>
     <w:p>
+      <w:pPr>
+        <w:pStyle w:val="ListBullet"/>
+        <w:spacing w:line="240" w:lineRule="auto"/>
+        <w:ind w:left="720"/>
+      </w:pPr>
+      <w:r>
+        <w:rPr>
+          <w:lang w:val="en_US" w:bidi="en_US"/>
+        </w:rPr>
+      </w:r>
+      <w:r>
+        <w:rPr>
+          <w:lang w:val="en_US" w:bidi="en_US"/>
+        </w:rPr>
+        <w:t xml:space="preserve">It may be part of human life, because people are weak and tend toward sin (for example, </w:t>
+      </w:r>
+      <w:hyperlink r:id="rId78">
+        <w:r>
+          <w:rPr>
+            <w:lang w:val="en_US" w:bidi="en_US"/>
+          </w:rPr>
+          <w:rPr>
+            <w:color w:val="0000EE"/>
+            <w:u w:val="single"/>
+          </w:rPr>
+          <w:t>15:14–16</w:t>
+        </w:r>
+      </w:hyperlink>
+      <w:r>
+        <w:rPr>
+          <w:lang w:val="en_US" w:bidi="en_US"/>
+        </w:rPr>
+        <w:t>).</w:t>
+      </w:r>
+    </w:p>
+    <w:p>
+      <w:pPr>
+        <w:pStyle w:val="ListBullet"/>
+        <w:spacing w:line="240" w:lineRule="auto"/>
+        <w:ind w:left="720"/>
+      </w:pPr>
+      <w:r>
+        <w:rPr>
+          <w:lang w:val="en_US" w:bidi="en_US"/>
+        </w:rPr>
+      </w:r>
+      <w:r>
+        <w:rPr>
+          <w:lang w:val="en_US" w:bidi="en_US"/>
+        </w:rPr>
+        <w:t xml:space="preserve">It may be God’s discipline, which means his correction and training (for example, </w:t>
+      </w:r>
+      <w:hyperlink r:id="rId79">
+        <w:r>
+          <w:rPr>
+            <w:lang w:val="en_US" w:bidi="en_US"/>
+          </w:rPr>
+          <w:rPr>
+            <w:color w:val="0000EE"/>
+            <w:u w:val="single"/>
+          </w:rPr>
+          <w:t>5:17–18</w:t>
+        </w:r>
+      </w:hyperlink>
+      <w:r>
+        <w:rPr>
+          <w:lang w:val="en_US" w:bidi="en_US"/>
+        </w:rPr>
+        <w:t xml:space="preserve">; </w:t>
+      </w:r>
+      <w:hyperlink r:id="rId80">
+        <w:r>
+          <w:rPr>
+            <w:lang w:val="en_US" w:bidi="en_US"/>
+          </w:rPr>
+          <w:rPr>
+            <w:color w:val="0000EE"/>
+            <w:u w:val="single"/>
+          </w:rPr>
+          <w:t>33:15–28</w:t>
+        </w:r>
+      </w:hyperlink>
+      <w:r>
+        <w:rPr>
+          <w:lang w:val="en_US" w:bidi="en_US"/>
+        </w:rPr>
+        <w:t xml:space="preserve">; </w:t>
+      </w:r>
+      <w:hyperlink r:id="rId81">
+        <w:r>
+          <w:rPr>
+            <w:lang w:val="en_US" w:bidi="en_US"/>
+          </w:rPr>
+          <w:rPr>
+            <w:color w:val="0000EE"/>
+            <w:u w:val="single"/>
+          </w:rPr>
+          <w:t>36:8–15</w:t>
+        </w:r>
+      </w:hyperlink>
+      <w:r>
+        <w:rPr>
+          <w:lang w:val="en_US" w:bidi="en_US"/>
+        </w:rPr>
+        <w:t xml:space="preserve">; see </w:t>
+      </w:r>
+      <w:hyperlink r:id="rId82">
+        <w:r>
+          <w:rPr>
+            <w:lang w:val="en_US" w:bidi="en_US"/>
+          </w:rPr>
+          <w:rPr>
+            <w:color w:val="0000EE"/>
+            <w:u w:val="single"/>
+          </w:rPr>
+          <w:t>Proverbs 3:11</w:t>
+        </w:r>
+      </w:hyperlink>
+      <w:r>
+        <w:rPr>
+          <w:lang w:val="en_US" w:bidi="en_US"/>
+        </w:rPr>
+        <w:t xml:space="preserve">; </w:t>
+      </w:r>
+      <w:hyperlink r:id="rId83">
+        <w:r>
+          <w:rPr>
+            <w:lang w:val="en_US" w:bidi="en_US"/>
+          </w:rPr>
+          <w:rPr>
+            <w:color w:val="0000EE"/>
+            <w:u w:val="single"/>
+          </w:rPr>
+          <w:t>Hebrews 12:2–13</w:t>
+        </w:r>
+      </w:hyperlink>
+      <w:r>
+        <w:rPr>
+          <w:lang w:val="en_US" w:bidi="en_US"/>
+        </w:rPr>
+        <w:t>).</w:t>
+      </w:r>
+    </w:p>
+    <w:p>
+      <w:pPr>
+        <w:pStyle w:val="ListBullet"/>
+        <w:spacing w:line="240" w:lineRule="auto"/>
+        <w:ind w:left="720"/>
+      </w:pPr>
+      <w:r>
+        <w:rPr>
+          <w:lang w:val="en_US" w:bidi="en_US"/>
+        </w:rPr>
+      </w:r>
+      <w:r>
+        <w:rPr>
+          <w:lang w:val="en_US" w:bidi="en_US"/>
+        </w:rPr>
+        <w:t xml:space="preserve">It may be part of God’s mysterious plan (for example, </w:t>
+      </w:r>
+      <w:hyperlink r:id="rId84">
+        <w:r>
+          <w:rPr>
+            <w:lang w:val="en_US" w:bidi="en_US"/>
+          </w:rPr>
+          <w:rPr>
+            <w:color w:val="0000EE"/>
+            <w:u w:val="single"/>
+          </w:rPr>
+          <w:t>Job 11:7–8</w:t>
+        </w:r>
+      </w:hyperlink>
+      <w:r>
+        <w:rPr>
+          <w:lang w:val="en_US" w:bidi="en_US"/>
+        </w:rPr>
+        <w:t xml:space="preserve">; </w:t>
+      </w:r>
+      <w:hyperlink r:id="rId85">
+        <w:r>
+          <w:rPr>
+            <w:lang w:val="en_US" w:bidi="en_US"/>
+          </w:rPr>
+          <w:rPr>
+            <w:color w:val="0000EE"/>
+            <w:u w:val="single"/>
+          </w:rPr>
+          <w:t>37:19</w:t>
+        </w:r>
+      </w:hyperlink>
+      <w:r>
+        <w:rPr>
+          <w:lang w:val="en_US" w:bidi="en_US"/>
+        </w:rPr>
+        <w:t xml:space="preserve">, </w:t>
+      </w:r>
+      <w:hyperlink r:id="rId86">
+        <w:r>
+          <w:rPr>
+            <w:lang w:val="en_US" w:bidi="en_US"/>
+          </w:rPr>
+          <w:rPr>
+            <w:color w:val="0000EE"/>
+            <w:u w:val="single"/>
+          </w:rPr>
+          <w:t>23</w:t>
+        </w:r>
+      </w:hyperlink>
+      <w:r>
+        <w:rPr>
+          <w:lang w:val="en_US" w:bidi="en_US"/>
+        </w:rPr>
+        <w:t>).</w:t>
+      </w:r>
+    </w:p>
+    <w:p>
+      <w:pPr>
+        <w:pStyle w:val="ListBullet"/>
+        <w:spacing w:line="240" w:lineRule="auto"/>
+        <w:ind w:left="720"/>
+      </w:pPr>
+      <w:r>
+        <w:rPr>
+          <w:lang w:val="en_US" w:bidi="en_US"/>
+        </w:rPr>
+      </w:r>
+      <w:r>
+        <w:rPr>
+          <w:lang w:val="en_US" w:bidi="en_US"/>
+        </w:rPr>
+        <w:t xml:space="preserve">Or it may be a test on earth that answers a question raised in heaven (for example, </w:t>
+      </w:r>
+      <w:hyperlink r:id="rId87">
+        <w:r>
+          <w:rPr>
+            <w:lang w:val="en_US" w:bidi="en_US"/>
+          </w:rPr>
+          <w:rPr>
+            <w:color w:val="0000EE"/>
+            <w:u w:val="single"/>
+          </w:rPr>
+          <w:t>1:6–12</w:t>
+        </w:r>
+      </w:hyperlink>
+      <w:r>
+        <w:rPr>
+          <w:lang w:val="en_US" w:bidi="en_US"/>
+        </w:rPr>
+        <w:t>).</w:t>
+      </w:r>
+    </w:p>
+    <w:p>
       <w:pPr/>
       <w:r>
         <w:rPr>
@@ -1703,18 +2526,7 @@
         <w:rPr>
           <w:lang w:val="en_US" w:bidi="en_US"/>
         </w:rPr>
-        <w:t>Relationship to Israel’s Wisdom Literature. The book of Job has the flavor of other works of Old Testament wisdom literature. Job’s friends follow lines of thought spelled out in Deuteronomy, Chronicles, and Proverbs. They argue that wisdom and righteousness lead to life and prosperity, while folly and wickedness lead to death and failure. Job joins the author of Ecclesiastes in questioning the simplistic, universal application of this doctrine.</w:t>
-      </w:r>
-    </w:p>
-    <w:p>
-      <w:pPr>
-        <w:pStyle w:val="Heading2"/>
-      </w:pPr>
-      <w:r>
-        <w:rPr>
-          <w:lang w:val="en_US" w:bidi="en_US"/>
-        </w:rPr>
-        <w:t>Meaning and Message</w:t>
+        <w:t>Life “under the sun” means life in this world, as Ecclesiastes describes it. This view is too small to answer all the great questions. So the writer of Job points to heaven to show that events on earth have a deeper meaning. But even in heaven, God does not give the full answer. The book does not explain why God allowed Satan’s challenge at the beginning.</w:t>
       </w:r>
     </w:p>
     <w:p>
@@ -1728,7 +2540,7 @@
         <w:rPr>
           <w:lang w:val="en_US" w:bidi="en_US"/>
         </w:rPr>
-        <w:t>The book of Job does not explain suffering. That is not its purpose. But it does demonstrate that suffering is not necessarily God’s retribution for sin. Job does not get an answer as to why bad things happen to good people, and neither do we.</w:t>
+        <w:t>In the end, the book of Job shows that God defends Job as innocent. God also rejects simple answers about suffering. But God does not answer all of Job’s questions. Job could not understand the whole created world. Because of this, he could not demand a full explanation of how his suffering fit into God’s order. The world is larger and more complex than human beings can fully understand.</w:t>
       </w:r>
     </w:p>
     <w:p>
@@ -1742,74 +2554,25 @@
         <w:rPr>
           <w:lang w:val="en_US" w:bidi="en_US"/>
         </w:rPr>
-        <w:t xml:space="preserve">The central conflict of the book is between the integrity of the Creator and the integrity of a man. Heaven and earth appear to be at odds. It is too easy simply to line up with Job’s three friends in denying Job’s innocence, as we can appeal to various New Testament passages that deny that any human is righteous (e.g., </w:t>
-      </w:r>
-      <w:hyperlink r:id="rId74">
-        <w:r>
-          <w:rPr>
-            <w:lang w:val="en_US" w:bidi="en_US"/>
-          </w:rPr>
-          <w:rPr>
-            <w:color w:val="0000EE"/>
-            <w:u w:val="single"/>
-          </w:rPr>
-          <w:t>Rom 3:10</w:t>
-        </w:r>
-      </w:hyperlink>
-      <w:r>
-        <w:rPr>
-          <w:lang w:val="en_US" w:bidi="en_US"/>
-        </w:rPr>
-        <w:t xml:space="preserve">, </w:t>
-      </w:r>
-      <w:hyperlink r:id="rId75">
-        <w:r>
-          <w:rPr>
-            <w:lang w:val="en_US" w:bidi="en_US"/>
-          </w:rPr>
-          <w:rPr>
-            <w:color w:val="0000EE"/>
-            <w:u w:val="single"/>
-          </w:rPr>
-          <w:t>23</w:t>
-        </w:r>
-      </w:hyperlink>
-      <w:r>
-        <w:rPr>
-          <w:lang w:val="en_US" w:bidi="en_US"/>
-        </w:rPr>
-        <w:t xml:space="preserve">; </w:t>
-      </w:r>
-      <w:hyperlink r:id="rId76">
-        <w:r>
-          <w:rPr>
-            <w:lang w:val="en_US" w:bidi="en_US"/>
-          </w:rPr>
-          <w:rPr>
-            <w:color w:val="0000EE"/>
-            <w:u w:val="single"/>
-          </w:rPr>
-          <w:t>Luke 18:19</w:t>
-        </w:r>
-      </w:hyperlink>
-      <w:r>
-        <w:rPr>
-          <w:lang w:val="en_US" w:bidi="en_US"/>
-        </w:rPr>
-        <w:t xml:space="preserve">). Job’s righteousness is genuine and thorough, though his obsession with his own rectitude sometimes borders on self-righteousness. He grows so adamant in defending his integrity that he seems ready to defy God. Job’s three friends set out a view of God that is more orthodox, at least on the surface. These counselors are more than weak, imaginary straw men; they accurately develop most of the biblical ways of explaining suffering. But their presumptuous applications go sour. They insist on a </w:t>
-      </w:r>
-      <w:r>
-        <w:rPr>
-          <w:i/>
-          <w:lang w:val="en_US" w:bidi="en_US"/>
-        </w:rPr>
-        <w:t>quid pro quo</w:t>
-      </w:r>
-      <w:r>
-        <w:rPr>
-          <w:lang w:val="en_US" w:bidi="en_US"/>
-        </w:rPr>
-        <w:t xml:space="preserve"> view of retribution, in which all the good and evil that people experience is directly related to what they have earned or deserved.</w:t>
+        <w:t>The book of Job gives a complex picture of God. God could have rejected Satan’s challenge because he had nothing to prove. Yet God chose to allow the test. In the end, God shows his power and defeats Satan through Job’s faithfulness. God never explains to Job what was happening in heaven. Instead, God challenges Job’s right to question whether God’s justice is right and trustworthy (</w:t>
+      </w:r>
+      <w:hyperlink r:id="rId88">
+        <w:r>
+          <w:rPr>
+            <w:lang w:val="en_US" w:bidi="en_US"/>
+          </w:rPr>
+          <w:rPr>
+            <w:color w:val="0000EE"/>
+            <w:u w:val="single"/>
+          </w:rPr>
+          <w:t>40:8</w:t>
+        </w:r>
+      </w:hyperlink>
+      <w:r>
+        <w:rPr>
+          <w:lang w:val="en_US" w:bidi="en_US"/>
+        </w:rPr>
+        <w:t>).</w:t>
       </w:r>
     </w:p>
     <w:p>
@@ -1823,384 +2586,35 @@
         <w:rPr>
           <w:lang w:val="en_US" w:bidi="en_US"/>
         </w:rPr>
-        <w:t>The book works within the basic commitments of Old Testament Israel’s faith. Job and all of the other speakers take seriously the covenantal ideas of blessing and cursing (</w:t>
-      </w:r>
-      <w:hyperlink r:id="rId77">
-        <w:r>
-          <w:rPr>
-            <w:lang w:val="en_US" w:bidi="en_US"/>
-          </w:rPr>
-          <w:rPr>
-            <w:color w:val="0000EE"/>
-            <w:u w:val="single"/>
-          </w:rPr>
-          <w:t>Lev 26</w:t>
-        </w:r>
-      </w:hyperlink>
-      <w:r>
-        <w:rPr>
-          <w:lang w:val="en_US" w:bidi="en_US"/>
-        </w:rPr>
-        <w:t xml:space="preserve">; </w:t>
-      </w:r>
-      <w:hyperlink r:id="rId78">
-        <w:r>
-          <w:rPr>
-            <w:lang w:val="en_US" w:bidi="en_US"/>
-          </w:rPr>
-          <w:rPr>
-            <w:color w:val="0000EE"/>
-            <w:u w:val="single"/>
-          </w:rPr>
-          <w:t>Deut 28</w:t>
-        </w:r>
-      </w:hyperlink>
-      <w:r>
-        <w:rPr>
-          <w:lang w:val="en_US" w:bidi="en_US"/>
-        </w:rPr>
-        <w:t>) and of sowing and reaping in this life (</w:t>
-      </w:r>
-      <w:hyperlink r:id="rId79">
-        <w:r>
-          <w:rPr>
-            <w:lang w:val="en_US" w:bidi="en_US"/>
-          </w:rPr>
-          <w:rPr>
-            <w:color w:val="0000EE"/>
-            <w:u w:val="single"/>
-          </w:rPr>
-          <w:t>Ps 34:11–22</w:t>
-        </w:r>
-      </w:hyperlink>
-      <w:r>
-        <w:rPr>
-          <w:lang w:val="en_US" w:bidi="en_US"/>
-        </w:rPr>
-        <w:t xml:space="preserve">; see also </w:t>
-      </w:r>
-      <w:hyperlink r:id="rId80">
-        <w:r>
-          <w:rPr>
-            <w:lang w:val="en_US" w:bidi="en_US"/>
-          </w:rPr>
-          <w:rPr>
-            <w:color w:val="0000EE"/>
-            <w:u w:val="single"/>
-          </w:rPr>
-          <w:t>Gal 6:7</w:t>
-        </w:r>
-      </w:hyperlink>
-      <w:r>
-        <w:rPr>
-          <w:lang w:val="en_US" w:bidi="en_US"/>
-        </w:rPr>
-        <w:t xml:space="preserve">; </w:t>
-      </w:r>
-      <w:hyperlink r:id="rId81">
-        <w:r>
-          <w:rPr>
-            <w:lang w:val="en_US" w:bidi="en_US"/>
-          </w:rPr>
-          <w:rPr>
-            <w:color w:val="0000EE"/>
-            <w:u w:val="single"/>
-          </w:rPr>
-          <w:t>1 Pet 3:10</w:t>
-        </w:r>
-      </w:hyperlink>
-      <w:r>
-        <w:rPr>
-          <w:lang w:val="en_US" w:bidi="en_US"/>
-        </w:rPr>
-        <w:t>). They don’t even consider solutions to the problem of why God permits the righteous to suffer (</w:t>
-      </w:r>
-      <w:r>
-        <w:rPr>
-          <w:i/>
-          <w:lang w:val="en_US" w:bidi="en_US"/>
-        </w:rPr>
-        <w:t>theodicy</w:t>
-      </w:r>
-      <w:r>
-        <w:rPr>
-          <w:lang w:val="en_US" w:bidi="en_US"/>
-        </w:rPr>
-        <w:t xml:space="preserve">) from outside the scope of biblical revelation (e.g., metaphysical dualism, polytheistic tensions, or materialistic naturalism). Instead, the book’s speakers explore only biblical answers. They explain the meaning of suffering as (1) punishment for sin (e.g., </w:t>
-      </w:r>
-      <w:hyperlink r:id="rId82">
-        <w:r>
-          <w:rPr>
-            <w:lang w:val="en_US" w:bidi="en_US"/>
-          </w:rPr>
-          <w:rPr>
-            <w:color w:val="0000EE"/>
-            <w:u w:val="single"/>
-          </w:rPr>
-          <w:t>Job 4:7–9</w:t>
-        </w:r>
-      </w:hyperlink>
-      <w:r>
-        <w:rPr>
-          <w:lang w:val="en_US" w:bidi="en_US"/>
-        </w:rPr>
-        <w:t xml:space="preserve">); (2) the inevitable lot of mortals, who tend toward sin (e.g., </w:t>
-      </w:r>
-      <w:hyperlink r:id="rId83">
-        <w:r>
-          <w:rPr>
-            <w:lang w:val="en_US" w:bidi="en_US"/>
-          </w:rPr>
-          <w:rPr>
-            <w:color w:val="0000EE"/>
-            <w:u w:val="single"/>
-          </w:rPr>
-          <w:t>15:14–16</w:t>
-        </w:r>
-      </w:hyperlink>
-      <w:r>
-        <w:rPr>
-          <w:lang w:val="en_US" w:bidi="en_US"/>
-        </w:rPr>
-        <w:t xml:space="preserve">); (3) God’s discipline (e.g., </w:t>
-      </w:r>
-      <w:hyperlink r:id="rId84">
-        <w:r>
-          <w:rPr>
-            <w:lang w:val="en_US" w:bidi="en_US"/>
-          </w:rPr>
-          <w:rPr>
-            <w:color w:val="0000EE"/>
-            <w:u w:val="single"/>
-          </w:rPr>
-          <w:t>5:17–18</w:t>
-        </w:r>
-      </w:hyperlink>
-      <w:r>
-        <w:rPr>
-          <w:lang w:val="en_US" w:bidi="en_US"/>
-        </w:rPr>
-        <w:t xml:space="preserve">; </w:t>
-      </w:r>
-      <w:hyperlink r:id="rId85">
-        <w:r>
-          <w:rPr>
-            <w:lang w:val="en_US" w:bidi="en_US"/>
-          </w:rPr>
-          <w:rPr>
-            <w:color w:val="0000EE"/>
-            <w:u w:val="single"/>
-          </w:rPr>
-          <w:t>33:15–28</w:t>
-        </w:r>
-      </w:hyperlink>
-      <w:r>
-        <w:rPr>
-          <w:lang w:val="en_US" w:bidi="en_US"/>
-        </w:rPr>
-        <w:t xml:space="preserve">; </w:t>
-      </w:r>
-      <w:hyperlink r:id="rId86">
-        <w:r>
-          <w:rPr>
-            <w:lang w:val="en_US" w:bidi="en_US"/>
-          </w:rPr>
-          <w:rPr>
-            <w:color w:val="0000EE"/>
-            <w:u w:val="single"/>
-          </w:rPr>
-          <w:t>36:8–15</w:t>
-        </w:r>
-      </w:hyperlink>
-      <w:r>
-        <w:rPr>
-          <w:lang w:val="en_US" w:bidi="en_US"/>
-        </w:rPr>
-        <w:t xml:space="preserve">; see </w:t>
-      </w:r>
-      <w:hyperlink r:id="rId87">
-        <w:r>
-          <w:rPr>
-            <w:lang w:val="en_US" w:bidi="en_US"/>
-          </w:rPr>
-          <w:rPr>
-            <w:color w:val="0000EE"/>
-            <w:u w:val="single"/>
-          </w:rPr>
-          <w:t>Prov 3:11</w:t>
-        </w:r>
-      </w:hyperlink>
-      <w:r>
-        <w:rPr>
-          <w:lang w:val="en_US" w:bidi="en_US"/>
-        </w:rPr>
-        <w:t xml:space="preserve">; </w:t>
-      </w:r>
-      <w:hyperlink r:id="rId88">
-        <w:r>
-          <w:rPr>
-            <w:lang w:val="en_US" w:bidi="en_US"/>
-          </w:rPr>
-          <w:rPr>
-            <w:color w:val="0000EE"/>
-            <w:u w:val="single"/>
-          </w:rPr>
-          <w:t>Heb 12:2–13</w:t>
-        </w:r>
-      </w:hyperlink>
-      <w:r>
-        <w:rPr>
-          <w:lang w:val="en_US" w:bidi="en_US"/>
-        </w:rPr>
-        <w:t xml:space="preserve">); (4) part of God’s mysterious plan (e.g., </w:t>
+        <w:t>The way to live through suffering is not simply trying to stay strong. Instead, we should humbly honor God and trust his wise and good rule. When suffering comes, people can respond to God by worshiping him. They can also trust that God's ways are wise and just, even when the pain is severe and the confusion is deep. God’s holy purposes for human suffering are sometimes hidden.</w:t>
+      </w:r>
+    </w:p>
+    <w:p>
+      <w:pPr/>
+      <w:r>
+        <w:rPr>
+          <w:lang w:val="en_US" w:bidi="en_US"/>
+        </w:rPr>
+      </w:r>
+      <w:r>
+        <w:rPr>
+          <w:lang w:val="en_US" w:bidi="en_US"/>
+        </w:rPr>
+        <w:t>In the end, Job comes closer to God through his suffering. He says, “</w:t>
+      </w:r>
+      <w:r>
+        <w:rPr>
+          <w:lang w:val="en_US" w:bidi="en_US"/>
+        </w:rPr>
+        <w:t>My ears had heard of You, but now my eyes have seen You</w:t>
+      </w:r>
+      <w:r>
+        <w:rPr>
+          <w:lang w:val="en_US" w:bidi="en_US"/>
+        </w:rPr>
+        <w:t>” (</w:t>
       </w:r>
       <w:hyperlink r:id="rId89">
-        <w:r>
-          <w:rPr>
-            <w:lang w:val="en_US" w:bidi="en_US"/>
-          </w:rPr>
-          <w:rPr>
-            <w:color w:val="0000EE"/>
-            <w:u w:val="single"/>
-          </w:rPr>
-          <w:t>Job 11:7–8</w:t>
-        </w:r>
-      </w:hyperlink>
-      <w:r>
-        <w:rPr>
-          <w:lang w:val="en_US" w:bidi="en_US"/>
-        </w:rPr>
-        <w:t xml:space="preserve">; </w:t>
-      </w:r>
-      <w:hyperlink r:id="rId90">
-        <w:r>
-          <w:rPr>
-            <w:lang w:val="en_US" w:bidi="en_US"/>
-          </w:rPr>
-          <w:rPr>
-            <w:color w:val="0000EE"/>
-            <w:u w:val="single"/>
-          </w:rPr>
-          <w:t>37:19</w:t>
-        </w:r>
-      </w:hyperlink>
-      <w:r>
-        <w:rPr>
-          <w:lang w:val="en_US" w:bidi="en_US"/>
-        </w:rPr>
-        <w:t xml:space="preserve">, </w:t>
-      </w:r>
-      <w:hyperlink r:id="rId91">
-        <w:r>
-          <w:rPr>
-            <w:lang w:val="en_US" w:bidi="en_US"/>
-          </w:rPr>
-          <w:rPr>
-            <w:color w:val="0000EE"/>
-            <w:u w:val="single"/>
-          </w:rPr>
-          <w:t>23</w:t>
-        </w:r>
-      </w:hyperlink>
-      <w:r>
-        <w:rPr>
-          <w:lang w:val="en_US" w:bidi="en_US"/>
-        </w:rPr>
-        <w:t xml:space="preserve">); or (5) a test imposed on earth to satisfy a heavenly dispute (e.g., </w:t>
-      </w:r>
-      <w:hyperlink r:id="rId92">
-        <w:r>
-          <w:rPr>
-            <w:lang w:val="en_US" w:bidi="en_US"/>
-          </w:rPr>
-          <w:rPr>
-            <w:color w:val="0000EE"/>
-            <w:u w:val="single"/>
-          </w:rPr>
-          <w:t>1:6–12</w:t>
-        </w:r>
-      </w:hyperlink>
-      <w:r>
-        <w:rPr>
-          <w:lang w:val="en_US" w:bidi="en_US"/>
-        </w:rPr>
-        <w:t>).</w:t>
-      </w:r>
-    </w:p>
-    <w:p>
-      <w:pPr/>
-      <w:r>
-        <w:rPr>
-          <w:lang w:val="en_US" w:bidi="en_US"/>
-        </w:rPr>
-      </w:r>
-      <w:r>
-        <w:rPr>
-          <w:lang w:val="en_US" w:bidi="en_US"/>
-        </w:rPr>
-        <w:t>Since life “under the sun” (see Ecclesiastes) is an arena too small to provide answers to all the great questions, the writer looks to the courts of heaven for a divine dimension to what takes place on earth. But the answer is not disclosed even there. Why did God entertain Satan’s challenge in the first place?</w:t>
-      </w:r>
-    </w:p>
-    <w:p>
-      <w:pPr/>
-      <w:r>
-        <w:rPr>
-          <w:lang w:val="en_US" w:bidi="en_US"/>
-        </w:rPr>
-      </w:r>
-      <w:r>
-        <w:rPr>
-          <w:lang w:val="en_US" w:bidi="en_US"/>
-        </w:rPr>
-        <w:t>In the end, the book of Job shows God defending Job’s innocence and rejecting easy explanations of suffering. God also rejects Job’s demands for an explanation. Since Job could not possibly understand the whole universe, he should not demand an explanation of how his suffering fits into that order. The world cannot be explained in terms that humans can fully understand.</w:t>
-      </w:r>
-    </w:p>
-    <w:p>
-      <w:pPr/>
-      <w:r>
-        <w:rPr>
-          <w:lang w:val="en_US" w:bidi="en_US"/>
-        </w:rPr>
-      </w:r>
-      <w:r>
-        <w:rPr>
-          <w:lang w:val="en_US" w:bidi="en_US"/>
-        </w:rPr>
-        <w:t>The book of Job thus offers a complex picture of God. He could have rejected Satan’s suggestion, having nothing to prove; yet he chose to allow the test, ultimately demonstrating his power and bringing defeat to Satan through the human Job. God never explains to Job what is happening behind the scenes. Instead, God challenges Job’s right to question the integrity of divine justice (</w:t>
-      </w:r>
-      <w:hyperlink r:id="rId93">
-        <w:r>
-          <w:rPr>
-            <w:lang w:val="en_US" w:bidi="en_US"/>
-          </w:rPr>
-          <w:rPr>
-            <w:color w:val="0000EE"/>
-            <w:u w:val="single"/>
-          </w:rPr>
-          <w:t>40:8</w:t>
-        </w:r>
-      </w:hyperlink>
-      <w:r>
-        <w:rPr>
-          <w:lang w:val="en_US" w:bidi="en_US"/>
-        </w:rPr>
-        <w:t>).</w:t>
-      </w:r>
-    </w:p>
-    <w:p>
-      <w:pPr/>
-      <w:r>
-        <w:rPr>
-          <w:lang w:val="en_US" w:bidi="en_US"/>
-        </w:rPr>
-      </w:r>
-      <w:r>
-        <w:rPr>
-          <w:lang w:val="en_US" w:bidi="en_US"/>
-        </w:rPr>
-        <w:t>The way to live through calamities is not just to keep a stiff upper lip but to bow reverently before God and trust his sovereign goodness. In a day of calamity, humans can respond to God by worshiping him and acknowledging the wisdom and justice of his ways, regardless of how harsh the pain or dark the confusion. God’s holy purposes for human suffering are sometimes hidden. In the end, Job draws closer to God through his suffering: “I had only heard about you before, but now I have seen you with my own eyes” (</w:t>
-      </w:r>
-      <w:hyperlink r:id="rId94">
         <w:r>
           <w:rPr>
             <w:lang w:val="en_US" w:bidi="en_US"/>
@@ -4118,6 +4532,12 @@
   </w:num>
   <w:num w:numId="13" w16cid:durableId="592781308">
     <w:abstractNumId w:val="11"/>
+  </w:num>
+  <w:num w:numId="14">
+    <w:abstractNumId w:val="3"/>
+    <w:lvlOverride w:ilvl="0">
+      <w:startOverride w:val="1"/>
+    </w:lvlOverride>
   </w:num>
   <w:numIdMacAtCleanup w:val="10"/>
 </w:numbering>

--- a/eng/docx/18.content.docx
+++ b/eng/docx/18.content.docx
@@ -19,7 +19,7 @@
         <w:rPr>
           <w:lang w:val="en_US" w:bidi="en_US"/>
         </w:rPr>
-        <w:t>Resource: Tyndale Open Study Notes</w:t>
+        <w:t>Resource: Aquifer Open Study Notes (Book Intros)</w:t>
       </w:r>
       <w:r>
         <w:rPr>
@@ -112,7 +112,7 @@
         <w:rPr>
           <w:lang w:val="en_US" w:bidi="en_US"/>
         </w:rPr>
-        <w:t>Tyndale Open Study Notes</w:t>
+        <w:t>Aquifer Open Study Notes (Book Intros)</w:t>
       </w:r>
     </w:p>
     <w:p>

--- a/eng/docx/18.content.docx
+++ b/eng/docx/18.content.docx
@@ -286,72 +286,48 @@
         </w:rPr>
         <w:t>The book of Job takes place early in the patriarchal age. This was the time of Abraham, Isaac, and Jacob, before Israel became a nation. Job’s wealth was like Abraham’s wealth. It was measured in livestock and servants (</w:t>
       </w:r>
-      <w:hyperlink r:id="rId13">
-        <w:r>
-          <w:rPr>
-            <w:lang w:val="en_US" w:bidi="en_US"/>
-          </w:rPr>
-          <w:rPr>
-            <w:color w:val="0000EE"/>
-            <w:u w:val="single"/>
-          </w:rPr>
-          <w:t>1:3</w:t>
-        </w:r>
-      </w:hyperlink>
+      <w:r>
+        <w:rPr>
+          <w:lang w:val="en_US" w:bidi="en_US"/>
+        </w:rPr>
+        <w:t>1:3</w:t>
+      </w:r>
       <w:r>
         <w:rPr>
           <w:lang w:val="en_US" w:bidi="en_US"/>
         </w:rPr>
         <w:t xml:space="preserve">; </w:t>
       </w:r>
-      <w:hyperlink r:id="rId14">
-        <w:r>
-          <w:rPr>
-            <w:lang w:val="en_US" w:bidi="en_US"/>
-          </w:rPr>
-          <w:rPr>
-            <w:color w:val="0000EE"/>
-            <w:u w:val="single"/>
-          </w:rPr>
-          <w:t>42:12</w:t>
-        </w:r>
-      </w:hyperlink>
+      <w:r>
+        <w:rPr>
+          <w:lang w:val="en_US" w:bidi="en_US"/>
+        </w:rPr>
+        <w:t>42:12</w:t>
+      </w:r>
       <w:r>
         <w:rPr>
           <w:lang w:val="en_US" w:bidi="en_US"/>
         </w:rPr>
         <w:t xml:space="preserve">; see </w:t>
       </w:r>
-      <w:hyperlink r:id="rId15">
-        <w:r>
-          <w:rPr>
-            <w:lang w:val="en_US" w:bidi="en_US"/>
-          </w:rPr>
-          <w:rPr>
-            <w:color w:val="0000EE"/>
-            <w:u w:val="single"/>
-          </w:rPr>
-          <w:t>Genesis 12:16</w:t>
-        </w:r>
-      </w:hyperlink>
+      <w:r>
+        <w:rPr>
+          <w:lang w:val="en_US" w:bidi="en_US"/>
+        </w:rPr>
+        <w:t>Genesis 12:16</w:t>
+      </w:r>
       <w:r>
         <w:rPr>
           <w:lang w:val="en_US" w:bidi="en_US"/>
         </w:rPr>
         <w:t xml:space="preserve">; </w:t>
       </w:r>
-      <w:hyperlink r:id="rId16">
-        <w:r>
-          <w:rPr>
-            <w:lang w:val="en_US" w:bidi="en_US"/>
-          </w:rPr>
-          <w:rPr>
-            <w:color w:val="0000EE"/>
-            <w:u w:val="single"/>
-          </w:rPr>
-          <w:t>32:5</w:t>
-        </w:r>
-      </w:hyperlink>
+      <w:r>
+        <w:rPr>
+          <w:lang w:val="en_US" w:bidi="en_US"/>
+        </w:rPr>
+        <w:t>32:5</w:t>
+      </w:r>
       <w:r>
         <w:rPr>
           <w:lang w:val="en_US" w:bidi="en_US"/>
@@ -372,198 +348,132 @@
         </w:rPr>
         <w:t>Job also served as priest for his family. A priest offers worship and sacrifices to God. This was common before God gave the law of Moses (</w:t>
       </w:r>
-      <w:hyperlink r:id="rId17">
-        <w:r>
-          <w:rPr>
-            <w:lang w:val="en_US" w:bidi="en_US"/>
-          </w:rPr>
-          <w:rPr>
-            <w:color w:val="0000EE"/>
-            <w:u w:val="single"/>
-          </w:rPr>
-          <w:t>1:5</w:t>
-        </w:r>
-      </w:hyperlink>
+      <w:r>
+        <w:rPr>
+          <w:lang w:val="en_US" w:bidi="en_US"/>
+        </w:rPr>
+        <w:t>1:5</w:t>
+      </w:r>
       <w:r>
         <w:rPr>
           <w:lang w:val="en_US" w:bidi="en_US"/>
         </w:rPr>
         <w:t xml:space="preserve">; </w:t>
       </w:r>
-      <w:hyperlink r:id="rId18">
-        <w:r>
-          <w:rPr>
-            <w:lang w:val="en_US" w:bidi="en_US"/>
-          </w:rPr>
-          <w:rPr>
-            <w:color w:val="0000EE"/>
-            <w:u w:val="single"/>
-          </w:rPr>
-          <w:t>42:8</w:t>
-        </w:r>
-      </w:hyperlink>
+      <w:r>
+        <w:rPr>
+          <w:lang w:val="en_US" w:bidi="en_US"/>
+        </w:rPr>
+        <w:t>42:8</w:t>
+      </w:r>
       <w:r>
         <w:rPr>
           <w:lang w:val="en_US" w:bidi="en_US"/>
         </w:rPr>
         <w:t xml:space="preserve">; see </w:t>
       </w:r>
-      <w:hyperlink r:id="rId19">
-        <w:r>
-          <w:rPr>
-            <w:lang w:val="en_US" w:bidi="en_US"/>
-          </w:rPr>
-          <w:rPr>
-            <w:color w:val="0000EE"/>
-            <w:u w:val="single"/>
-          </w:rPr>
-          <w:t>Genesis 4:4</w:t>
-        </w:r>
-      </w:hyperlink>
+      <w:r>
+        <w:rPr>
+          <w:lang w:val="en_US" w:bidi="en_US"/>
+        </w:rPr>
+        <w:t>Genesis 4:4</w:t>
+      </w:r>
       <w:r>
         <w:rPr>
           <w:lang w:val="en_US" w:bidi="en_US"/>
         </w:rPr>
         <w:t xml:space="preserve">; </w:t>
       </w:r>
-      <w:hyperlink r:id="rId20">
-        <w:r>
-          <w:rPr>
-            <w:lang w:val="en_US" w:bidi="en_US"/>
-          </w:rPr>
-          <w:rPr>
-            <w:color w:val="0000EE"/>
-            <w:u w:val="single"/>
-          </w:rPr>
-          <w:t>8:20</w:t>
-        </w:r>
-      </w:hyperlink>
+      <w:r>
+        <w:rPr>
+          <w:lang w:val="en_US" w:bidi="en_US"/>
+        </w:rPr>
+        <w:t>8:20</w:t>
+      </w:r>
       <w:r>
         <w:rPr>
           <w:lang w:val="en_US" w:bidi="en_US"/>
         </w:rPr>
         <w:t xml:space="preserve">; </w:t>
       </w:r>
-      <w:hyperlink r:id="rId21">
-        <w:r>
-          <w:rPr>
-            <w:lang w:val="en_US" w:bidi="en_US"/>
-          </w:rPr>
-          <w:rPr>
-            <w:color w:val="0000EE"/>
-            <w:u w:val="single"/>
-          </w:rPr>
-          <w:t>12:7–8</w:t>
-        </w:r>
-      </w:hyperlink>
+      <w:r>
+        <w:rPr>
+          <w:lang w:val="en_US" w:bidi="en_US"/>
+        </w:rPr>
+        <w:t>12:7–8</w:t>
+      </w:r>
       <w:r>
         <w:rPr>
           <w:lang w:val="en_US" w:bidi="en_US"/>
         </w:rPr>
         <w:t xml:space="preserve">; </w:t>
       </w:r>
-      <w:hyperlink r:id="rId22">
-        <w:r>
-          <w:rPr>
-            <w:lang w:val="en_US" w:bidi="en_US"/>
-          </w:rPr>
-          <w:rPr>
-            <w:color w:val="0000EE"/>
-            <w:u w:val="single"/>
-          </w:rPr>
-          <w:t>13:18</w:t>
-        </w:r>
-      </w:hyperlink>
+      <w:r>
+        <w:rPr>
+          <w:lang w:val="en_US" w:bidi="en_US"/>
+        </w:rPr>
+        <w:t>13:18</w:t>
+      </w:r>
       <w:r>
         <w:rPr>
           <w:lang w:val="en_US" w:bidi="en_US"/>
         </w:rPr>
         <w:t xml:space="preserve">; </w:t>
       </w:r>
-      <w:hyperlink r:id="rId23">
-        <w:r>
-          <w:rPr>
-            <w:lang w:val="en_US" w:bidi="en_US"/>
-          </w:rPr>
-          <w:rPr>
-            <w:color w:val="0000EE"/>
-            <w:u w:val="single"/>
-          </w:rPr>
-          <w:t>15:9–10</w:t>
-        </w:r>
-      </w:hyperlink>
+      <w:r>
+        <w:rPr>
+          <w:lang w:val="en_US" w:bidi="en_US"/>
+        </w:rPr>
+        <w:t>15:9–10</w:t>
+      </w:r>
       <w:r>
         <w:rPr>
           <w:lang w:val="en_US" w:bidi="en_US"/>
         </w:rPr>
         <w:t xml:space="preserve">; </w:t>
       </w:r>
-      <w:hyperlink r:id="rId24">
-        <w:r>
-          <w:rPr>
-            <w:lang w:val="en_US" w:bidi="en_US"/>
-          </w:rPr>
-          <w:rPr>
-            <w:color w:val="0000EE"/>
-            <w:u w:val="single"/>
-          </w:rPr>
-          <w:t>26:25</w:t>
-        </w:r>
-      </w:hyperlink>
+      <w:r>
+        <w:rPr>
+          <w:lang w:val="en_US" w:bidi="en_US"/>
+        </w:rPr>
+        <w:t>26:25</w:t>
+      </w:r>
       <w:r>
         <w:rPr>
           <w:lang w:val="en_US" w:bidi="en_US"/>
         </w:rPr>
         <w:t xml:space="preserve">; </w:t>
       </w:r>
-      <w:hyperlink r:id="rId25">
-        <w:r>
-          <w:rPr>
-            <w:lang w:val="en_US" w:bidi="en_US"/>
-          </w:rPr>
-          <w:rPr>
-            <w:color w:val="0000EE"/>
-            <w:u w:val="single"/>
-          </w:rPr>
-          <w:t>33:20</w:t>
-        </w:r>
-      </w:hyperlink>
+      <w:r>
+        <w:rPr>
+          <w:lang w:val="en_US" w:bidi="en_US"/>
+        </w:rPr>
+        <w:t>33:20</w:t>
+      </w:r>
       <w:r>
         <w:rPr>
           <w:lang w:val="en_US" w:bidi="en_US"/>
         </w:rPr>
         <w:t xml:space="preserve">; </w:t>
       </w:r>
-      <w:hyperlink r:id="rId26">
-        <w:r>
-          <w:rPr>
-            <w:lang w:val="en_US" w:bidi="en_US"/>
-          </w:rPr>
-          <w:rPr>
-            <w:color w:val="0000EE"/>
-            <w:u w:val="single"/>
-          </w:rPr>
-          <w:t>35:1–6</w:t>
-        </w:r>
-      </w:hyperlink>
+      <w:r>
+        <w:rPr>
+          <w:lang w:val="en_US" w:bidi="en_US"/>
+        </w:rPr>
+        <w:t>35:1–6</w:t>
+      </w:r>
       <w:r>
         <w:rPr>
           <w:lang w:val="en_US" w:bidi="en_US"/>
         </w:rPr>
         <w:t xml:space="preserve">; </w:t>
       </w:r>
-      <w:hyperlink r:id="rId27">
-        <w:r>
-          <w:rPr>
-            <w:lang w:val="en_US" w:bidi="en_US"/>
-          </w:rPr>
-          <w:rPr>
-            <w:color w:val="0000EE"/>
-            <w:u w:val="single"/>
-          </w:rPr>
-          <w:t>46:1</w:t>
-        </w:r>
-      </w:hyperlink>
+      <w:r>
+        <w:rPr>
+          <w:lang w:val="en_US" w:bidi="en_US"/>
+        </w:rPr>
+        <w:t>46:1</w:t>
+      </w:r>
       <w:r>
         <w:rPr>
           <w:lang w:val="en_US" w:bidi="en_US"/>
@@ -584,72 +494,48 @@
         </w:rPr>
         <w:t>In Job’s time, the Sabeans and Chaldeans were groups who moved from place to place and attacked others (</w:t>
       </w:r>
-      <w:hyperlink r:id="rId28">
-        <w:r>
-          <w:rPr>
-            <w:lang w:val="en_US" w:bidi="en_US"/>
-          </w:rPr>
-          <w:rPr>
-            <w:color w:val="0000EE"/>
-            <w:u w:val="single"/>
-          </w:rPr>
-          <w:t>1:15</w:t>
-        </w:r>
-      </w:hyperlink>
+      <w:r>
+        <w:rPr>
+          <w:lang w:val="en_US" w:bidi="en_US"/>
+        </w:rPr>
+        <w:t>1:15</w:t>
+      </w:r>
       <w:r>
         <w:rPr>
           <w:lang w:val="en_US" w:bidi="en_US"/>
         </w:rPr>
         <w:t xml:space="preserve">, </w:t>
       </w:r>
-      <w:hyperlink r:id="rId29">
-        <w:r>
-          <w:rPr>
-            <w:lang w:val="en_US" w:bidi="en_US"/>
-          </w:rPr>
-          <w:rPr>
-            <w:color w:val="0000EE"/>
-            <w:u w:val="single"/>
-          </w:rPr>
-          <w:t>17</w:t>
-        </w:r>
-      </w:hyperlink>
+      <w:r>
+        <w:rPr>
+          <w:lang w:val="en_US" w:bidi="en_US"/>
+        </w:rPr>
+        <w:t>17</w:t>
+      </w:r>
       <w:r>
         <w:rPr>
           <w:lang w:val="en_US" w:bidi="en_US"/>
         </w:rPr>
         <w:t xml:space="preserve">). They were not yet powerful nations with strong political and economic control, as they were later in Israel’s history (compare </w:t>
       </w:r>
-      <w:hyperlink r:id="rId30">
-        <w:r>
-          <w:rPr>
-            <w:lang w:val="en_US" w:bidi="en_US"/>
-          </w:rPr>
-          <w:rPr>
-            <w:color w:val="0000EE"/>
-            <w:u w:val="single"/>
-          </w:rPr>
-          <w:t>Isaiah 45:14</w:t>
-        </w:r>
-      </w:hyperlink>
+      <w:r>
+        <w:rPr>
+          <w:lang w:val="en_US" w:bidi="en_US"/>
+        </w:rPr>
+        <w:t>Isaiah 45:14</w:t>
+      </w:r>
       <w:r>
         <w:rPr>
           <w:lang w:val="en_US" w:bidi="en_US"/>
         </w:rPr>
         <w:t xml:space="preserve">; </w:t>
       </w:r>
-      <w:hyperlink r:id="rId31">
-        <w:r>
-          <w:rPr>
-            <w:lang w:val="en_US" w:bidi="en_US"/>
-          </w:rPr>
-          <w:rPr>
-            <w:color w:val="0000EE"/>
-            <w:u w:val="single"/>
-          </w:rPr>
-          <w:t>Joel 3:8</w:t>
-        </w:r>
-      </w:hyperlink>
+      <w:r>
+        <w:rPr>
+          <w:lang w:val="en_US" w:bidi="en_US"/>
+        </w:rPr>
+        <w:t>Joel 3:8</w:t>
+      </w:r>
       <w:r>
         <w:rPr>
           <w:lang w:val="en_US" w:bidi="en_US"/>
@@ -683,54 +569,36 @@
         </w:rPr>
         <w:t xml:space="preserve"> ("a piece of silver" in the Berean Standard Bible; </w:t>
       </w:r>
-      <w:hyperlink r:id="rId32">
-        <w:r>
-          <w:rPr>
-            <w:lang w:val="en_US" w:bidi="en_US"/>
-          </w:rPr>
-          <w:rPr>
-            <w:color w:val="0000EE"/>
-            <w:u w:val="single"/>
-          </w:rPr>
-          <w:t>42:11</w:t>
-        </w:r>
-      </w:hyperlink>
+      <w:r>
+        <w:rPr>
+          <w:lang w:val="en_US" w:bidi="en_US"/>
+        </w:rPr>
+        <w:t>42:11</w:t>
+      </w:r>
       <w:r>
         <w:rPr>
           <w:lang w:val="en_US" w:bidi="en_US"/>
         </w:rPr>
         <w:t xml:space="preserve">). People used this kind of money during the patriarchal age (see </w:t>
       </w:r>
-      <w:hyperlink r:id="rId33">
-        <w:r>
-          <w:rPr>
-            <w:lang w:val="en_US" w:bidi="en_US"/>
-          </w:rPr>
-          <w:rPr>
-            <w:color w:val="0000EE"/>
-            <w:u w:val="single"/>
-          </w:rPr>
-          <w:t>Genesis 33:19</w:t>
-        </w:r>
-      </w:hyperlink>
+      <w:r>
+        <w:rPr>
+          <w:lang w:val="en_US" w:bidi="en_US"/>
+        </w:rPr>
+        <w:t>Genesis 33:19</w:t>
+      </w:r>
       <w:r>
         <w:rPr>
           <w:lang w:val="en_US" w:bidi="en_US"/>
         </w:rPr>
         <w:t xml:space="preserve">; </w:t>
       </w:r>
-      <w:hyperlink r:id="rId34">
-        <w:r>
-          <w:rPr>
-            <w:lang w:val="en_US" w:bidi="en_US"/>
-          </w:rPr>
-          <w:rPr>
-            <w:color w:val="0000EE"/>
-            <w:u w:val="single"/>
-          </w:rPr>
-          <w:t>Joshua 24:32</w:t>
-        </w:r>
-      </w:hyperlink>
+      <w:r>
+        <w:rPr>
+          <w:lang w:val="en_US" w:bidi="en_US"/>
+        </w:rPr>
+        <w:t>Joshua 24:32</w:t>
+      </w:r>
       <w:r>
         <w:rPr>
           <w:lang w:val="en_US" w:bidi="en_US"/>
@@ -751,126 +619,84 @@
         </w:rPr>
         <w:t>Job also lived a very long life. Only people who lived before the flood and the patriarchs lived as long as, or longer than, Job (</w:t>
       </w:r>
-      <w:hyperlink r:id="rId35">
-        <w:r>
-          <w:rPr>
-            <w:lang w:val="en_US" w:bidi="en_US"/>
-          </w:rPr>
-          <w:rPr>
-            <w:color w:val="0000EE"/>
-            <w:u w:val="single"/>
-          </w:rPr>
-          <w:t>Genesis 1–6</w:t>
-        </w:r>
-      </w:hyperlink>
+      <w:r>
+        <w:rPr>
+          <w:lang w:val="en_US" w:bidi="en_US"/>
+        </w:rPr>
+        <w:t>Genesis 1–6</w:t>
+      </w:r>
       <w:r>
         <w:rPr>
           <w:lang w:val="en_US" w:bidi="en_US"/>
         </w:rPr>
         <w:t xml:space="preserve">; </w:t>
       </w:r>
-      <w:hyperlink r:id="rId36">
-        <w:r>
-          <w:rPr>
-            <w:lang w:val="en_US" w:bidi="en_US"/>
-          </w:rPr>
-          <w:rPr>
-            <w:color w:val="0000EE"/>
-            <w:u w:val="single"/>
-          </w:rPr>
-          <w:t>42:16</w:t>
-        </w:r>
-      </w:hyperlink>
+      <w:r>
+        <w:rPr>
+          <w:lang w:val="en_US" w:bidi="en_US"/>
+        </w:rPr>
+        <w:t>42:16</w:t>
+      </w:r>
       <w:r>
         <w:rPr>
           <w:lang w:val="en_US" w:bidi="en_US"/>
         </w:rPr>
         <w:t xml:space="preserve">; see </w:t>
       </w:r>
-      <w:hyperlink r:id="rId37">
-        <w:r>
-          <w:rPr>
-            <w:lang w:val="en_US" w:bidi="en_US"/>
-          </w:rPr>
-          <w:rPr>
-            <w:color w:val="0000EE"/>
-            <w:u w:val="single"/>
-          </w:rPr>
-          <w:t>5:3–32</w:t>
-        </w:r>
-      </w:hyperlink>
+      <w:r>
+        <w:rPr>
+          <w:lang w:val="en_US" w:bidi="en_US"/>
+        </w:rPr>
+        <w:t>5:3–32</w:t>
+      </w:r>
       <w:r>
         <w:rPr>
           <w:lang w:val="en_US" w:bidi="en_US"/>
         </w:rPr>
         <w:t xml:space="preserve">; </w:t>
       </w:r>
-      <w:hyperlink r:id="rId38">
-        <w:r>
-          <w:rPr>
-            <w:lang w:val="en_US" w:bidi="en_US"/>
-          </w:rPr>
-          <w:rPr>
-            <w:color w:val="0000EE"/>
-            <w:u w:val="single"/>
-          </w:rPr>
-          <w:t>25:7</w:t>
-        </w:r>
-      </w:hyperlink>
+      <w:r>
+        <w:rPr>
+          <w:lang w:val="en_US" w:bidi="en_US"/>
+        </w:rPr>
+        <w:t>25:7</w:t>
+      </w:r>
       <w:r>
         <w:rPr>
           <w:lang w:val="en_US" w:bidi="en_US"/>
         </w:rPr>
         <w:t xml:space="preserve">; </w:t>
       </w:r>
-      <w:hyperlink r:id="rId39">
-        <w:r>
-          <w:rPr>
-            <w:lang w:val="en_US" w:bidi="en_US"/>
-          </w:rPr>
-          <w:rPr>
-            <w:color w:val="0000EE"/>
-            <w:u w:val="single"/>
-          </w:rPr>
-          <w:t>35:28</w:t>
-        </w:r>
-      </w:hyperlink>
+      <w:r>
+        <w:rPr>
+          <w:lang w:val="en_US" w:bidi="en_US"/>
+        </w:rPr>
+        <w:t>35:28</w:t>
+      </w:r>
       <w:r>
         <w:rPr>
           <w:lang w:val="en_US" w:bidi="en_US"/>
         </w:rPr>
         <w:t xml:space="preserve">; </w:t>
       </w:r>
-      <w:hyperlink r:id="rId40">
-        <w:r>
-          <w:rPr>
-            <w:lang w:val="en_US" w:bidi="en_US"/>
-          </w:rPr>
-          <w:rPr>
-            <w:color w:val="0000EE"/>
-            <w:u w:val="single"/>
-          </w:rPr>
-          <w:t>47:28</w:t>
-        </w:r>
-      </w:hyperlink>
+      <w:r>
+        <w:rPr>
+          <w:lang w:val="en_US" w:bidi="en_US"/>
+        </w:rPr>
+        <w:t>47:28</w:t>
+      </w:r>
       <w:r>
         <w:rPr>
           <w:lang w:val="en_US" w:bidi="en_US"/>
         </w:rPr>
         <w:t xml:space="preserve">; </w:t>
       </w:r>
-      <w:hyperlink r:id="rId41">
-        <w:r>
-          <w:rPr>
-            <w:lang w:val="en_US" w:bidi="en_US"/>
-          </w:rPr>
-          <w:rPr>
-            <w:color w:val="0000EE"/>
-            <w:u w:val="single"/>
-          </w:rPr>
-          <w:t>50:26</w:t>
-        </w:r>
-      </w:hyperlink>
+      <w:r>
+        <w:rPr>
+          <w:lang w:val="en_US" w:bidi="en_US"/>
+        </w:rPr>
+        <w:t>50:26</w:t>
+      </w:r>
       <w:r>
         <w:rPr>
           <w:lang w:val="en_US" w:bidi="en_US"/>
@@ -902,18 +728,12 @@
         </w:rPr>
         <w:t xml:space="preserve">The prose introduction to Job is found in </w:t>
       </w:r>
-      <w:hyperlink r:id="rId42">
-        <w:r>
-          <w:rPr>
-            <w:lang w:val="en_US" w:bidi="en_US"/>
-          </w:rPr>
-          <w:rPr>
-            <w:color w:val="0000EE"/>
-            <w:u w:val="single"/>
-          </w:rPr>
-          <w:t>chapters 1–2</w:t>
-        </w:r>
-      </w:hyperlink>
+      <w:r>
+        <w:rPr>
+          <w:lang w:val="en_US" w:bidi="en_US"/>
+        </w:rPr>
+        <w:t>chapters 1–2</w:t>
+      </w:r>
       <w:r>
         <w:rPr>
           <w:lang w:val="en_US" w:bidi="en_US"/>
@@ -946,18 +766,12 @@
         </w:rPr>
         <w:t>" (</w:t>
       </w:r>
-      <w:hyperlink r:id="rId43">
-        <w:r>
-          <w:rPr>
-            <w:lang w:val="en_US" w:bidi="en_US"/>
-          </w:rPr>
-          <w:rPr>
-            <w:color w:val="0000EE"/>
-            <w:u w:val="single"/>
-          </w:rPr>
-          <w:t>1:11</w:t>
-        </w:r>
-      </w:hyperlink>
+      <w:r>
+        <w:rPr>
+          <w:lang w:val="en_US" w:bidi="en_US"/>
+        </w:rPr>
+        <w:t>1:11</w:t>
+      </w:r>
       <w:r>
         <w:rPr>
           <w:lang w:val="en_US" w:bidi="en_US"/>
@@ -990,18 +804,12 @@
         </w:rPr>
         <w:t>" (</w:t>
       </w:r>
-      <w:hyperlink r:id="rId44">
-        <w:r>
-          <w:rPr>
-            <w:lang w:val="en_US" w:bidi="en_US"/>
-          </w:rPr>
-          <w:rPr>
-            <w:color w:val="0000EE"/>
-            <w:u w:val="single"/>
-          </w:rPr>
-          <w:t>1:21</w:t>
-        </w:r>
-      </w:hyperlink>
+      <w:r>
+        <w:rPr>
+          <w:lang w:val="en_US" w:bidi="en_US"/>
+        </w:rPr>
+        <w:t>1:21</w:t>
+      </w:r>
       <w:r>
         <w:rPr>
           <w:lang w:val="en_US" w:bidi="en_US"/>
@@ -1020,18 +828,12 @@
         </w:rPr>
         <w:t>" (</w:t>
       </w:r>
-      <w:hyperlink r:id="rId45">
-        <w:r>
-          <w:rPr>
-            <w:lang w:val="en_US" w:bidi="en_US"/>
-          </w:rPr>
-          <w:rPr>
-            <w:color w:val="0000EE"/>
-            <w:u w:val="single"/>
-          </w:rPr>
-          <w:t>2:10</w:t>
-        </w:r>
-      </w:hyperlink>
+      <w:r>
+        <w:rPr>
+          <w:lang w:val="en_US" w:bidi="en_US"/>
+        </w:rPr>
+        <w:t>2:10</w:t>
+      </w:r>
       <w:r>
         <w:rPr>
           <w:lang w:val="en_US" w:bidi="en_US"/>
@@ -1052,54 +854,36 @@
         </w:rPr>
         <w:t>The scene then moves from the court of heaven to a human council. Three of Job’s friends come to show sympathy for him. For seven days, they sit with Job in silence. This seems to be a sincere effort to comfort him (</w:t>
       </w:r>
-      <w:hyperlink r:id="rId46">
-        <w:r>
-          <w:rPr>
-            <w:lang w:val="en_US" w:bidi="en_US"/>
-          </w:rPr>
-          <w:rPr>
-            <w:color w:val="0000EE"/>
-            <w:u w:val="single"/>
-          </w:rPr>
-          <w:t>2:11–13</w:t>
-        </w:r>
-      </w:hyperlink>
+      <w:r>
+        <w:rPr>
+          <w:lang w:val="en_US" w:bidi="en_US"/>
+        </w:rPr>
+        <w:t>2:11–13</w:t>
+      </w:r>
       <w:r>
         <w:rPr>
           <w:lang w:val="en_US" w:bidi="en_US"/>
         </w:rPr>
         <w:t>). But when Job speaks and shares his bitter complaint, his friends begin to criticize and condemn him (chapter</w:t>
       </w:r>
-      <w:hyperlink r:id="rId47">
-        <w:r>
-          <w:rPr>
-            <w:lang w:val="en_US" w:bidi="en_US"/>
-          </w:rPr>
-          <w:rPr>
-            <w:color w:val="0000EE"/>
-            <w:u w:val="single"/>
-          </w:rPr>
-          <w:t xml:space="preserve"> 3</w:t>
-        </w:r>
-      </w:hyperlink>
+      <w:r>
+        <w:rPr>
+          <w:lang w:val="en_US" w:bidi="en_US"/>
+        </w:rPr>
+        <w:t xml:space="preserve"> 3</w:t>
+      </w:r>
       <w:r>
         <w:rPr>
           <w:lang w:val="en_US" w:bidi="en_US"/>
         </w:rPr>
         <w:t>). They debate with Job in three rounds of speeches (chapters</w:t>
       </w:r>
-      <w:hyperlink r:id="rId48">
-        <w:r>
-          <w:rPr>
-            <w:lang w:val="en_US" w:bidi="en_US"/>
-          </w:rPr>
-          <w:rPr>
-            <w:color w:val="0000EE"/>
-            <w:u w:val="single"/>
-          </w:rPr>
-          <w:t xml:space="preserve"> 4–27</w:t>
-        </w:r>
-      </w:hyperlink>
+      <w:r>
+        <w:rPr>
+          <w:lang w:val="en_US" w:bidi="en_US"/>
+        </w:rPr>
+        <w:t xml:space="preserve"> 4–27</w:t>
+      </w:r>
       <w:r>
         <w:rPr>
           <w:lang w:val="en_US" w:bidi="en_US"/>
@@ -1134,54 +918,36 @@
         </w:rPr>
         <w:t xml:space="preserve">After Job and his friends finish their three rounds of dialogue, a poetic section praises God as the only source of wisdom (chapter </w:t>
       </w:r>
-      <w:hyperlink r:id="rId49">
-        <w:r>
-          <w:rPr>
-            <w:lang w:val="en_US" w:bidi="en_US"/>
-          </w:rPr>
-          <w:rPr>
-            <w:color w:val="0000EE"/>
-            <w:u w:val="single"/>
-          </w:rPr>
-          <w:t>28</w:t>
-        </w:r>
-      </w:hyperlink>
+      <w:r>
+        <w:rPr>
+          <w:lang w:val="en_US" w:bidi="en_US"/>
+        </w:rPr>
+        <w:t>28</w:t>
+      </w:r>
       <w:r>
         <w:rPr>
           <w:lang w:val="en_US" w:bidi="en_US"/>
         </w:rPr>
         <w:t xml:space="preserve">). Job then gives his final speech. He speaks about his misery and also defends his righteousness (chapters </w:t>
       </w:r>
-      <w:hyperlink r:id="rId50">
-        <w:r>
-          <w:rPr>
-            <w:lang w:val="en_US" w:bidi="en_US"/>
-          </w:rPr>
-          <w:rPr>
-            <w:color w:val="0000EE"/>
-            <w:u w:val="single"/>
-          </w:rPr>
-          <w:t>29–31</w:t>
-        </w:r>
-      </w:hyperlink>
+      <w:r>
+        <w:rPr>
+          <w:lang w:val="en_US" w:bidi="en_US"/>
+        </w:rPr>
+        <w:t>29–31</w:t>
+      </w:r>
       <w:r>
         <w:rPr>
           <w:lang w:val="en_US" w:bidi="en_US"/>
         </w:rPr>
         <w:t>). After this, his three friends stop answering him (</w:t>
       </w:r>
-      <w:hyperlink r:id="rId51">
-        <w:r>
-          <w:rPr>
-            <w:lang w:val="en_US" w:bidi="en_US"/>
-          </w:rPr>
-          <w:rPr>
-            <w:color w:val="0000EE"/>
-            <w:u w:val="single"/>
-          </w:rPr>
-          <w:t>32:1</w:t>
-        </w:r>
-      </w:hyperlink>
+      <w:r>
+        <w:rPr>
+          <w:lang w:val="en_US" w:bidi="en_US"/>
+        </w:rPr>
+        <w:t>32:1</w:t>
+      </w:r>
       <w:r>
         <w:rPr>
           <w:lang w:val="en_US" w:bidi="en_US"/>
@@ -1202,54 +968,36 @@
         </w:rPr>
         <w:t xml:space="preserve">Then Elihu speaks. He is a new voice in the book. Elihu continues the human struggle to explain why Job is suffering (chapters </w:t>
       </w:r>
-      <w:hyperlink r:id="rId52">
-        <w:r>
-          <w:rPr>
-            <w:lang w:val="en_US" w:bidi="en_US"/>
-          </w:rPr>
-          <w:rPr>
-            <w:color w:val="0000EE"/>
-            <w:u w:val="single"/>
-          </w:rPr>
-          <w:t>32–37</w:t>
-        </w:r>
-      </w:hyperlink>
+      <w:r>
+        <w:rPr>
+          <w:lang w:val="en_US" w:bidi="en_US"/>
+        </w:rPr>
+        <w:t>32–37</w:t>
+      </w:r>
       <w:r>
         <w:rPr>
           <w:lang w:val="en_US" w:bidi="en_US"/>
         </w:rPr>
         <w:t xml:space="preserve">). Finally, God comes to challenge Job (chapters </w:t>
       </w:r>
-      <w:hyperlink r:id="rId53">
-        <w:r>
-          <w:rPr>
-            <w:lang w:val="en_US" w:bidi="en_US"/>
-          </w:rPr>
-          <w:rPr>
-            <w:color w:val="0000EE"/>
-            <w:u w:val="single"/>
-          </w:rPr>
-          <w:t>38–41</w:t>
-        </w:r>
-      </w:hyperlink>
+      <w:r>
+        <w:rPr>
+          <w:lang w:val="en_US" w:bidi="en_US"/>
+        </w:rPr>
+        <w:t>38–41</w:t>
+      </w:r>
       <w:r>
         <w:rPr>
           <w:lang w:val="en_US" w:bidi="en_US"/>
         </w:rPr>
         <w:t>). God does not answer Job’s case directly. Instead, God asks Job many questions. These questions show God’s power and rule over all things. Job responds with repentance. He admits that he does not have the right to question God in this way (</w:t>
       </w:r>
-      <w:hyperlink r:id="rId54">
-        <w:r>
-          <w:rPr>
-            <w:lang w:val="en_US" w:bidi="en_US"/>
-          </w:rPr>
-          <w:rPr>
-            <w:color w:val="0000EE"/>
-            <w:u w:val="single"/>
-          </w:rPr>
-          <w:t>42:1–6</w:t>
-        </w:r>
-      </w:hyperlink>
+      <w:r>
+        <w:rPr>
+          <w:lang w:val="en_US" w:bidi="en_US"/>
+        </w:rPr>
+        <w:t>42:1–6</w:t>
+      </w:r>
       <w:r>
         <w:rPr>
           <w:lang w:val="en_US" w:bidi="en_US"/>
@@ -1270,18 +1018,12 @@
         </w:rPr>
         <w:t>In the final prose section, God again confirms that Job is righteous and faithful (</w:t>
       </w:r>
-      <w:hyperlink r:id="rId55">
-        <w:r>
-          <w:rPr>
-            <w:lang w:val="en_US" w:bidi="en_US"/>
-          </w:rPr>
-          <w:rPr>
-            <w:color w:val="0000EE"/>
-            <w:u w:val="single"/>
-          </w:rPr>
-          <w:t>42:7–17</w:t>
-        </w:r>
-      </w:hyperlink>
+      <w:r>
+        <w:rPr>
+          <w:lang w:val="en_US" w:bidi="en_US"/>
+        </w:rPr>
+        <w:t>42:7–17</w:t>
+      </w:r>
       <w:r>
         <w:rPr>
           <w:lang w:val="en_US" w:bidi="en_US"/>
@@ -1327,72 +1069,48 @@
         </w:rPr>
         <w:t xml:space="preserve">The poetic dialogues also show that Job is more than a simple historical record. But history can be told through poetry as well as through detailed narrative (see </w:t>
       </w:r>
-      <w:hyperlink r:id="rId56">
-        <w:r>
-          <w:rPr>
-            <w:lang w:val="en_US" w:bidi="en_US"/>
-          </w:rPr>
-          <w:rPr>
-            <w:color w:val="0000EE"/>
-            <w:u w:val="single"/>
-          </w:rPr>
-          <w:t>Exodus 14:21–31</w:t>
-        </w:r>
-      </w:hyperlink>
+      <w:r>
+        <w:rPr>
+          <w:lang w:val="en_US" w:bidi="en_US"/>
+        </w:rPr>
+        <w:t>Exodus 14:21–31</w:t>
+      </w:r>
       <w:r>
         <w:rPr>
           <w:lang w:val="en_US" w:bidi="en_US"/>
         </w:rPr>
         <w:t xml:space="preserve">; </w:t>
       </w:r>
-      <w:hyperlink r:id="rId57">
-        <w:r>
-          <w:rPr>
-            <w:lang w:val="en_US" w:bidi="en_US"/>
-          </w:rPr>
-          <w:rPr>
-            <w:color w:val="0000EE"/>
-            <w:u w:val="single"/>
-          </w:rPr>
-          <w:t>15:1–12</w:t>
-        </w:r>
-      </w:hyperlink>
+      <w:r>
+        <w:rPr>
+          <w:lang w:val="en_US" w:bidi="en_US"/>
+        </w:rPr>
+        <w:t>15:1–12</w:t>
+      </w:r>
       <w:r>
         <w:rPr>
           <w:lang w:val="en_US" w:bidi="en_US"/>
         </w:rPr>
         <w:t xml:space="preserve">; </w:t>
       </w:r>
-      <w:hyperlink r:id="rId58">
-        <w:r>
-          <w:rPr>
-            <w:lang w:val="en_US" w:bidi="en_US"/>
-          </w:rPr>
-          <w:rPr>
-            <w:color w:val="0000EE"/>
-            <w:u w:val="single"/>
-          </w:rPr>
-          <w:t>Psalms 78</w:t>
-        </w:r>
-      </w:hyperlink>
+      <w:r>
+        <w:rPr>
+          <w:lang w:val="en_US" w:bidi="en_US"/>
+        </w:rPr>
+        <w:t>Psalms 78</w:t>
+      </w:r>
       <w:r>
         <w:rPr>
           <w:lang w:val="en_US" w:bidi="en_US"/>
         </w:rPr>
         <w:t xml:space="preserve">; </w:t>
       </w:r>
-      <w:hyperlink r:id="rId59">
-        <w:r>
-          <w:rPr>
-            <w:lang w:val="en_US" w:bidi="en_US"/>
-          </w:rPr>
-          <w:rPr>
-            <w:color w:val="0000EE"/>
-            <w:u w:val="single"/>
-          </w:rPr>
-          <w:t>105</w:t>
-        </w:r>
-      </w:hyperlink>
+      <w:r>
+        <w:rPr>
+          <w:lang w:val="en_US" w:bidi="en_US"/>
+        </w:rPr>
+        <w:t>105</w:t>
+      </w:r>
       <w:r>
         <w:rPr>
           <w:lang w:val="en_US" w:bidi="en_US"/>
@@ -1413,54 +1131,36 @@
         </w:rPr>
         <w:t>Other parts of the Bible suggest that Job was a historical person. The prophet Ezekiel and the apostle James both refer to Job as an example of "righteousness" and "perseverance" (</w:t>
       </w:r>
-      <w:hyperlink r:id="rId60">
-        <w:r>
-          <w:rPr>
-            <w:lang w:val="en_US" w:bidi="en_US"/>
-          </w:rPr>
-          <w:rPr>
-            <w:color w:val="0000EE"/>
-            <w:u w:val="single"/>
-          </w:rPr>
-          <w:t>Ezekiel 14:14</w:t>
-        </w:r>
-      </w:hyperlink>
+      <w:r>
+        <w:rPr>
+          <w:lang w:val="en_US" w:bidi="en_US"/>
+        </w:rPr>
+        <w:t>Ezekiel 14:14</w:t>
+      </w:r>
       <w:r>
         <w:rPr>
           <w:lang w:val="en_US" w:bidi="en_US"/>
         </w:rPr>
         <w:t xml:space="preserve">, </w:t>
       </w:r>
-      <w:hyperlink r:id="rId61">
-        <w:r>
-          <w:rPr>
-            <w:lang w:val="en_US" w:bidi="en_US"/>
-          </w:rPr>
-          <w:rPr>
-            <w:color w:val="0000EE"/>
-            <w:u w:val="single"/>
-          </w:rPr>
-          <w:t>20</w:t>
-        </w:r>
-      </w:hyperlink>
+      <w:r>
+        <w:rPr>
+          <w:lang w:val="en_US" w:bidi="en_US"/>
+        </w:rPr>
+        <w:t>20</w:t>
+      </w:r>
       <w:r>
         <w:rPr>
           <w:lang w:val="en_US" w:bidi="en_US"/>
         </w:rPr>
         <w:t xml:space="preserve">; </w:t>
       </w:r>
-      <w:hyperlink r:id="rId62">
-        <w:r>
-          <w:rPr>
-            <w:lang w:val="en_US" w:bidi="en_US"/>
-          </w:rPr>
-          <w:rPr>
-            <w:color w:val="0000EE"/>
-            <w:u w:val="single"/>
-          </w:rPr>
-          <w:t>James 5:11</w:t>
-        </w:r>
-      </w:hyperlink>
+      <w:r>
+        <w:rPr>
+          <w:lang w:val="en_US" w:bidi="en_US"/>
+        </w:rPr>
+        <w:t>James 5:11</w:t>
+      </w:r>
       <w:r>
         <w:rPr>
           <w:lang w:val="en_US" w:bidi="en_US"/>
@@ -1548,54 +1248,36 @@
         </w:rPr>
         <w:t xml:space="preserve">The author seems to have been a wise teacher. He knew how to use proverbs (short sayings that teach wisdom; for example, </w:t>
       </w:r>
-      <w:hyperlink r:id="rId63">
-        <w:r>
-          <w:rPr>
-            <w:lang w:val="en_US" w:bidi="en_US"/>
-          </w:rPr>
-          <w:rPr>
-            <w:color w:val="0000EE"/>
-            <w:u w:val="single"/>
-          </w:rPr>
-          <w:t>4:2</w:t>
-        </w:r>
-      </w:hyperlink>
+      <w:r>
+        <w:rPr>
+          <w:lang w:val="en_US" w:bidi="en_US"/>
+        </w:rPr>
+        <w:t>4:2</w:t>
+      </w:r>
       <w:r>
         <w:rPr>
           <w:lang w:val="en_US" w:bidi="en_US"/>
         </w:rPr>
         <w:t xml:space="preserve">; </w:t>
       </w:r>
-      <w:hyperlink r:id="rId64">
-        <w:r>
-          <w:rPr>
-            <w:lang w:val="en_US" w:bidi="en_US"/>
-          </w:rPr>
-          <w:rPr>
-            <w:color w:val="0000EE"/>
-            <w:u w:val="single"/>
-          </w:rPr>
-          <w:t>6:5–6</w:t>
-        </w:r>
-      </w:hyperlink>
+      <w:r>
+        <w:rPr>
+          <w:lang w:val="en_US" w:bidi="en_US"/>
+        </w:rPr>
+        <w:t>6:5–6</w:t>
+      </w:r>
       <w:r>
         <w:rPr>
           <w:lang w:val="en_US" w:bidi="en_US"/>
         </w:rPr>
         <w:t xml:space="preserve">). He also knew how to use rhetorical questions (questions asked to make a point; for example, </w:t>
       </w:r>
-      <w:hyperlink r:id="rId65">
-        <w:r>
-          <w:rPr>
-            <w:lang w:val="en_US" w:bidi="en_US"/>
-          </w:rPr>
-          <w:rPr>
-            <w:color w:val="0000EE"/>
-            <w:u w:val="single"/>
-          </w:rPr>
-          <w:t>21:29</w:t>
-        </w:r>
-      </w:hyperlink>
+      <w:r>
+        <w:rPr>
+          <w:lang w:val="en_US" w:bidi="en_US"/>
+        </w:rPr>
+        <w:t>21:29</w:t>
+      </w:r>
       <w:r>
         <w:rPr>
           <w:lang w:val="en_US" w:bidi="en_US"/>
@@ -1616,72 +1298,48 @@
         </w:rPr>
         <w:t>The date of Job cannot be known with certainty. The book does not give clear evidence from the events or people it mentions. The earliest other biblical reference to Job comes during the exile (</w:t>
       </w:r>
-      <w:hyperlink r:id="rId60">
-        <w:r>
-          <w:rPr>
-            <w:lang w:val="en_US" w:bidi="en_US"/>
-          </w:rPr>
-          <w:rPr>
-            <w:color w:val="0000EE"/>
-            <w:u w:val="single"/>
-          </w:rPr>
-          <w:t>Ezekiel 14:14</w:t>
-        </w:r>
-      </w:hyperlink>
+      <w:r>
+        <w:rPr>
+          <w:lang w:val="en_US" w:bidi="en_US"/>
+        </w:rPr>
+        <w:t>Ezekiel 14:14</w:t>
+      </w:r>
       <w:r>
         <w:rPr>
           <w:lang w:val="en_US" w:bidi="en_US"/>
         </w:rPr>
         <w:t xml:space="preserve">, </w:t>
       </w:r>
-      <w:hyperlink r:id="rId61">
-        <w:r>
-          <w:rPr>
-            <w:lang w:val="en_US" w:bidi="en_US"/>
-          </w:rPr>
-          <w:rPr>
-            <w:color w:val="0000EE"/>
-            <w:u w:val="single"/>
-          </w:rPr>
-          <w:t>20</w:t>
-        </w:r>
-      </w:hyperlink>
+      <w:r>
+        <w:rPr>
+          <w:lang w:val="en_US" w:bidi="en_US"/>
+        </w:rPr>
+        <w:t>20</w:t>
+      </w:r>
       <w:r>
         <w:rPr>
           <w:lang w:val="en_US" w:bidi="en_US"/>
         </w:rPr>
         <w:t xml:space="preserve">). The book also cannot be dated with certainty from its teachings about God. These ideas do not point clearly to one time period. Its connection to other Old Testament texts also does not give a certain date (for example, compare </w:t>
       </w:r>
-      <w:hyperlink r:id="rId66">
-        <w:r>
-          <w:rPr>
-            <w:lang w:val="en_US" w:bidi="en_US"/>
-          </w:rPr>
-          <w:rPr>
-            <w:color w:val="0000EE"/>
-            <w:u w:val="single"/>
-          </w:rPr>
-          <w:t>3:3–10</w:t>
-        </w:r>
-      </w:hyperlink>
+      <w:r>
+        <w:rPr>
+          <w:lang w:val="en_US" w:bidi="en_US"/>
+        </w:rPr>
+        <w:t>3:3–10</w:t>
+      </w:r>
       <w:r>
         <w:rPr>
           <w:lang w:val="en_US" w:bidi="en_US"/>
         </w:rPr>
         <w:t xml:space="preserve">; </w:t>
       </w:r>
-      <w:hyperlink r:id="rId67">
-        <w:r>
-          <w:rPr>
-            <w:lang w:val="en_US" w:bidi="en_US"/>
-          </w:rPr>
-          <w:rPr>
-            <w:color w:val="0000EE"/>
-            <w:u w:val="single"/>
-          </w:rPr>
-          <w:t>Jeremiah 20:14–18</w:t>
-        </w:r>
-      </w:hyperlink>
+      <w:r>
+        <w:rPr>
+          <w:lang w:val="en_US" w:bidi="en_US"/>
+        </w:rPr>
+        <w:t>Jeremiah 20:14–18</w:t>
+      </w:r>
       <w:r>
         <w:rPr>
           <w:lang w:val="en_US" w:bidi="en_US"/>
@@ -1902,18 +1560,12 @@
         </w:rPr>
         <w:t xml:space="preserve">The sufferer in the “Babylonian Theodicy” threatens to leave his faith and stop obeying. Yet he ends by asking his god and goddess for help. Job remains faithful to the Lord throughout his suffering (for example, </w:t>
       </w:r>
-      <w:hyperlink r:id="rId68">
-        <w:r>
-          <w:rPr>
-            <w:lang w:val="en_US" w:bidi="en_US"/>
-          </w:rPr>
-          <w:rPr>
-            <w:color w:val="0000EE"/>
-            <w:u w:val="single"/>
-          </w:rPr>
-          <w:t>Job 13:15–16</w:t>
-        </w:r>
-      </w:hyperlink>
+      <w:r>
+        <w:rPr>
+          <w:lang w:val="en_US" w:bidi="en_US"/>
+        </w:rPr>
+        <w:t>Job 13:15–16</w:t>
+      </w:r>
       <w:r>
         <w:rPr>
           <w:lang w:val="en_US" w:bidi="en_US"/>
@@ -2012,54 +1664,36 @@
         </w:rPr>
         <w:t xml:space="preserve">It is easy to agree with Job’s three friends and deny that Job is innocent. Some New Testament passages say that no human being is righteous apart from God’s grace (for example, </w:t>
       </w:r>
-      <w:hyperlink r:id="rId69">
-        <w:r>
-          <w:rPr>
-            <w:lang w:val="en_US" w:bidi="en_US"/>
-          </w:rPr>
-          <w:rPr>
-            <w:color w:val="0000EE"/>
-            <w:u w:val="single"/>
-          </w:rPr>
-          <w:t>Romans 3:10</w:t>
-        </w:r>
-      </w:hyperlink>
+      <w:r>
+        <w:rPr>
+          <w:lang w:val="en_US" w:bidi="en_US"/>
+        </w:rPr>
+        <w:t>Romans 3:10</w:t>
+      </w:r>
       <w:r>
         <w:rPr>
           <w:lang w:val="en_US" w:bidi="en_US"/>
         </w:rPr>
         <w:t xml:space="preserve">, </w:t>
       </w:r>
-      <w:hyperlink r:id="rId70">
-        <w:r>
-          <w:rPr>
-            <w:lang w:val="en_US" w:bidi="en_US"/>
-          </w:rPr>
-          <w:rPr>
-            <w:color w:val="0000EE"/>
-            <w:u w:val="single"/>
-          </w:rPr>
-          <w:t>23</w:t>
-        </w:r>
-      </w:hyperlink>
+      <w:r>
+        <w:rPr>
+          <w:lang w:val="en_US" w:bidi="en_US"/>
+        </w:rPr>
+        <w:t>23</w:t>
+      </w:r>
       <w:r>
         <w:rPr>
           <w:lang w:val="en_US" w:bidi="en_US"/>
         </w:rPr>
         <w:t xml:space="preserve">; </w:t>
       </w:r>
-      <w:hyperlink r:id="rId71">
-        <w:r>
-          <w:rPr>
-            <w:lang w:val="en_US" w:bidi="en_US"/>
-          </w:rPr>
-          <w:rPr>
-            <w:color w:val="0000EE"/>
-            <w:u w:val="single"/>
-          </w:rPr>
-          <w:t>Luke 18:19</w:t>
-        </w:r>
-      </w:hyperlink>
+      <w:r>
+        <w:rPr>
+          <w:lang w:val="en_US" w:bidi="en_US"/>
+        </w:rPr>
+        <w:t>Luke 18:19</w:t>
+      </w:r>
       <w:r>
         <w:rPr>
           <w:lang w:val="en_US" w:bidi="en_US"/>
@@ -2108,90 +1742,60 @@
         </w:rPr>
         <w:t>The book of Job follows the basic beliefs of Israel’s faith in the Old Testament. Job and the other speakers take seriously the covenant (God’s binding agreement with his people). They believe that God blesses obedience and judges disobedience (</w:t>
       </w:r>
-      <w:hyperlink r:id="rId72">
-        <w:r>
-          <w:rPr>
-            <w:lang w:val="en_US" w:bidi="en_US"/>
-          </w:rPr>
-          <w:rPr>
-            <w:color w:val="0000EE"/>
-            <w:u w:val="single"/>
-          </w:rPr>
-          <w:t>Leviticus 26</w:t>
-        </w:r>
-      </w:hyperlink>
+      <w:r>
+        <w:rPr>
+          <w:lang w:val="en_US" w:bidi="en_US"/>
+        </w:rPr>
+        <w:t>Leviticus 26</w:t>
+      </w:r>
       <w:r>
         <w:rPr>
           <w:lang w:val="en_US" w:bidi="en_US"/>
         </w:rPr>
         <w:t xml:space="preserve">; </w:t>
       </w:r>
-      <w:hyperlink r:id="rId73">
-        <w:r>
-          <w:rPr>
-            <w:lang w:val="en_US" w:bidi="en_US"/>
-          </w:rPr>
-          <w:rPr>
-            <w:color w:val="0000EE"/>
-            <w:u w:val="single"/>
-          </w:rPr>
-          <w:t>Deuteronomy 28</w:t>
-        </w:r>
-      </w:hyperlink>
+      <w:r>
+        <w:rPr>
+          <w:lang w:val="en_US" w:bidi="en_US"/>
+        </w:rPr>
+        <w:t>Deuteronomy 28</w:t>
+      </w:r>
       <w:r>
         <w:rPr>
           <w:lang w:val="en_US" w:bidi="en_US"/>
         </w:rPr>
         <w:t>). They also believe that people often receive the results of their actions in this life (</w:t>
       </w:r>
-      <w:hyperlink r:id="rId74">
-        <w:r>
-          <w:rPr>
-            <w:lang w:val="en_US" w:bidi="en_US"/>
-          </w:rPr>
-          <w:rPr>
-            <w:color w:val="0000EE"/>
-            <w:u w:val="single"/>
-          </w:rPr>
-          <w:t>Psalm 34:11–22</w:t>
-        </w:r>
-      </w:hyperlink>
+      <w:r>
+        <w:rPr>
+          <w:lang w:val="en_US" w:bidi="en_US"/>
+        </w:rPr>
+        <w:t>Psalm 34:11–22</w:t>
+      </w:r>
       <w:r>
         <w:rPr>
           <w:lang w:val="en_US" w:bidi="en_US"/>
         </w:rPr>
         <w:t xml:space="preserve">; see also </w:t>
       </w:r>
-      <w:hyperlink r:id="rId75">
-        <w:r>
-          <w:rPr>
-            <w:lang w:val="en_US" w:bidi="en_US"/>
-          </w:rPr>
-          <w:rPr>
-            <w:color w:val="0000EE"/>
-            <w:u w:val="single"/>
-          </w:rPr>
-          <w:t>Galatians 6:7</w:t>
-        </w:r>
-      </w:hyperlink>
+      <w:r>
+        <w:rPr>
+          <w:lang w:val="en_US" w:bidi="en_US"/>
+        </w:rPr>
+        <w:t>Galatians 6:7</w:t>
+      </w:r>
       <w:r>
         <w:rPr>
           <w:lang w:val="en_US" w:bidi="en_US"/>
         </w:rPr>
         <w:t xml:space="preserve">; </w:t>
       </w:r>
-      <w:hyperlink r:id="rId76">
-        <w:r>
-          <w:rPr>
-            <w:lang w:val="en_US" w:bidi="en_US"/>
-          </w:rPr>
-          <w:rPr>
-            <w:color w:val="0000EE"/>
-            <w:u w:val="single"/>
-          </w:rPr>
-          <w:t>1 Peter 3:10</w:t>
-        </w:r>
-      </w:hyperlink>
+      <w:r>
+        <w:rPr>
+          <w:lang w:val="en_US" w:bidi="en_US"/>
+        </w:rPr>
+        <w:t>1 Peter 3:10</w:t>
+      </w:r>
       <w:r>
         <w:rPr>
           <w:lang w:val="en_US" w:bidi="en_US"/>
@@ -2244,18 +1848,12 @@
         </w:rPr>
         <w:t xml:space="preserve">It may be punishment for sin (for example, </w:t>
       </w:r>
-      <w:hyperlink r:id="rId77">
-        <w:r>
-          <w:rPr>
-            <w:lang w:val="en_US" w:bidi="en_US"/>
-          </w:rPr>
-          <w:rPr>
-            <w:color w:val="0000EE"/>
-            <w:u w:val="single"/>
-          </w:rPr>
-          <w:t>Job 4:7–9</w:t>
-        </w:r>
-      </w:hyperlink>
+      <w:r>
+        <w:rPr>
+          <w:lang w:val="en_US" w:bidi="en_US"/>
+        </w:rPr>
+        <w:t>Job 4:7–9</w:t>
+      </w:r>
       <w:r>
         <w:rPr>
           <w:lang w:val="en_US" w:bidi="en_US"/>
@@ -2280,18 +1878,12 @@
         </w:rPr>
         <w:t xml:space="preserve">It may be part of human life, because people are weak and tend toward sin (for example, </w:t>
       </w:r>
-      <w:hyperlink r:id="rId78">
-        <w:r>
-          <w:rPr>
-            <w:lang w:val="en_US" w:bidi="en_US"/>
-          </w:rPr>
-          <w:rPr>
-            <w:color w:val="0000EE"/>
-            <w:u w:val="single"/>
-          </w:rPr>
-          <w:t>15:14–16</w:t>
-        </w:r>
-      </w:hyperlink>
+      <w:r>
+        <w:rPr>
+          <w:lang w:val="en_US" w:bidi="en_US"/>
+        </w:rPr>
+        <w:t>15:14–16</w:t>
+      </w:r>
       <w:r>
         <w:rPr>
           <w:lang w:val="en_US" w:bidi="en_US"/>
@@ -2316,90 +1908,60 @@
         </w:rPr>
         <w:t xml:space="preserve">It may be God’s discipline, which means his correction and training (for example, </w:t>
       </w:r>
-      <w:hyperlink r:id="rId79">
-        <w:r>
-          <w:rPr>
-            <w:lang w:val="en_US" w:bidi="en_US"/>
-          </w:rPr>
-          <w:rPr>
-            <w:color w:val="0000EE"/>
-            <w:u w:val="single"/>
-          </w:rPr>
-          <w:t>5:17–18</w:t>
-        </w:r>
-      </w:hyperlink>
+      <w:r>
+        <w:rPr>
+          <w:lang w:val="en_US" w:bidi="en_US"/>
+        </w:rPr>
+        <w:t>5:17–18</w:t>
+      </w:r>
       <w:r>
         <w:rPr>
           <w:lang w:val="en_US" w:bidi="en_US"/>
         </w:rPr>
         <w:t xml:space="preserve">; </w:t>
       </w:r>
-      <w:hyperlink r:id="rId80">
-        <w:r>
-          <w:rPr>
-            <w:lang w:val="en_US" w:bidi="en_US"/>
-          </w:rPr>
-          <w:rPr>
-            <w:color w:val="0000EE"/>
-            <w:u w:val="single"/>
-          </w:rPr>
-          <w:t>33:15–28</w:t>
-        </w:r>
-      </w:hyperlink>
+      <w:r>
+        <w:rPr>
+          <w:lang w:val="en_US" w:bidi="en_US"/>
+        </w:rPr>
+        <w:t>33:15–28</w:t>
+      </w:r>
       <w:r>
         <w:rPr>
           <w:lang w:val="en_US" w:bidi="en_US"/>
         </w:rPr>
         <w:t xml:space="preserve">; </w:t>
       </w:r>
-      <w:hyperlink r:id="rId81">
-        <w:r>
-          <w:rPr>
-            <w:lang w:val="en_US" w:bidi="en_US"/>
-          </w:rPr>
-          <w:rPr>
-            <w:color w:val="0000EE"/>
-            <w:u w:val="single"/>
-          </w:rPr>
-          <w:t>36:8–15</w:t>
-        </w:r>
-      </w:hyperlink>
+      <w:r>
+        <w:rPr>
+          <w:lang w:val="en_US" w:bidi="en_US"/>
+        </w:rPr>
+        <w:t>36:8–15</w:t>
+      </w:r>
       <w:r>
         <w:rPr>
           <w:lang w:val="en_US" w:bidi="en_US"/>
         </w:rPr>
         <w:t xml:space="preserve">; see </w:t>
       </w:r>
-      <w:hyperlink r:id="rId82">
-        <w:r>
-          <w:rPr>
-            <w:lang w:val="en_US" w:bidi="en_US"/>
-          </w:rPr>
-          <w:rPr>
-            <w:color w:val="0000EE"/>
-            <w:u w:val="single"/>
-          </w:rPr>
-          <w:t>Proverbs 3:11</w:t>
-        </w:r>
-      </w:hyperlink>
+      <w:r>
+        <w:rPr>
+          <w:lang w:val="en_US" w:bidi="en_US"/>
+        </w:rPr>
+        <w:t>Proverbs 3:11</w:t>
+      </w:r>
       <w:r>
         <w:rPr>
           <w:lang w:val="en_US" w:bidi="en_US"/>
         </w:rPr>
         <w:t xml:space="preserve">; </w:t>
       </w:r>
-      <w:hyperlink r:id="rId83">
-        <w:r>
-          <w:rPr>
-            <w:lang w:val="en_US" w:bidi="en_US"/>
-          </w:rPr>
-          <w:rPr>
-            <w:color w:val="0000EE"/>
-            <w:u w:val="single"/>
-          </w:rPr>
-          <w:t>Hebrews 12:2–13</w:t>
-        </w:r>
-      </w:hyperlink>
+      <w:r>
+        <w:rPr>
+          <w:lang w:val="en_US" w:bidi="en_US"/>
+        </w:rPr>
+        <w:t>Hebrews 12:2–13</w:t>
+      </w:r>
       <w:r>
         <w:rPr>
           <w:lang w:val="en_US" w:bidi="en_US"/>
@@ -2424,54 +1986,36 @@
         </w:rPr>
         <w:t xml:space="preserve">It may be part of God’s mysterious plan (for example, </w:t>
       </w:r>
-      <w:hyperlink r:id="rId84">
-        <w:r>
-          <w:rPr>
-            <w:lang w:val="en_US" w:bidi="en_US"/>
-          </w:rPr>
-          <w:rPr>
-            <w:color w:val="0000EE"/>
-            <w:u w:val="single"/>
-          </w:rPr>
-          <w:t>Job 11:7–8</w:t>
-        </w:r>
-      </w:hyperlink>
+      <w:r>
+        <w:rPr>
+          <w:lang w:val="en_US" w:bidi="en_US"/>
+        </w:rPr>
+        <w:t>Job 11:7–8</w:t>
+      </w:r>
       <w:r>
         <w:rPr>
           <w:lang w:val="en_US" w:bidi="en_US"/>
         </w:rPr>
         <w:t xml:space="preserve">; </w:t>
       </w:r>
-      <w:hyperlink r:id="rId85">
-        <w:r>
-          <w:rPr>
-            <w:lang w:val="en_US" w:bidi="en_US"/>
-          </w:rPr>
-          <w:rPr>
-            <w:color w:val="0000EE"/>
-            <w:u w:val="single"/>
-          </w:rPr>
-          <w:t>37:19</w:t>
-        </w:r>
-      </w:hyperlink>
+      <w:r>
+        <w:rPr>
+          <w:lang w:val="en_US" w:bidi="en_US"/>
+        </w:rPr>
+        <w:t>37:19</w:t>
+      </w:r>
       <w:r>
         <w:rPr>
           <w:lang w:val="en_US" w:bidi="en_US"/>
         </w:rPr>
         <w:t xml:space="preserve">, </w:t>
       </w:r>
-      <w:hyperlink r:id="rId86">
-        <w:r>
-          <w:rPr>
-            <w:lang w:val="en_US" w:bidi="en_US"/>
-          </w:rPr>
-          <w:rPr>
-            <w:color w:val="0000EE"/>
-            <w:u w:val="single"/>
-          </w:rPr>
-          <w:t>23</w:t>
-        </w:r>
-      </w:hyperlink>
+      <w:r>
+        <w:rPr>
+          <w:lang w:val="en_US" w:bidi="en_US"/>
+        </w:rPr>
+        <w:t>23</w:t>
+      </w:r>
       <w:r>
         <w:rPr>
           <w:lang w:val="en_US" w:bidi="en_US"/>
@@ -2496,18 +2040,12 @@
         </w:rPr>
         <w:t xml:space="preserve">Or it may be a test on earth that answers a question raised in heaven (for example, </w:t>
       </w:r>
-      <w:hyperlink r:id="rId87">
-        <w:r>
-          <w:rPr>
-            <w:lang w:val="en_US" w:bidi="en_US"/>
-          </w:rPr>
-          <w:rPr>
-            <w:color w:val="0000EE"/>
-            <w:u w:val="single"/>
-          </w:rPr>
-          <w:t>1:6–12</w:t>
-        </w:r>
-      </w:hyperlink>
+      <w:r>
+        <w:rPr>
+          <w:lang w:val="en_US" w:bidi="en_US"/>
+        </w:rPr>
+        <w:t>1:6–12</w:t>
+      </w:r>
       <w:r>
         <w:rPr>
           <w:lang w:val="en_US" w:bidi="en_US"/>
@@ -2556,18 +2094,12 @@
         </w:rPr>
         <w:t>The book of Job gives a complex picture of God. God could have rejected Satan’s challenge because he had nothing to prove. Yet God chose to allow the test. In the end, God shows his power and defeats Satan through Job’s faithfulness. God never explains to Job what was happening in heaven. Instead, God challenges Job’s right to question whether God’s justice is right and trustworthy (</w:t>
       </w:r>
-      <w:hyperlink r:id="rId88">
-        <w:r>
-          <w:rPr>
-            <w:lang w:val="en_US" w:bidi="en_US"/>
-          </w:rPr>
-          <w:rPr>
-            <w:color w:val="0000EE"/>
-            <w:u w:val="single"/>
-          </w:rPr>
-          <w:t>40:8</w:t>
-        </w:r>
-      </w:hyperlink>
+      <w:r>
+        <w:rPr>
+          <w:lang w:val="en_US" w:bidi="en_US"/>
+        </w:rPr>
+        <w:t>40:8</w:t>
+      </w:r>
       <w:r>
         <w:rPr>
           <w:lang w:val="en_US" w:bidi="en_US"/>
@@ -2614,18 +2146,12 @@
         </w:rPr>
         <w:t>” (</w:t>
       </w:r>
-      <w:hyperlink r:id="rId89">
-        <w:r>
-          <w:rPr>
-            <w:lang w:val="en_US" w:bidi="en_US"/>
-          </w:rPr>
-          <w:rPr>
-            <w:color w:val="0000EE"/>
-            <w:u w:val="single"/>
-          </w:rPr>
-          <w:t>42:5</w:t>
-        </w:r>
-      </w:hyperlink>
+      <w:r>
+        <w:rPr>
+          <w:lang w:val="en_US" w:bidi="en_US"/>
+        </w:rPr>
+        <w:t>42:5</w:t>
+      </w:r>
       <w:r>
         <w:rPr>
           <w:lang w:val="en_US" w:bidi="en_US"/>
